--- a/agent foundations/Agent Foundations module.docx
+++ b/agent foundations/Agent Foundations module.docx
@@ -82,7 +82,7 @@
         <w:pStyle w:val="FirstParagraph"/>
       </w:pPr>
       <w:r>
-        <w:t xml:space="preserve">Daniel C wrote and taught the module. Satya Benson (Williams College) contributed to the content. The pre-reading topics, fundamental readings, exercises, and lecture slides referenced below are part of the module package.</w:t>
+        <w:t xml:space="preserve">Daniel C wrote and taught the module. Satya Benson (Williams College) contributed to the content. The pre-reading topics, fundamental readings, exercises, lecture slides, and daily-checkpoint form are linked in the Content section below.</w:t>
       </w:r>
     </w:p>
     <w:bookmarkEnd w:id="20"/>
@@ -370,7 +370,7 @@
       </w:r>
     </w:p>
     <w:bookmarkEnd w:id="22"/>
-    <w:bookmarkStart w:id="57" w:name="content"/>
+    <w:bookmarkStart w:id="61" w:name="content"/>
     <w:p>
       <w:pPr>
         <w:pStyle w:val="Heading1"/>
@@ -384,25 +384,41 @@
         <w:pStyle w:val="FirstParagraph"/>
       </w:pPr>
       <w:r>
-        <w:t xml:space="preserve">Slides: the Agent Foundations lecture deck (PDF and editable LaTeX in the module package). Exercise sheet and worked solutions:</w:t>
-      </w:r>
-      <w:r>
-        <w:t xml:space="preserve"> </w:t>
-      </w:r>
-      <w:r>
-        <w:rPr>
-          <w:rStyle w:val="VerbatimChar"/>
-        </w:rPr>
-        <w:t xml:space="preserve">Agency_exercise_V2.pdf</w:t>
-      </w:r>
-      <w:r>
-        <w:t xml:space="preserve"> </w:t>
-      </w:r>
-      <w:r>
-        <w:t xml:space="preserve">and the solutions set in the package.</w:t>
-      </w:r>
-    </w:p>
-    <w:bookmarkStart w:id="25" w:name="fast-track"/>
+        <w:t xml:space="preserve">Slides:</w:t>
+      </w:r>
+      <w:r>
+        <w:t xml:space="preserve"> </w:t>
+      </w:r>
+      <w:hyperlink r:id="rId23">
+        <w:r>
+          <w:rPr>
+            <w:rStyle w:val="Hyperlink"/>
+          </w:rPr>
+          <w:t xml:space="preserve">Agent Foundations lecture slides</w:t>
+        </w:r>
+      </w:hyperlink>
+      <w:r>
+        <w:t xml:space="preserve">. Exercise sheet:</w:t>
+      </w:r>
+      <w:r>
+        <w:t xml:space="preserve"> </w:t>
+      </w:r>
+      <w:hyperlink r:id="rId24">
+        <w:r>
+          <w:rPr>
+            <w:rStyle w:val="Hyperlink"/>
+          </w:rPr>
+          <w:t xml:space="preserve">Agency exercises</w:t>
+        </w:r>
+      </w:hyperlink>
+      <w:r>
+        <w:t xml:space="preserve"> </w:t>
+      </w:r>
+      <w:r>
+        <w:t xml:space="preserve">(worked solutions available to instructors).</w:t>
+      </w:r>
+    </w:p>
+    <w:bookmarkStart w:id="27" w:name="fast-track"/>
     <w:p>
       <w:pPr>
         <w:pStyle w:val="Heading2"/>
@@ -463,7 +479,7 @@
       <w:r>
         <w:t xml:space="preserve"> </w:t>
       </w:r>
-      <w:hyperlink r:id="rId23">
+      <w:hyperlink r:id="rId25">
         <w:r>
           <w:rPr>
             <w:rStyle w:val="Hyperlink"/>
@@ -480,7 +496,7 @@
       <w:r>
         <w:t xml:space="preserve"> </w:t>
       </w:r>
-      <w:hyperlink r:id="rId24">
+      <w:hyperlink r:id="rId26">
         <w:r>
           <w:rPr>
             <w:rStyle w:val="Hyperlink"/>
@@ -537,8 +553,8 @@
         <w:t xml:space="preserve">Skim the takeaways at the end of each strand summary.</w:t>
       </w:r>
     </w:p>
-    <w:bookmarkEnd w:id="25"/>
-    <w:bookmarkStart w:id="34" w:name="main-content"/>
+    <w:bookmarkEnd w:id="27"/>
+    <w:bookmarkStart w:id="38" w:name="main-content"/>
     <w:p>
       <w:pPr>
         <w:pStyle w:val="Heading2"/>
@@ -620,7 +636,7 @@
         <w:t xml:space="preserve">.</w:t>
       </w:r>
     </w:p>
-    <w:bookmarkStart w:id="26" w:name="morning-lecture"/>
+    <w:bookmarkStart w:id="28" w:name="morning-lecture"/>
     <w:p>
       <w:pPr>
         <w:pStyle w:val="Heading3"/>
@@ -895,8 +911,8 @@
         <w:t xml:space="preserve">: part of the world, made of the same pieces, smaller than its environment, with no crisp boundary, and able to be copied, modified, or to model itself. Embeddedness is what makes self-improvement, multi-agent reasoning about copies, and self-reference unavoidable, and it is what the rest of the day is about.</w:t>
       </w:r>
     </w:p>
-    <w:bookmarkEnd w:id="26"/>
-    <w:bookmarkStart w:id="27" w:name="the-six-strands-pre-reading-tracks"/>
+    <w:bookmarkEnd w:id="28"/>
+    <w:bookmarkStart w:id="30" w:name="the-six-strands-pre-reading-tracks"/>
     <w:p>
       <w:pPr>
         <w:pStyle w:val="Heading3"/>
@@ -1657,7 +1673,21 @@
         <w:t xml:space="preserve"> </w:t>
       </w:r>
       <w:r>
-        <w:t xml:space="preserve">A self-contained 31-page note developing this strand is included in the module package.</w:t>
+        <w:t xml:space="preserve">A self-contained note developing this strand,</w:t>
+      </w:r>
+      <w:r>
+        <w:t xml:space="preserve"> </w:t>
+      </w:r>
+      <w:hyperlink r:id="rId29">
+        <w:r>
+          <w:rPr>
+            <w:rStyle w:val="Hyperlink"/>
+          </w:rPr>
+          <w:t xml:space="preserve">Optimization and thermodynamics</w:t>
+        </w:r>
+      </w:hyperlink>
+      <w:r>
+        <w:t xml:space="preserve">, is the pre-reading for this track (read entirely; the appendix is optional).</w:t>
       </w:r>
     </w:p>
     <w:p>
@@ -1831,8 +1861,8 @@
         <w:t xml:space="preserve">”</w:t>
       </w:r>
     </w:p>
-    <w:bookmarkEnd w:id="27"/>
-    <w:bookmarkStart w:id="30" w:name="fundamental-reading"/>
+    <w:bookmarkEnd w:id="30"/>
+    <w:bookmarkStart w:id="33" w:name="fundamental-reading"/>
     <w:p>
       <w:pPr>
         <w:pStyle w:val="Heading3"/>
@@ -1861,7 +1891,7 @@
         </w:numPr>
         <w:pStyle w:val="Compact"/>
       </w:pPr>
-      <w:hyperlink r:id="rId23">
+      <w:hyperlink r:id="rId25">
         <w:r>
           <w:rPr>
             <w:rStyle w:val="Hyperlink"/>
@@ -1881,7 +1911,7 @@
         </w:numPr>
         <w:pStyle w:val="Compact"/>
       </w:pPr>
-      <w:hyperlink r:id="rId24">
+      <w:hyperlink r:id="rId26">
         <w:r>
           <w:rPr>
             <w:rStyle w:val="Hyperlink"/>
@@ -1901,7 +1931,7 @@
         </w:numPr>
         <w:pStyle w:val="Compact"/>
       </w:pPr>
-      <w:hyperlink r:id="rId28">
+      <w:hyperlink r:id="rId31">
         <w:r>
           <w:rPr>
             <w:rStyle w:val="Hyperlink"/>
@@ -1933,7 +1963,7 @@
         </w:numPr>
         <w:pStyle w:val="Compact"/>
       </w:pPr>
-      <w:hyperlink r:id="rId29">
+      <w:hyperlink r:id="rId32">
         <w:r>
           <w:rPr>
             <w:rStyle w:val="Hyperlink"/>
@@ -1945,8 +1975,8 @@
         <w:t xml:space="preserve">: read entirely. Why a capable mind plausibly contains a retargetable search process.</w:t>
       </w:r>
     </w:p>
-    <w:bookmarkEnd w:id="30"/>
-    <w:bookmarkStart w:id="31" w:name="cross-pollination-discussion"/>
+    <w:bookmarkEnd w:id="33"/>
+    <w:bookmarkStart w:id="34" w:name="cross-pollination-discussion"/>
     <w:p>
       <w:pPr>
         <w:pStyle w:val="Heading3"/>
@@ -2164,8 +2194,8 @@
         <w:t xml:space="preserve">analogue. How does logical uncertainty reshape coherence arguments?</w:t>
       </w:r>
     </w:p>
-    <w:bookmarkEnd w:id="31"/>
-    <w:bookmarkStart w:id="32" w:name="exercise-session"/>
+    <w:bookmarkEnd w:id="34"/>
+    <w:bookmarkStart w:id="35" w:name="exercise-session"/>
     <w:p>
       <w:pPr>
         <w:pStyle w:val="Heading3"/>
@@ -2191,7 +2221,21 @@
         <w:pStyle w:val="BodyText"/>
       </w:pPr>
       <w:r>
-        <w:t xml:space="preserve">Five exercises (full statements and worked solutions in the exercise sheet and solutions set in the package), grouped by topic:</w:t>
+        <w:t xml:space="preserve">Five exercises (full statements in the</w:t>
+      </w:r>
+      <w:r>
+        <w:t xml:space="preserve"> </w:t>
+      </w:r>
+      <w:hyperlink r:id="rId24">
+        <w:r>
+          <w:rPr>
+            <w:rStyle w:val="Hyperlink"/>
+          </w:rPr>
+          <w:t xml:space="preserve">exercise sheet</w:t>
+        </w:r>
+      </w:hyperlink>
+      <w:r>
+        <w:t xml:space="preserve">; worked solutions available to instructors), grouped by topic:</w:t>
       </w:r>
     </w:p>
     <w:p>
@@ -2340,8 +2384,8 @@
         <w:t xml:space="preserve">(difficulty 3/5, importance 3/5). Optimal input distributions over independent channels: mutual information decomposes across channels, independence improves throughput, and an optimal policy need not coordinate across a modular environment (connecting modularity to tractable optimization).</w:t>
       </w:r>
     </w:p>
-    <w:bookmarkEnd w:id="32"/>
-    <w:bookmarkStart w:id="33" w:name="daily-checkpoint"/>
+    <w:bookmarkEnd w:id="35"/>
+    <w:bookmarkStart w:id="37" w:name="daily-checkpoint"/>
     <w:p>
       <w:pPr>
         <w:pStyle w:val="Heading3"/>
@@ -2367,7 +2411,21 @@
         <w:pStyle w:val="BodyText"/>
       </w:pPr>
       <w:r>
-        <w:t xml:space="preserve">Answers at the end of this section.</w:t>
+        <w:t xml:space="preserve">The live form used on the day:</w:t>
+      </w:r>
+      <w:r>
+        <w:t xml:space="preserve"> </w:t>
+      </w:r>
+      <w:hyperlink r:id="rId36">
+        <w:r>
+          <w:rPr>
+            <w:rStyle w:val="Hyperlink"/>
+          </w:rPr>
+          <w:t xml:space="preserve">https://form.jotform.com/261724721333048</w:t>
+        </w:r>
+      </w:hyperlink>
+      <w:r>
+        <w:t xml:space="preserve">. The questions below are a self-contained version; answers at the end of this section.</w:t>
       </w:r>
     </w:p>
     <w:p>
@@ -2529,9 +2587,9 @@
         <w:t xml:space="preserve">Answers: 1(b), 2(b), 3(b), 4(b), 5(b), 6(b).</w:t>
       </w:r>
     </w:p>
-    <w:bookmarkEnd w:id="33"/>
-    <w:bookmarkEnd w:id="34"/>
-    <w:bookmarkStart w:id="56" w:name="learn-more"/>
+    <w:bookmarkEnd w:id="37"/>
+    <w:bookmarkEnd w:id="38"/>
+    <w:bookmarkStart w:id="60" w:name="learn-more"/>
     <w:p>
       <w:pPr>
         <w:pStyle w:val="Heading2"/>
@@ -2568,7 +2626,7 @@
       <w:r>
         <w:t xml:space="preserve"> </w:t>
       </w:r>
-      <w:hyperlink r:id="rId35">
+      <w:hyperlink r:id="rId39">
         <w:r>
           <w:rPr>
             <w:rStyle w:val="Hyperlink"/>
@@ -2639,7 +2697,7 @@
       <w:r>
         <w:t xml:space="preserve"> </w:t>
       </w:r>
-      <w:hyperlink r:id="rId36">
+      <w:hyperlink r:id="rId40">
         <w:r>
           <w:rPr>
             <w:rStyle w:val="Hyperlink"/>
@@ -2659,7 +2717,7 @@
       <w:r>
         <w:t xml:space="preserve"> </w:t>
       </w:r>
-      <w:hyperlink r:id="rId37">
+      <w:hyperlink r:id="rId41">
         <w:r>
           <w:rPr>
             <w:rStyle w:val="Hyperlink"/>
@@ -2691,7 +2749,7 @@
       <w:r>
         <w:t xml:space="preserve"> </w:t>
       </w:r>
-      <w:hyperlink r:id="rId38">
+      <w:hyperlink r:id="rId42">
         <w:r>
           <w:rPr>
             <w:rStyle w:val="Hyperlink"/>
@@ -2714,7 +2772,7 @@
       <w:r>
         <w:t xml:space="preserve"> </w:t>
       </w:r>
-      <w:hyperlink r:id="rId39">
+      <w:hyperlink r:id="rId43">
         <w:r>
           <w:rPr>
             <w:rStyle w:val="Hyperlink"/>
@@ -2734,7 +2792,7 @@
       <w:r>
         <w:t xml:space="preserve"> </w:t>
       </w:r>
-      <w:hyperlink r:id="rId40">
+      <w:hyperlink r:id="rId44">
         <w:r>
           <w:rPr>
             <w:rStyle w:val="Hyperlink"/>
@@ -2799,7 +2857,7 @@
       <w:r>
         <w:t xml:space="preserve"> </w:t>
       </w:r>
-      <w:hyperlink r:id="rId41">
+      <w:hyperlink r:id="rId45">
         <w:r>
           <w:rPr>
             <w:rStyle w:val="Hyperlink"/>
@@ -2819,7 +2877,7 @@
       <w:r>
         <w:t xml:space="preserve"> </w:t>
       </w:r>
-      <w:hyperlink r:id="rId42">
+      <w:hyperlink r:id="rId46">
         <w:r>
           <w:rPr>
             <w:rStyle w:val="Hyperlink"/>
@@ -2854,7 +2912,7 @@
       <w:r>
         <w:t xml:space="preserve"> </w:t>
       </w:r>
-      <w:hyperlink r:id="rId43">
+      <w:hyperlink r:id="rId47">
         <w:r>
           <w:rPr>
             <w:rStyle w:val="Hyperlink"/>
@@ -2881,12 +2939,35 @@
         <w:t xml:space="preserve"> </w:t>
       </w:r>
       <w:r>
+        <w:t xml:space="preserve">- Primary reading for the track:</w:t>
+      </w:r>
+      <w:r>
+        <w:t xml:space="preserve"> </w:t>
+      </w:r>
+      <w:hyperlink r:id="rId29">
+        <w:r>
+          <w:rPr>
+            <w:rStyle w:val="Hyperlink"/>
+          </w:rPr>
+          <w:t xml:space="preserve">Optimization and thermodynamics</w:t>
+        </w:r>
+      </w:hyperlink>
+      <w:r>
+        <w:t xml:space="preserve"> </w:t>
+      </w:r>
+      <w:r>
+        <w:t xml:space="preserve">(read entirely; appendix optional), a self-contained development of the strand. Its underlying sources, for going deeper:</w:t>
+      </w:r>
+      <w:r>
+        <w:t xml:space="preserve"> </w:t>
+      </w:r>
+      <w:r>
         <w:t xml:space="preserve">-</w:t>
       </w:r>
       <w:r>
         <w:t xml:space="preserve"> </w:t>
       </w:r>
-      <w:hyperlink r:id="rId44">
+      <w:hyperlink r:id="rId48">
         <w:r>
           <w:rPr>
             <w:rStyle w:val="Hyperlink"/>
@@ -2924,7 +3005,7 @@
       <w:r>
         <w:t xml:space="preserve"> </w:t>
       </w:r>
-      <w:hyperlink r:id="rId45">
+      <w:hyperlink r:id="rId49">
         <w:r>
           <w:rPr>
             <w:rStyle w:val="Hyperlink"/>
@@ -2944,7 +3025,7 @@
       <w:r>
         <w:t xml:space="preserve"> </w:t>
       </w:r>
-      <w:hyperlink r:id="rId46">
+      <w:hyperlink r:id="rId50">
         <w:r>
           <w:rPr>
             <w:rStyle w:val="Hyperlink"/>
@@ -2964,7 +3045,7 @@
       <w:r>
         <w:t xml:space="preserve"> </w:t>
       </w:r>
-      <w:hyperlink r:id="rId47">
+      <w:hyperlink r:id="rId51">
         <w:r>
           <w:rPr>
             <w:rStyle w:val="Hyperlink"/>
@@ -2978,7 +3059,7 @@
       <w:r>
         <w:t xml:space="preserve"> </w:t>
       </w:r>
-      <w:hyperlink r:id="rId48">
+      <w:hyperlink r:id="rId52">
         <w:r>
           <w:rPr>
             <w:rStyle w:val="Hyperlink"/>
@@ -3010,7 +3091,7 @@
       <w:r>
         <w:t xml:space="preserve"> </w:t>
       </w:r>
-      <w:hyperlink r:id="rId49">
+      <w:hyperlink r:id="rId53">
         <w:r>
           <w:rPr>
             <w:rStyle w:val="Hyperlink"/>
@@ -3030,7 +3111,7 @@
       <w:r>
         <w:t xml:space="preserve"> </w:t>
       </w:r>
-      <w:hyperlink r:id="rId50">
+      <w:hyperlink r:id="rId54">
         <w:r>
           <w:rPr>
             <w:rStyle w:val="Hyperlink"/>
@@ -3050,7 +3131,7 @@
       <w:r>
         <w:t xml:space="preserve"> </w:t>
       </w:r>
-      <w:hyperlink r:id="rId51">
+      <w:hyperlink r:id="rId55">
         <w:r>
           <w:rPr>
             <w:rStyle w:val="Hyperlink"/>
@@ -3076,7 +3157,7 @@
       <w:r>
         <w:t xml:space="preserve"> </w:t>
       </w:r>
-      <w:hyperlink r:id="rId52">
+      <w:hyperlink r:id="rId56">
         <w:r>
           <w:rPr>
             <w:rStyle w:val="Hyperlink"/>
@@ -3093,7 +3174,7 @@
       <w:r>
         <w:t xml:space="preserve"> </w:t>
       </w:r>
-      <w:hyperlink r:id="rId53">
+      <w:hyperlink r:id="rId57">
         <w:r>
           <w:rPr>
             <w:rStyle w:val="Hyperlink"/>
@@ -3107,7 +3188,7 @@
       <w:r>
         <w:t xml:space="preserve"> </w:t>
       </w:r>
-      <w:hyperlink r:id="rId54">
+      <w:hyperlink r:id="rId58">
         <w:r>
           <w:rPr>
             <w:rStyle w:val="Hyperlink"/>
@@ -3121,7 +3202,7 @@
       <w:r>
         <w:t xml:space="preserve"> </w:t>
       </w:r>
-      <w:hyperlink r:id="rId55">
+      <w:hyperlink r:id="rId59">
         <w:r>
           <w:rPr>
             <w:rStyle w:val="Hyperlink"/>
@@ -3149,9 +3230,9 @@
         <w:t xml:space="preserve">(whether strong optimization provably entails an internal world model), embedded variants of AIXI, and resource-theoretic accounts of instrumental convergence.</w:t>
       </w:r>
     </w:p>
-    <w:bookmarkEnd w:id="56"/>
-    <w:bookmarkEnd w:id="57"/>
-    <w:bookmarkStart w:id="65" w:name="teaching-guide"/>
+    <w:bookmarkEnd w:id="60"/>
+    <w:bookmarkEnd w:id="61"/>
+    <w:bookmarkStart w:id="69" w:name="teaching-guide"/>
     <w:p>
       <w:pPr>
         <w:pStyle w:val="Heading1"/>
@@ -3168,7 +3249,7 @@
         <w:t xml:space="preserve">The day mixes a single framing lecture with self-directed reading, structured discussion, and exercises. Students should already have read their one chosen pre-reading track.</w:t>
       </w:r>
     </w:p>
-    <w:bookmarkStart w:id="58" w:name="time-schedule"/>
+    <w:bookmarkStart w:id="62" w:name="time-schedule"/>
     <w:p>
       <w:pPr>
         <w:pStyle w:val="Heading2"/>
@@ -3269,8 +3350,8 @@
         <w:t xml:space="preserve">(Reading plus discussion totals 3.5 hours; lecture 1 hour; exercises 2 hours. Adjust the reading/discussion split toward discussion if the room is engaged.)</w:t>
       </w:r>
     </w:p>
-    <w:bookmarkEnd w:id="58"/>
-    <w:bookmarkStart w:id="59" w:name="required-materials"/>
+    <w:bookmarkEnd w:id="62"/>
+    <w:bookmarkStart w:id="63" w:name="required-materials"/>
     <w:p>
       <w:pPr>
         <w:pStyle w:val="Heading2"/>
@@ -3351,8 +3432,8 @@
         <w:t xml:space="preserve">The four prerequisite refresher notes, shared with students a few days ahead.</w:t>
       </w:r>
     </w:p>
-    <w:bookmarkEnd w:id="59"/>
-    <w:bookmarkStart w:id="60" w:name="morning-lecture-1"/>
+    <w:bookmarkEnd w:id="63"/>
+    <w:bookmarkStart w:id="64" w:name="morning-lecture-1"/>
     <w:p>
       <w:pPr>
         <w:pStyle w:val="Heading2"/>
@@ -3419,8 +3500,8 @@
         <w:t xml:space="preserve">the previews only need to plant the question each strand answers; depth comes from the students’ own pre-reading and the discussion, so do not over-explain any one strand here. Leave 10 minutes for questions.</w:t>
       </w:r>
     </w:p>
-    <w:bookmarkEnd w:id="60"/>
-    <w:bookmarkStart w:id="61" w:name="fundamental-reading-1"/>
+    <w:bookmarkEnd w:id="64"/>
+    <w:bookmarkStart w:id="65" w:name="fundamental-reading-1"/>
     <w:p>
       <w:pPr>
         <w:pStyle w:val="Heading2"/>
@@ -3466,8 +3547,8 @@
         <w:t xml:space="preserve">, not for full coverage; the connections are the raw material for the discussion. Embedded agency is the anchor; the other three each sharpen one thread (why this approach, reflective stability, general-purpose search).</w:t>
       </w:r>
     </w:p>
-    <w:bookmarkEnd w:id="61"/>
-    <w:bookmarkStart w:id="62" w:name="cross-pollination-discussion-1"/>
+    <w:bookmarkEnd w:id="65"/>
+    <w:bookmarkStart w:id="66" w:name="cross-pollination-discussion-1"/>
     <w:p>
       <w:pPr>
         <w:pStyle w:val="Heading2"/>
@@ -3515,8 +3596,8 @@
         <w:t xml:space="preserve">). Close with each group sharing one connection they found.</w:t>
       </w:r>
     </w:p>
-    <w:bookmarkEnd w:id="62"/>
-    <w:bookmarkStart w:id="63" w:name="exercise-session-1"/>
+    <w:bookmarkEnd w:id="66"/>
+    <w:bookmarkStart w:id="67" w:name="exercise-session-1"/>
     <w:p>
       <w:pPr>
         <w:pStyle w:val="Heading2"/>
@@ -3565,8 +3646,8 @@
         <w:t xml:space="preserve">the FairBot part is the payoff (Löbian cooperation), and it directly seeds the Decision Theory day’s tournament; flag the connection.</w:t>
       </w:r>
     </w:p>
-    <w:bookmarkEnd w:id="63"/>
-    <w:bookmarkStart w:id="64" w:name="daily-checkpoint-1"/>
+    <w:bookmarkEnd w:id="67"/>
+    <w:bookmarkStart w:id="68" w:name="daily-checkpoint-1"/>
     <w:p>
       <w:pPr>
         <w:pStyle w:val="Heading2"/>
@@ -3583,9 +3664,9 @@
         <w:t xml:space="preserve">Run the six-question checkpoint (above) as a quick individual quiz, then read out the answers. It doubles as an attendance check and tees up the feedback form.</w:t>
       </w:r>
     </w:p>
-    <w:bookmarkEnd w:id="64"/>
-    <w:bookmarkEnd w:id="65"/>
-    <w:bookmarkStart w:id="66" w:name="notes-for-future-iterations"/>
+    <w:bookmarkEnd w:id="68"/>
+    <w:bookmarkEnd w:id="69"/>
+    <w:bookmarkStart w:id="70" w:name="notes-for-future-iterations"/>
     <w:p>
       <w:pPr>
         <w:pStyle w:val="Heading1"/>
@@ -3670,7 +3751,7 @@
         <w:t xml:space="preserve">After teaching: record which prerequisite refreshers students actually needed, and tighten the pre-reading track sizes so every group in the discussion has at least one student per represented track.</w:t>
       </w:r>
     </w:p>
-    <w:bookmarkEnd w:id="66"/>
+    <w:bookmarkEnd w:id="70"/>
     <w:sectPr/>
   </w:body>
 </w:document>

--- a/agent foundations/Agent Foundations module.docx
+++ b/agent foundations/Agent Foundations module.docx
@@ -370,7 +370,7 @@
       </w:r>
     </w:p>
     <w:bookmarkEnd w:id="22"/>
-    <w:bookmarkStart w:id="61" w:name="content"/>
+    <w:bookmarkStart w:id="68" w:name="content"/>
     <w:p>
       <w:pPr>
         <w:pStyle w:val="Heading1"/>
@@ -529,7 +529,7 @@
         <w:t xml:space="preserve">“</w:t>
       </w:r>
       <w:r>
-        <w:t xml:space="preserve">The six strands</w:t>
+        <w:t xml:space="preserve">The five strands</w:t>
       </w:r>
       <w:r>
         <w:t xml:space="preserve">”</w:t>
@@ -554,7 +554,7 @@
       </w:r>
     </w:p>
     <w:bookmarkEnd w:id="27"/>
-    <w:bookmarkStart w:id="38" w:name="main-content"/>
+    <w:bookmarkStart w:id="52" w:name="main-content"/>
     <w:p>
       <w:pPr>
         <w:pStyle w:val="Heading2"/>
@@ -568,166 +568,193 @@
         <w:pStyle w:val="FirstParagraph"/>
       </w:pPr>
       <w:r>
-        <w:t xml:space="preserve">The day has five sub-modules: the</w:t>
-      </w:r>
-      <w:r>
-        <w:t xml:space="preserve"> </w:t>
-      </w:r>
+        <w:t xml:space="preserve">Agent foundations is not one theory but several research strands, each attacking a different facet of the same problem: how to reason about, and build, agents that are</w:t>
+      </w:r>
+      <w:r>
+        <w:t xml:space="preserve"> </w:t>
+      </w:r>
+      <w:r>
+        <w:rPr>
+          <w:iCs/>
+          <w:i/>
+        </w:rPr>
+        <w:t xml:space="preserve">embedded</w:t>
+      </w:r>
+      <w:r>
+        <w:t xml:space="preserve"> </w:t>
+      </w:r>
+      <w:r>
+        <w:t xml:space="preserve">in the world they act on. This day is organized around five such strands (consequentialist foundations; Löb’s theorem and tiling agents; logical induction; optimization and thermodynamics; descriptive agent foundations). Each student pre-reads one strand in depth before the day; the morning lecture supplies the spine that connects them; the shared fundamental readings and a small-group discussion knit them into a single picture; and an exercise session makes a few of the results rigorous.</w:t>
+      </w:r>
+    </w:p>
+    <w:p>
+      <w:pPr>
+        <w:pStyle w:val="BodyText"/>
+      </w:pPr>
+      <w:r>
+        <w:t xml:space="preserve">Read top to bottom, this section runs: the unifying spine (the morning lecture), then the five strands each with its readings, then the fundamental readings, the cross-pollination discussion, the exercises, and a self-check.</w:t>
+      </w:r>
+    </w:p>
+    <w:bookmarkStart w:id="28" w:name="morning-lecture"/>
+    <w:p>
+      <w:pPr>
+        <w:pStyle w:val="Heading3"/>
+      </w:pPr>
+      <w:r>
+        <w:t xml:space="preserve">Morning lecture</w:t>
+      </w:r>
+    </w:p>
+    <w:p>
+      <w:pPr>
+        <w:pStyle w:val="FirstParagraph"/>
+      </w:pPr>
+      <w:r>
+        <w:rPr>
+          <w:iCs/>
+          <w:i/>
+        </w:rPr>
+        <w:t xml:space="preserve">Intent: give students the through-line (the unifying spine) that ties the five pre-reading tracks together, so the rest of the day reads as one picture rather than five disconnected topics. A teacher short on time should protect the embedded-agency and reflective-stability framing above any individual strand preview.</w:t>
+      </w:r>
+    </w:p>
+    <w:p>
+      <w:pPr>
+        <w:numPr>
+          <w:ilvl w:val="0"/>
+          <w:numId w:val="1003"/>
+        </w:numPr>
+        <w:pStyle w:val="Compact"/>
+      </w:pPr>
       <w:r>
         <w:rPr>
           <w:bCs/>
           <w:b/>
         </w:rPr>
-        <w:t xml:space="preserve">morning lecture</w:t>
-      </w:r>
-      <w:r>
-        <w:t xml:space="preserve">, the</w:t>
-      </w:r>
-      <w:r>
-        <w:t xml:space="preserve"> </w:t>
-      </w:r>
+        <w:t xml:space="preserve">Why agent foundations.</w:t>
+      </w:r>
+      <w:r>
+        <w:t xml:space="preserve"> </w:t>
+      </w:r>
+      <w:r>
+        <w:t xml:space="preserve">We may need key safety properties to hold on the first critical try, for an agent far more capable than any we can study directly. Agent foundations looks for the properties capable agents share</w:t>
+      </w:r>
+      <w:r>
+        <w:t xml:space="preserve"> </w:t>
+      </w:r>
+      <w:r>
+        <w:rPr>
+          <w:iCs/>
+          <w:i/>
+        </w:rPr>
+        <w:t xml:space="preserve">in general</w:t>
+      </w:r>
+      <w:r>
+        <w:t xml:space="preserve">, so we can reason about them in advance.</w:t>
+      </w:r>
+    </w:p>
+    <w:p>
+      <w:pPr>
+        <w:numPr>
+          <w:ilvl w:val="0"/>
+          <w:numId w:val="1003"/>
+        </w:numPr>
+        <w:pStyle w:val="Compact"/>
+      </w:pPr>
       <w:r>
         <w:rPr>
           <w:bCs/>
           <w:b/>
         </w:rPr>
-        <w:t xml:space="preserve">fundamental reading</w:t>
-      </w:r>
-      <w:r>
-        <w:t xml:space="preserve">, the</w:t>
-      </w:r>
-      <w:r>
-        <w:t xml:space="preserve"> </w:t>
-      </w:r>
+        <w:t xml:space="preserve">Reflective stability.</w:t>
+      </w:r>
+      <w:r>
+        <w:t xml:space="preserve"> </w:t>
+      </w:r>
+      <w:r>
+        <w:t xml:space="preserve">A safety property only matters if it survives the agent’s own self-modification: a capable agent may rewrite its code, build a more capable successor, or revise its world model. A property is</w:t>
+      </w:r>
+      <w:r>
+        <w:t xml:space="preserve"> </w:t>
+      </w:r>
+      <w:r>
+        <w:rPr>
+          <w:iCs/>
+          <w:i/>
+        </w:rPr>
+        <w:t xml:space="preserve">reflectively stable</w:t>
+      </w:r>
+      <w:r>
+        <w:t xml:space="preserve"> </w:t>
+      </w:r>
+      <w:r>
+        <w:t xml:space="preserve">if it is invariant under all of these. Working assumption: under enough optimization pressure, a property persists only if there is some reason it must. Reflective stability is the thread running through every strand.</w:t>
+      </w:r>
+    </w:p>
+    <w:p>
+      <w:pPr>
+        <w:numPr>
+          <w:ilvl w:val="0"/>
+          <w:numId w:val="1003"/>
+        </w:numPr>
+        <w:pStyle w:val="Compact"/>
+      </w:pPr>
       <w:r>
         <w:rPr>
           <w:bCs/>
           <w:b/>
         </w:rPr>
-        <w:t xml:space="preserve">cross-pollination discussion</w:t>
-      </w:r>
-      <w:r>
-        <w:t xml:space="preserve">, the</w:t>
-      </w:r>
-      <w:r>
-        <w:t xml:space="preserve"> </w:t>
+        <w:t xml:space="preserve">Robust concepts (</w:t>
       </w:r>
       <w:r>
         <w:rPr>
           <w:bCs/>
           <w:b/>
         </w:rPr>
-        <w:t xml:space="preserve">exercise session</w:t>
-      </w:r>
-      <w:r>
-        <w:t xml:space="preserve">, and a closing</w:t>
-      </w:r>
-      <w:r>
-        <w:t xml:space="preserve"> </w:t>
+        <w:t xml:space="preserve">“</w:t>
       </w:r>
       <w:r>
         <w:rPr>
           <w:bCs/>
           <w:b/>
         </w:rPr>
-        <w:t xml:space="preserve">daily checkpoint</w:t>
-      </w:r>
-      <w:r>
-        <w:t xml:space="preserve">.</w:t>
-      </w:r>
-    </w:p>
-    <w:bookmarkStart w:id="28" w:name="morning-lecture"/>
-    <w:p>
-      <w:pPr>
-        <w:pStyle w:val="Heading3"/>
-      </w:pPr>
-      <w:r>
-        <w:t xml:space="preserve">Morning lecture</w:t>
-      </w:r>
-    </w:p>
-    <w:p>
-      <w:pPr>
-        <w:pStyle w:val="FirstParagraph"/>
-      </w:pPr>
-      <w:r>
-        <w:rPr>
-          <w:iCs/>
-          <w:i/>
-        </w:rPr>
-        <w:t xml:space="preserve">Intent: give students the through-line (the unifying spine) that ties the six pre-reading tracks together, so the rest of the day reads as one picture rather than six disconnected topics. A teacher short on time should protect the embedded-agency and reflective-stability framing above any individual strand preview.</w:t>
-      </w:r>
-    </w:p>
-    <w:p>
-      <w:pPr>
-        <w:numPr>
-          <w:ilvl w:val="0"/>
-          <w:numId w:val="1003"/>
-        </w:numPr>
-        <w:pStyle w:val="Compact"/>
-      </w:pPr>
+        <w:t xml:space="preserve">true names</w:t>
+      </w:r>
       <w:r>
         <w:rPr>
           <w:bCs/>
           <w:b/>
         </w:rPr>
-        <w:t xml:space="preserve">Why agent foundations.</w:t>
-      </w:r>
-      <w:r>
-        <w:t xml:space="preserve"> </w:t>
-      </w:r>
-      <w:r>
-        <w:t xml:space="preserve">We may need key safety properties to hold on the first critical try, for an agent far more capable than any we can study directly. Agent foundations looks for the properties capable agents share</w:t>
-      </w:r>
-      <w:r>
-        <w:t xml:space="preserve"> </w:t>
-      </w:r>
-      <w:r>
-        <w:rPr>
-          <w:iCs/>
-          <w:i/>
-        </w:rPr>
-        <w:t xml:space="preserve">in general</w:t>
-      </w:r>
-      <w:r>
-        <w:t xml:space="preserve">, so we can reason about them in advance.</w:t>
-      </w:r>
-    </w:p>
-    <w:p>
-      <w:pPr>
-        <w:numPr>
-          <w:ilvl w:val="0"/>
-          <w:numId w:val="1003"/>
-        </w:numPr>
-        <w:pStyle w:val="Compact"/>
-      </w:pPr>
+        <w:t xml:space="preserve">”</w:t>
+      </w:r>
       <w:r>
         <w:rPr>
           <w:bCs/>
           <w:b/>
         </w:rPr>
-        <w:t xml:space="preserve">Reflective stability.</w:t>
-      </w:r>
-      <w:r>
-        <w:t xml:space="preserve"> </w:t>
-      </w:r>
-      <w:r>
-        <w:t xml:space="preserve">A safety property only matters if it survives the agent’s own self-modification: a capable agent may rewrite its code, build a more capable successor, or revise its world model. A property is</w:t>
-      </w:r>
-      <w:r>
-        <w:t xml:space="preserve"> </w:t>
-      </w:r>
-      <w:r>
-        <w:rPr>
-          <w:iCs/>
-          <w:i/>
-        </w:rPr>
-        <w:t xml:space="preserve">reflectively stable</w:t>
-      </w:r>
-      <w:r>
-        <w:t xml:space="preserve"> </w:t>
-      </w:r>
-      <w:r>
-        <w:t xml:space="preserve">if it is invariant under all of these. Working assumption: under enough optimization pressure, a property persists only if there is some reason it must. Reflective stability is the thread running through every strand.</w:t>
+        <w:t xml:space="preserve">).</w:t>
+      </w:r>
+      <w:r>
+        <w:t xml:space="preserve"> </w:t>
+      </w:r>
+      <w:r>
+        <w:t xml:space="preserve">Goodhart’s law says a proxy that becomes a target stops measuring what we want. So a theory of agency must be built from concepts that do not break under optimization, the</w:t>
+      </w:r>
+      <w:r>
+        <w:t xml:space="preserve"> </w:t>
+      </w:r>
+      <w:r>
+        <w:t xml:space="preserve">“</w:t>
+      </w:r>
+      <w:r>
+        <w:t xml:space="preserve">true names</w:t>
+      </w:r>
+      <w:r>
+        <w:t xml:space="preserve">”</w:t>
+      </w:r>
+      <w:r>
+        <w:t xml:space="preserve"> </w:t>
+      </w:r>
+      <w:r>
+        <w:t xml:space="preserve">of optimization, goals, world models, and embeddedness.</w:t>
       </w:r>
     </w:p>
     <w:p>
@@ -743,725 +770,775 @@
           <w:bCs/>
           <w:b/>
         </w:rPr>
-        <w:t xml:space="preserve">Robust concepts (</w:t>
-      </w:r>
+        <w:t xml:space="preserve">Two pathways of impact (following C. Wyeth).</w:t>
+      </w:r>
+      <w:r>
+        <w:t xml:space="preserve"> </w:t>
+      </w:r>
+      <w:r>
+        <w:rPr>
+          <w:iCs/>
+          <w:i/>
+        </w:rPr>
+        <w:t xml:space="preserve">Modelling</w:t>
+      </w:r>
+      <w:r>
+        <w:t xml:space="preserve">: build an abstract mathematical model of an idealised capable agent and use it to show why a given alignment proposal would fail.</w:t>
+      </w:r>
+      <w:r>
+        <w:t xml:space="preserve"> </w:t>
+      </w:r>
+      <w:r>
+        <w:rPr>
+          <w:iCs/>
+          <w:i/>
+        </w:rPr>
+        <w:t xml:space="preserve">Implementation</w:t>
+      </w:r>
+      <w:r>
+        <w:t xml:space="preserve">: develop a theory far enough to build and inspect an actual system, often favouring a modular architecture (a separate, inspectable world model, planner, and goal) so each part can be checked.</w:t>
+      </w:r>
+    </w:p>
+    <w:p>
+      <w:pPr>
+        <w:numPr>
+          <w:ilvl w:val="0"/>
+          <w:numId w:val="1003"/>
+        </w:numPr>
+        <w:pStyle w:val="Compact"/>
+      </w:pPr>
       <w:r>
         <w:rPr>
           <w:bCs/>
           <w:b/>
         </w:rPr>
+        <w:t xml:space="preserve">Dualistic vs embedded agents.</w:t>
+      </w:r>
+      <w:r>
+        <w:t xml:space="preserve"> </w:t>
+      </w:r>
+      <w:r>
+        <w:t xml:space="preserve">The standard picture (an agent with clean I/O,</w:t>
+      </w:r>
+      <w:r>
+        <w:t xml:space="preserve"> </w:t>
+      </w:r>
+      <w:r>
         <w:t xml:space="preserve">“</w:t>
       </w:r>
+      <w:r>
+        <w:t xml:space="preserve">larger than</w:t>
+      </w:r>
+      <w:r>
+        <w:t xml:space="preserve">”</w:t>
+      </w:r>
+      <w:r>
+        <w:t xml:space="preserve"> </w:t>
+      </w:r>
+      <w:r>
+        <w:t xml:space="preserve">and</w:t>
+      </w:r>
+      <w:r>
+        <w:t xml:space="preserve"> </w:t>
+      </w:r>
+      <w:r>
+        <w:t xml:space="preserve">“</w:t>
+      </w:r>
+      <w:r>
+        <w:t xml:space="preserve">outside</w:t>
+      </w:r>
+      <w:r>
+        <w:t xml:space="preserve">”</w:t>
+      </w:r>
+      <w:r>
+        <w:t xml:space="preserve"> </w:t>
+      </w:r>
+      <w:r>
+        <w:t xml:space="preserve">its environment, holding a full world model in its head) is dualistic. A real agent is</w:t>
+      </w:r>
+      <w:r>
+        <w:t xml:space="preserve"> </w:t>
+      </w:r>
+      <w:r>
+        <w:rPr>
+          <w:iCs/>
+          <w:i/>
+        </w:rPr>
+        <w:t xml:space="preserve">embedded</w:t>
+      </w:r>
+      <w:r>
+        <w:t xml:space="preserve">: part of the world, made of the same pieces, smaller than its environment, with no crisp boundary, and able to be copied, modified, or to model itself. Embeddedness is what makes self-improvement, multi-agent reasoning about copies, and self-reference unavoidable, and it is what the rest of the day is about.</w:t>
+      </w:r>
+    </w:p>
+    <w:bookmarkEnd w:id="28"/>
+    <w:bookmarkStart w:id="44" w:name="the-five-strands-pre-reading-tracks"/>
+    <w:p>
+      <w:pPr>
+        <w:pStyle w:val="Heading3"/>
+      </w:pPr>
+      <w:r>
+        <w:t xml:space="preserve">The five strands (pre-reading tracks)</w:t>
+      </w:r>
+    </w:p>
+    <w:p>
+      <w:pPr>
+        <w:pStyle w:val="FirstParagraph"/>
+      </w:pPr>
+      <w:r>
+        <w:rPr>
+          <w:iCs/>
+          <w:i/>
+        </w:rPr>
+        <w:t xml:space="preserve">The five strands are different facets of one problem, embedded agency; each student pre-reads one. Every summary below is self-contained at the conceptual level and ends with that strand’s readings (start with the first listed, which is the most conceptual). The morning lecture previews all five; the cross-pollination discussion connects them.</w:t>
+      </w:r>
+    </w:p>
+    <w:p>
+      <w:pPr>
+        <w:pStyle w:val="BodyText"/>
+      </w:pPr>
       <w:r>
         <w:rPr>
           <w:bCs/>
           <w:b/>
         </w:rPr>
-        <w:t xml:space="preserve">true names</w:t>
+        <w:t xml:space="preserve">1. Consequentialist foundations.</w:t>
+      </w:r>
+      <w:r>
+        <w:t xml:space="preserve"> </w:t>
+      </w:r>
+      <w:r>
+        <w:t xml:space="preserve">If an agent’s preferences are cyclic, an adversary can money-pump it through trades that each look acceptable but leave it strictly worse off. So any agent that reliably avoids such dominated strategies behaves</w:t>
+      </w:r>
+      <w:r>
+        <w:t xml:space="preserve"> </w:t>
+      </w:r>
+      <w:r>
+        <w:rPr>
+          <w:iCs/>
+          <w:i/>
+        </w:rPr>
+        <w:t xml:space="preserve">as if</w:t>
+      </w:r>
+      <w:r>
+        <w:t xml:space="preserve"> </w:t>
+      </w:r>
+      <w:r>
+        <w:t xml:space="preserve">it maximizes a utility function. The</w:t>
+      </w:r>
+      <w:r>
+        <w:t xml:space="preserve"> </w:t>
       </w:r>
       <w:r>
         <w:rPr>
           <w:bCs/>
           <w:b/>
         </w:rPr>
+        <w:t xml:space="preserve">complete class theorem</w:t>
+      </w:r>
+      <w:r>
+        <w:t xml:space="preserve"> </w:t>
+      </w:r>
+      <w:r>
+        <w:t xml:space="preserve">sharpens this: any decision rule that is not dominated (Pareto-optimal across environments) is Bayes-optimal under some prior with full support. This is</w:t>
+      </w:r>
+      <w:r>
+        <w:t xml:space="preserve"> </w:t>
+      </w:r>
+      <w:r>
+        <w:rPr>
+          <w:iCs/>
+          <w:i/>
+        </w:rPr>
+        <w:t xml:space="preserve">representational</w:t>
+      </w:r>
+      <w:r>
+        <w:t xml:space="preserve">, not mechanistic: it says a capable, non-self-defeating agent looks like a Bayesian expected-utility maximizer from the outside, without saying it has a utility function inside, and without telling us</w:t>
+      </w:r>
+      <w:r>
+        <w:t xml:space="preserve"> </w:t>
+      </w:r>
+      <w:r>
+        <w:rPr>
+          <w:iCs/>
+          <w:i/>
+        </w:rPr>
+        <w:t xml:space="preserve">which</w:t>
+      </w:r>
+      <w:r>
+        <w:t xml:space="preserve"> </w:t>
+      </w:r>
+      <w:r>
+        <w:t xml:space="preserve">utility function (the hard part).</w:t>
+      </w:r>
+      <w:r>
+        <w:t xml:space="preserve"> </w:t>
+      </w:r>
+      <w:r>
+        <w:rPr>
+          <w:iCs/>
+          <w:i/>
+        </w:rPr>
+        <w:t xml:space="preserve">Takeaway: coherence gives a reflectively-stable target (a dominated strategy is one a rational agent would self-modify away from), but it under-determines the agent’s actual goals.</w:t>
+      </w:r>
+      <w:r>
+        <w:t xml:space="preserve"> </w:t>
+      </w:r>
+      <w:r>
+        <w:rPr>
+          <w:iCs/>
+          <w:i/>
+        </w:rPr>
+        <w:t xml:space="preserve">Readings:</w:t>
+      </w:r>
+      <w:r>
+        <w:t xml:space="preserve"> </w:t>
+      </w:r>
+      <w:hyperlink r:id="rId29">
+        <w:r>
+          <w:rPr>
+            <w:rStyle w:val="Hyperlink"/>
+          </w:rPr>
+          <w:t xml:space="preserve">Coherent decisions imply consistent utilities</w:t>
+        </w:r>
+      </w:hyperlink>
+      <w:r>
+        <w:t xml:space="preserve"> </w:t>
+      </w:r>
+      <w:r>
+        <w:t xml:space="preserve">(Introduction;</w:t>
+      </w:r>
+      <w:r>
+        <w:t xml:space="preserve"> </w:t>
+      </w:r>
+      <w:r>
+        <w:t xml:space="preserve">“</w:t>
+      </w:r>
+      <w:r>
+        <w:t xml:space="preserve">Why not circular preferences?</w:t>
+      </w:r>
+      <w:r>
         <w:t xml:space="preserve">”</w:t>
       </w:r>
+      <w:r>
+        <w:t xml:space="preserve">;</w:t>
+      </w:r>
+      <w:r>
+        <w:t xml:space="preserve"> </w:t>
+      </w:r>
+      <w:r>
+        <w:t xml:space="preserve">“</w:t>
+      </w:r>
+      <w:r>
+        <w:t xml:space="preserve">Probabilities and expected utilities</w:t>
+      </w:r>
+      <w:r>
+        <w:t xml:space="preserve">”</w:t>
+      </w:r>
+      <w:r>
+        <w:t xml:space="preserve"> </w:t>
+      </w:r>
+      <w:r>
+        <w:t xml:space="preserve">through</w:t>
+      </w:r>
+      <w:r>
+        <w:t xml:space="preserve"> </w:t>
+      </w:r>
+      <w:r>
+        <w:t xml:space="preserve">“</w:t>
+      </w:r>
+      <w:r>
+        <w:t xml:space="preserve">Conditional probability</w:t>
+      </w:r>
+      <w:r>
+        <w:t xml:space="preserve">”</w:t>
+      </w:r>
+      <w:r>
+        <w:t xml:space="preserve">; Conclusion);</w:t>
+      </w:r>
+      <w:r>
+        <w:t xml:space="preserve"> </w:t>
+      </w:r>
+      <w:hyperlink r:id="rId30">
+        <w:r>
+          <w:rPr>
+            <w:rStyle w:val="Hyperlink"/>
+          </w:rPr>
+          <w:t xml:space="preserve">The measuring stick of utility</w:t>
+        </w:r>
+      </w:hyperlink>
+      <w:r>
+        <w:t xml:space="preserve">;</w:t>
+      </w:r>
+      <w:r>
+        <w:t xml:space="preserve"> </w:t>
+      </w:r>
+      <w:hyperlink r:id="rId31">
+        <w:r>
+          <w:rPr>
+            <w:rStyle w:val="Hyperlink"/>
+          </w:rPr>
+          <w:t xml:space="preserve">Complete class: consequentialist foundations</w:t>
+        </w:r>
+      </w:hyperlink>
+      <w:r>
+        <w:t xml:space="preserve">.</w:t>
+      </w:r>
+    </w:p>
+    <w:p>
+      <w:pPr>
+        <w:pStyle w:val="BodyText"/>
+      </w:pPr>
       <w:r>
         <w:rPr>
           <w:bCs/>
           <w:b/>
         </w:rPr>
-        <w:t xml:space="preserve">).</w:t>
-      </w:r>
-      <w:r>
-        <w:t xml:space="preserve"> </w:t>
-      </w:r>
-      <w:r>
-        <w:t xml:space="preserve">Goodhart’s law says a proxy that becomes a target stops measuring what we want. So a theory of agency must be built from concepts that do not break under optimization, the</w:t>
-      </w:r>
-      <w:r>
-        <w:t xml:space="preserve"> </w:t>
+        <w:t xml:space="preserve">2. Löb’s theorem and tiling agents.</w:t>
+      </w:r>
+      <w:r>
+        <w:t xml:space="preserve"> </w:t>
+      </w:r>
+      <w:r>
+        <w:t xml:space="preserve">A capable agent may build a successor more capable than itself. By</w:t>
+      </w:r>
+      <w:r>
+        <w:t xml:space="preserve"> </w:t>
+      </w:r>
+      <w:r>
+        <w:rPr>
+          <w:iCs/>
+          <w:i/>
+        </w:rPr>
+        <w:t xml:space="preserve">Vingean reflection</w:t>
+      </w:r>
+      <w:r>
+        <w:t xml:space="preserve">, it cannot verify the successor by simulating it (if it could predict the successor’s exact moves, it would be that capable already), so it must reason abstractly about the successor’s</w:t>
+      </w:r>
+      <w:r>
+        <w:t xml:space="preserve"> </w:t>
+      </w:r>
+      <w:r>
+        <w:rPr>
+          <w:iCs/>
+          <w:i/>
+        </w:rPr>
+        <w:t xml:space="preserve">design</w:t>
+      </w:r>
+      <w:r>
+        <w:t xml:space="preserve">. The natural strategy (</w:t>
       </w:r>
       <w:r>
         <w:t xml:space="preserve">“</w:t>
       </w:r>
       <w:r>
-        <w:t xml:space="preserve">true names</w:t>
+        <w:t xml:space="preserve">trust the successor because it only takes actions it has proved safe</w:t>
       </w:r>
       <w:r>
         <w:t xml:space="preserve">”</w:t>
       </w:r>
       <w:r>
-        <w:t xml:space="preserve"> </w:t>
-      </w:r>
-      <w:r>
-        <w:t xml:space="preserve">of optimization, goals, world models, and embeddedness.</w:t>
-      </w:r>
-    </w:p>
-    <w:p>
-      <w:pPr>
-        <w:numPr>
-          <w:ilvl w:val="0"/>
-          <w:numId w:val="1003"/>
-        </w:numPr>
-        <w:pStyle w:val="Compact"/>
-      </w:pPr>
+        <w:t xml:space="preserve">) needs the parent to trust the successor’s proofs.</w:t>
+      </w:r>
+      <w:r>
+        <w:t xml:space="preserve"> </w:t>
+      </w:r>
       <w:r>
         <w:rPr>
           <w:bCs/>
           <w:b/>
         </w:rPr>
-        <w:t xml:space="preserve">Two pathways of impact (following C. Wyeth).</w:t>
-      </w:r>
-      <w:r>
-        <w:t xml:space="preserve"> </w:t>
-      </w:r>
-      <w:r>
-        <w:rPr>
-          <w:iCs/>
-          <w:i/>
-        </w:rPr>
-        <w:t xml:space="preserve">Modelling</w:t>
-      </w:r>
-      <w:r>
-        <w:t xml:space="preserve">: build an abstract mathematical model of an idealised capable agent and use it to show why a given alignment proposal would fail.</w:t>
-      </w:r>
-      <w:r>
-        <w:t xml:space="preserve"> </w:t>
-      </w:r>
-      <w:r>
-        <w:rPr>
-          <w:iCs/>
-          <w:i/>
-        </w:rPr>
-        <w:t xml:space="preserve">Implementation</w:t>
-      </w:r>
-      <w:r>
-        <w:t xml:space="preserve">: develop a theory far enough to build and inspect an actual system, often favouring a modular architecture (a separate, inspectable world model, planner, and goal) so each part can be checked.</w:t>
-      </w:r>
-    </w:p>
-    <w:p>
-      <w:pPr>
-        <w:numPr>
-          <w:ilvl w:val="0"/>
-          <w:numId w:val="1003"/>
-        </w:numPr>
-        <w:pStyle w:val="Compact"/>
+        <w:t xml:space="preserve">Löb’s theorem</w:t>
+      </w:r>
+      <w:r>
+        <w:t xml:space="preserve"> </w:t>
+      </w:r>
+      <w:r>
+        <w:t xml:space="preserve">blocks this: if a consistent system</w:t>
+      </w:r>
+      <w:r>
+        <w:t xml:space="preserve"> </w:t>
+      </w:r>
+      <w:r>
+        <w:rPr>
+          <w:rStyle w:val="VerbatimChar"/>
+        </w:rPr>
+        <w:t xml:space="preserve">L</w:t>
+      </w:r>
+      <w:r>
+        <w:t xml:space="preserve"> </w:t>
+      </w:r>
+      <w:r>
+        <w:t xml:space="preserve">can prove</w:t>
+      </w:r>
+      <w:r>
+        <w:t xml:space="preserve"> </w:t>
+      </w:r>
+      <w:r>
+        <w:t xml:space="preserve">“</w:t>
+      </w:r>
+      <w:r>
+        <w:t xml:space="preserve">if</w:t>
+      </w:r>
+      <w:r>
+        <w:t xml:space="preserve"> </w:t>
+      </w:r>
+      <w:r>
+        <w:rPr>
+          <w:rStyle w:val="VerbatimChar"/>
+        </w:rPr>
+        <w:t xml:space="preserve">L</w:t>
+      </w:r>
+      <w:r>
+        <w:t xml:space="preserve"> </w:t>
+      </w:r>
+      <w:r>
+        <w:t xml:space="preserve">proves</w:t>
+      </w:r>
+      <w:r>
+        <w:t xml:space="preserve"> </w:t>
+      </w:r>
+      <w:r>
+        <w:rPr>
+          <w:rStyle w:val="VerbatimChar"/>
+        </w:rPr>
+        <w:t xml:space="preserve">C</w:t>
+      </w:r>
+      <w:r>
+        <w:t xml:space="preserve"> </w:t>
+      </w:r>
+      <w:r>
+        <w:t xml:space="preserve">then</w:t>
+      </w:r>
+      <w:r>
+        <w:t xml:space="preserve"> </w:t>
+      </w:r>
+      <w:r>
+        <w:rPr>
+          <w:rStyle w:val="VerbatimChar"/>
+        </w:rPr>
+        <w:t xml:space="preserve">C</w:t>
+      </w:r>
+      <w:r>
+        <w:t xml:space="preserve">”</w:t>
+      </w:r>
+      <w:r>
+        <w:t xml:space="preserve">, then</w:t>
+      </w:r>
+      <w:r>
+        <w:t xml:space="preserve"> </w:t>
+      </w:r>
+      <w:r>
+        <w:rPr>
+          <w:rStyle w:val="VerbatimChar"/>
+        </w:rPr>
+        <w:t xml:space="preserve">L</w:t>
+      </w:r>
+      <w:r>
+        <w:t xml:space="preserve"> </w:t>
+      </w:r>
+      <w:r>
+        <w:t xml:space="preserve">already proves</w:t>
+      </w:r>
+      <w:r>
+        <w:t xml:space="preserve"> </w:t>
+      </w:r>
+      <w:r>
+        <w:rPr>
+          <w:rStyle w:val="VerbatimChar"/>
+        </w:rPr>
+        <w:t xml:space="preserve">C</w:t>
+      </w:r>
+      <w:r>
+        <w:t xml:space="preserve">. A consistent system cannot vouch for its own proofs in the abstract, only for a strictly weaker system’s. So a naive chain of self-improvements uses an ever-weaker proof system (a</w:t>
+      </w:r>
+      <w:r>
+        <w:t xml:space="preserve"> </w:t>
+      </w:r>
+      <w:r>
+        <w:t xml:space="preserve">“</w:t>
+      </w:r>
+      <w:r>
+        <w:t xml:space="preserve">telomere</w:t>
+      </w:r>
+      <w:r>
+        <w:t xml:space="preserve">”</w:t>
+      </w:r>
+      <w:r>
+        <w:t xml:space="preserve"> </w:t>
+      </w:r>
+      <w:r>
+        <w:t xml:space="preserve">of logical strength that runs out), the</w:t>
+      </w:r>
+      <w:r>
+        <w:t xml:space="preserve"> </w:t>
+      </w:r>
+      <w:r>
+        <w:rPr>
+          <w:iCs/>
+          <w:i/>
+        </w:rPr>
+        <w:t xml:space="preserve">finite descent problem</w:t>
+      </w:r>
+      <w:r>
+        <w:t xml:space="preserve">. The tiling-agents programme studies whether this obstacle can be overcome.</w:t>
+      </w:r>
+      <w:r>
+        <w:t xml:space="preserve"> </w:t>
+      </w:r>
+      <w:r>
+        <w:rPr>
+          <w:iCs/>
+          <w:i/>
+        </w:rPr>
+        <w:t xml:space="preserve">Takeaway: self-trust under self-modification is not free; it runs straight into a logical wall.</w:t>
+      </w:r>
+      <w:r>
+        <w:t xml:space="preserve"> </w:t>
+      </w:r>
+      <w:r>
+        <w:rPr>
+          <w:iCs/>
+          <w:i/>
+        </w:rPr>
+        <w:t xml:space="preserve">Readings:</w:t>
+      </w:r>
+      <w:r>
+        <w:t xml:space="preserve"> </w:t>
+      </w:r>
+      <w:hyperlink r:id="rId32">
+        <w:r>
+          <w:rPr>
+            <w:rStyle w:val="Hyperlink"/>
+          </w:rPr>
+          <w:t xml:space="preserve">Introduction to Löb’s theorem</w:t>
+        </w:r>
+      </w:hyperlink>
+      <w:r>
+        <w:t xml:space="preserve"> </w:t>
+      </w:r>
+      <w:r>
+        <w:t xml:space="preserve">(up to and including section 3);</w:t>
+      </w:r>
+      <w:r>
+        <w:t xml:space="preserve"> </w:t>
+      </w:r>
+      <w:hyperlink r:id="rId33">
+        <w:r>
+          <w:rPr>
+            <w:rStyle w:val="Hyperlink"/>
+          </w:rPr>
+          <w:t xml:space="preserve">Vingean reflection</w:t>
+        </w:r>
+      </w:hyperlink>
+      <w:r>
+        <w:t xml:space="preserve">;</w:t>
+      </w:r>
+      <w:r>
+        <w:t xml:space="preserve"> </w:t>
+      </w:r>
+      <w:hyperlink r:id="rId34">
+        <w:r>
+          <w:rPr>
+            <w:rStyle w:val="Hyperlink"/>
+          </w:rPr>
+          <w:t xml:space="preserve">Walkthrough of the tiling agents paper</w:t>
+        </w:r>
+      </w:hyperlink>
+      <w:r>
+        <w:t xml:space="preserve"> </w:t>
+      </w:r>
+      <w:r>
+        <w:t xml:space="preserve">(start through</w:t>
+      </w:r>
+      <w:r>
+        <w:t xml:space="preserve"> </w:t>
+      </w:r>
+      <w:r>
+        <w:t xml:space="preserve">“</w:t>
+      </w:r>
+      <w:r>
+        <w:t xml:space="preserve">Finite Descent Problem</w:t>
+      </w:r>
+      <w:r>
+        <w:t xml:space="preserve">”</w:t>
+      </w:r>
+      <w:r>
+        <w:t xml:space="preserve">, then</w:t>
+      </w:r>
+      <w:r>
+        <w:t xml:space="preserve"> </w:t>
+      </w:r>
+      <w:r>
+        <w:t xml:space="preserve">“</w:t>
+      </w:r>
+      <w:r>
+        <w:t xml:space="preserve">What self-modifying agents need</w:t>
+      </w:r>
+      <w:r>
+        <w:t xml:space="preserve">”</w:t>
+      </w:r>
+      <w:r>
+        <w:t xml:space="preserve">).</w:t>
+      </w:r>
+    </w:p>
+    <w:p>
+      <w:pPr>
+        <w:pStyle w:val="BodyText"/>
       </w:pPr>
       <w:r>
         <w:rPr>
           <w:bCs/>
           <w:b/>
         </w:rPr>
-        <w:t xml:space="preserve">Dualistic vs embedded agents.</w:t>
-      </w:r>
-      <w:r>
-        <w:t xml:space="preserve"> </w:t>
-      </w:r>
-      <w:r>
-        <w:t xml:space="preserve">The standard picture (an agent with clean I/O,</w:t>
-      </w:r>
-      <w:r>
-        <w:t xml:space="preserve"> </w:t>
-      </w:r>
-      <w:r>
-        <w:t xml:space="preserve">“</w:t>
-      </w:r>
-      <w:r>
-        <w:t xml:space="preserve">larger than</w:t>
-      </w:r>
-      <w:r>
-        <w:t xml:space="preserve">”</w:t>
-      </w:r>
-      <w:r>
-        <w:t xml:space="preserve"> </w:t>
-      </w:r>
-      <w:r>
-        <w:t xml:space="preserve">and</w:t>
-      </w:r>
-      <w:r>
-        <w:t xml:space="preserve"> </w:t>
-      </w:r>
-      <w:r>
-        <w:t xml:space="preserve">“</w:t>
-      </w:r>
-      <w:r>
-        <w:t xml:space="preserve">outside</w:t>
-      </w:r>
-      <w:r>
-        <w:t xml:space="preserve">”</w:t>
-      </w:r>
-      <w:r>
-        <w:t xml:space="preserve"> </w:t>
-      </w:r>
-      <w:r>
-        <w:t xml:space="preserve">its environment, holding a full world model in its head) is dualistic. A real agent is</w:t>
-      </w:r>
-      <w:r>
-        <w:t xml:space="preserve"> </w:t>
-      </w:r>
-      <w:r>
-        <w:rPr>
-          <w:iCs/>
-          <w:i/>
-        </w:rPr>
-        <w:t xml:space="preserve">embedded</w:t>
-      </w:r>
-      <w:r>
-        <w:t xml:space="preserve">: part of the world, made of the same pieces, smaller than its environment, with no crisp boundary, and able to be copied, modified, or to model itself. Embeddedness is what makes self-improvement, multi-agent reasoning about copies, and self-reference unavoidable, and it is what the rest of the day is about.</w:t>
-      </w:r>
-    </w:p>
-    <w:bookmarkEnd w:id="28"/>
-    <w:bookmarkStart w:id="30" w:name="the-six-strands-pre-reading-tracks"/>
-    <w:p>
-      <w:pPr>
-        <w:pStyle w:val="Heading3"/>
-      </w:pPr>
-      <w:r>
-        <w:t xml:space="preserve">The six strands (pre-reading tracks)</w:t>
-      </w:r>
-    </w:p>
-    <w:p>
-      <w:pPr>
-        <w:pStyle w:val="FirstParagraph"/>
-      </w:pPr>
-      <w:r>
-        <w:rPr>
-          <w:iCs/>
-          <w:i/>
-        </w:rPr>
-        <w:t xml:space="preserve">Each student reads one track in advance. The summaries below are self-contained at the conceptual level; the readings in</w:t>
-      </w:r>
-      <w:r>
-        <w:rPr>
-          <w:iCs/>
-          <w:i/>
-        </w:rPr>
-        <w:t xml:space="preserve"> </w:t>
-      </w:r>
-      <w:r>
-        <w:rPr>
-          <w:iCs/>
-          <w:i/>
-        </w:rPr>
-        <w:t xml:space="preserve">“</w:t>
-      </w:r>
-      <w:r>
-        <w:rPr>
-          <w:iCs/>
-          <w:i/>
-        </w:rPr>
-        <w:t xml:space="preserve">Learn more</w:t>
-      </w:r>
-      <w:r>
-        <w:rPr>
-          <w:iCs/>
-          <w:i/>
-        </w:rPr>
-        <w:t xml:space="preserve">”</w:t>
-      </w:r>
-      <w:r>
-        <w:rPr>
-          <w:iCs/>
-          <w:i/>
-        </w:rPr>
-        <w:t xml:space="preserve"> </w:t>
-      </w:r>
-      <w:r>
-        <w:rPr>
-          <w:iCs/>
-          <w:i/>
-        </w:rPr>
-        <w:t xml:space="preserve">go deeper.</w:t>
-      </w:r>
-    </w:p>
-    <w:p>
-      <w:pPr>
-        <w:pStyle w:val="BodyText"/>
-      </w:pPr>
+        <w:t xml:space="preserve">3. Logical induction.</w:t>
+      </w:r>
+      <w:r>
+        <w:t xml:space="preserve"> </w:t>
+      </w:r>
+      <w:r>
+        <w:t xml:space="preserve">Standard Bayesian reasoning assumes</w:t>
+      </w:r>
+      <w:r>
+        <w:t xml:space="preserve"> </w:t>
+      </w:r>
+      <w:r>
+        <w:rPr>
+          <w:iCs/>
+          <w:i/>
+        </w:rPr>
+        <w:t xml:space="preserve">logical omniscience</w:t>
+      </w:r>
+      <w:r>
+        <w:t xml:space="preserve">: the agent instantly knows all consequences of its beliefs. A bounded agent cannot (it may know a program’s source yet not its output, or the axioms yet not whether a number is prime).</w:t>
+      </w:r>
+      <w:r>
+        <w:t xml:space="preserve"> </w:t>
+      </w:r>
       <w:r>
         <w:rPr>
           <w:bCs/>
           <w:b/>
         </w:rPr>
-        <w:t xml:space="preserve">1. Consequentialist foundations.</w:t>
-      </w:r>
-      <w:r>
-        <w:t xml:space="preserve"> </w:t>
-      </w:r>
-      <w:r>
-        <w:t xml:space="preserve">If an agent’s preferences are cyclic, an adversary can money-pump it through trades that each look acceptable but leave it strictly worse off. So any agent that reliably avoids such dominated strategies behaves</w:t>
-      </w:r>
-      <w:r>
-        <w:t xml:space="preserve"> </w:t>
-      </w:r>
-      <w:r>
-        <w:rPr>
-          <w:iCs/>
-          <w:i/>
-        </w:rPr>
-        <w:t xml:space="preserve">as if</w:t>
-      </w:r>
-      <w:r>
-        <w:t xml:space="preserve"> </w:t>
-      </w:r>
-      <w:r>
-        <w:t xml:space="preserve">it maximizes a utility function. The</w:t>
-      </w:r>
-      <w:r>
-        <w:t xml:space="preserve"> </w:t>
-      </w:r>
+        <w:t xml:space="preserve">Logical induction</w:t>
+      </w:r>
+      <w:r>
+        <w:t xml:space="preserve"> </w:t>
+      </w:r>
+      <w:r>
+        <w:t xml:space="preserve">(Garrabrant et al.) handles this by picturing a market that prices logical sentences in [0,1]; the</w:t>
+      </w:r>
+      <w:r>
+        <w:t xml:space="preserve"> </w:t>
+      </w:r>
+      <w:r>
+        <w:rPr>
+          <w:iCs/>
+          <w:i/>
+        </w:rPr>
+        <w:t xml:space="preserve">logical-induction criterion</w:t>
+      </w:r>
+      <w:r>
+        <w:t xml:space="preserve"> </w:t>
+      </w:r>
+      <w:r>
+        <w:t xml:space="preserve">requires only that no efficient (polynomial-time) trader can exploit the market for unbounded profit, a computable weakening of the Dutch-book argument. That single condition yields convergence and coherence in the limit, timely learning of statistical patterns (it prices</w:t>
+      </w:r>
+      <w:r>
+        <w:t xml:space="preserve"> </w:t>
+      </w:r>
+      <w:r>
+        <w:t xml:space="preserve">“</w:t>
+      </w:r>
+      <w:r>
+        <w:t xml:space="preserve">the nth digit of pi is 7</w:t>
+      </w:r>
+      <w:r>
+        <w:t xml:space="preserve">”</w:t>
+      </w:r>
+      <w:r>
+        <w:t xml:space="preserve"> </w:t>
+      </w:r>
+      <w:r>
+        <w:t xml:space="preserve">near 1/10 without computing it), and</w:t>
+      </w:r>
+      <w:r>
+        <w:t xml:space="preserve"> </w:t>
+      </w:r>
+      <w:r>
+        <w:rPr>
+          <w:iCs/>
+          <w:i/>
+        </w:rPr>
+        <w:t xml:space="preserve">self-trust</w:t>
+      </w:r>
+      <w:r>
+        <w:t xml:space="preserve"> </w:t>
+      </w:r>
+      <w:r>
+        <w:t xml:space="preserve">(current credence equals a weighted average of expected future credences).</w:t>
+      </w:r>
+      <w:r>
+        <w:t xml:space="preserve"> </w:t>
+      </w:r>
+      <w:r>
+        <w:rPr>
+          <w:iCs/>
+          <w:i/>
+        </w:rPr>
+        <w:t xml:space="preserve">Takeaway: a principled model of how a bounded agent should hold probabilities over facts it has not yet computed.</w:t>
+      </w:r>
+      <w:r>
+        <w:t xml:space="preserve"> </w:t>
+      </w:r>
+      <w:r>
+        <w:rPr>
+          <w:iCs/>
+          <w:i/>
+        </w:rPr>
+        <w:t xml:space="preserve">Readings:</w:t>
+      </w:r>
+      <w:r>
+        <w:t xml:space="preserve"> </w:t>
+      </w:r>
+      <w:hyperlink r:id="rId35">
+        <w:r>
+          <w:rPr>
+            <w:rStyle w:val="Hyperlink"/>
+          </w:rPr>
+          <w:t xml:space="preserve">An intuitive guide to Garrabrant induction</w:t>
+        </w:r>
+      </w:hyperlink>
+      <w:r>
+        <w:t xml:space="preserve">;</w:t>
+      </w:r>
+      <w:r>
+        <w:t xml:space="preserve"> </w:t>
+      </w:r>
+      <w:hyperlink r:id="rId36">
+        <w:r>
+          <w:rPr>
+            <w:rStyle w:val="Hyperlink"/>
+          </w:rPr>
+          <w:t xml:space="preserve">Logical induction</w:t>
+        </w:r>
+      </w:hyperlink>
+      <w:r>
+        <w:t xml:space="preserve"> </w:t>
+      </w:r>
+      <w:r>
+        <w:t xml:space="preserve">(chapters 1 and 3; skim chapter 4).</w:t>
+      </w:r>
+    </w:p>
+    <w:p>
+      <w:pPr>
+        <w:pStyle w:val="BodyText"/>
+      </w:pPr>
       <w:r>
         <w:rPr>
           <w:bCs/>
           <w:b/>
         </w:rPr>
-        <w:t xml:space="preserve">complete class theorem</w:t>
-      </w:r>
-      <w:r>
-        <w:t xml:space="preserve"> </w:t>
-      </w:r>
-      <w:r>
-        <w:t xml:space="preserve">sharpens this: any decision rule that is not dominated (Pareto-optimal across environments) is Bayes-optimal under some prior with full support. This is</w:t>
-      </w:r>
-      <w:r>
-        <w:t xml:space="preserve"> </w:t>
-      </w:r>
-      <w:r>
-        <w:rPr>
-          <w:iCs/>
-          <w:i/>
-        </w:rPr>
-        <w:t xml:space="preserve">representational</w:t>
-      </w:r>
-      <w:r>
-        <w:t xml:space="preserve">, not mechanistic: it says a capable, non-self-defeating agent looks like a Bayesian expected-utility maximizer from the outside, without saying it has a utility function inside, and without telling us</w:t>
-      </w:r>
-      <w:r>
-        <w:t xml:space="preserve"> </w:t>
-      </w:r>
-      <w:r>
-        <w:rPr>
-          <w:iCs/>
-          <w:i/>
-        </w:rPr>
-        <w:t xml:space="preserve">which</w:t>
-      </w:r>
-      <w:r>
-        <w:t xml:space="preserve"> </w:t>
-      </w:r>
-      <w:r>
-        <w:t xml:space="preserve">utility function (the hard part).</w:t>
-      </w:r>
-      <w:r>
-        <w:t xml:space="preserve"> </w:t>
-      </w:r>
-      <w:r>
-        <w:rPr>
-          <w:iCs/>
-          <w:i/>
-        </w:rPr>
-        <w:t xml:space="preserve">Takeaway: coherence gives a reflectively-stable target (a dominated strategy is one a rational agent would self-modify away from), but it under-determines the agent’s actual goals.</w:t>
-      </w:r>
-    </w:p>
-    <w:p>
-      <w:pPr>
-        <w:pStyle w:val="BodyText"/>
-      </w:pPr>
-      <w:r>
-        <w:rPr>
-          <w:bCs/>
-          <w:b/>
-        </w:rPr>
-        <w:t xml:space="preserve">2. Löb’s theorem and tiling agents.</w:t>
-      </w:r>
-      <w:r>
-        <w:t xml:space="preserve"> </w:t>
-      </w:r>
-      <w:r>
-        <w:t xml:space="preserve">A capable agent may build a successor more capable than itself. By</w:t>
-      </w:r>
-      <w:r>
-        <w:t xml:space="preserve"> </w:t>
-      </w:r>
-      <w:r>
-        <w:rPr>
-          <w:iCs/>
-          <w:i/>
-        </w:rPr>
-        <w:t xml:space="preserve">Vingean reflection</w:t>
-      </w:r>
-      <w:r>
-        <w:t xml:space="preserve">, it cannot verify the successor by simulating it (if it could predict the successor’s exact moves, it would be that capable already), so it must reason abstractly about the successor’s</w:t>
-      </w:r>
-      <w:r>
-        <w:t xml:space="preserve"> </w:t>
-      </w:r>
-      <w:r>
-        <w:rPr>
-          <w:iCs/>
-          <w:i/>
-        </w:rPr>
-        <w:t xml:space="preserve">design</w:t>
-      </w:r>
-      <w:r>
-        <w:t xml:space="preserve">. The natural strategy (</w:t>
-      </w:r>
-      <w:r>
-        <w:t xml:space="preserve">“</w:t>
-      </w:r>
-      <w:r>
-        <w:t xml:space="preserve">trust the successor because it only takes actions it has proved safe</w:t>
-      </w:r>
-      <w:r>
-        <w:t xml:space="preserve">”</w:t>
-      </w:r>
-      <w:r>
-        <w:t xml:space="preserve">) needs the parent to trust the successor’s proofs.</w:t>
-      </w:r>
-      <w:r>
-        <w:t xml:space="preserve"> </w:t>
-      </w:r>
-      <w:r>
-        <w:rPr>
-          <w:bCs/>
-          <w:b/>
-        </w:rPr>
-        <w:t xml:space="preserve">Löb’s theorem</w:t>
-      </w:r>
-      <w:r>
-        <w:t xml:space="preserve"> </w:t>
-      </w:r>
-      <w:r>
-        <w:t xml:space="preserve">blocks this: if a consistent system</w:t>
-      </w:r>
-      <w:r>
-        <w:t xml:space="preserve"> </w:t>
-      </w:r>
-      <w:r>
-        <w:rPr>
-          <w:rStyle w:val="VerbatimChar"/>
-        </w:rPr>
-        <w:t xml:space="preserve">L</w:t>
-      </w:r>
-      <w:r>
-        <w:t xml:space="preserve"> </w:t>
-      </w:r>
-      <w:r>
-        <w:t xml:space="preserve">can prove</w:t>
-      </w:r>
-      <w:r>
-        <w:t xml:space="preserve"> </w:t>
-      </w:r>
-      <w:r>
-        <w:t xml:space="preserve">“</w:t>
-      </w:r>
-      <w:r>
-        <w:t xml:space="preserve">if</w:t>
-      </w:r>
-      <w:r>
-        <w:t xml:space="preserve"> </w:t>
-      </w:r>
-      <w:r>
-        <w:rPr>
-          <w:rStyle w:val="VerbatimChar"/>
-        </w:rPr>
-        <w:t xml:space="preserve">L</w:t>
-      </w:r>
-      <w:r>
-        <w:t xml:space="preserve"> </w:t>
-      </w:r>
-      <w:r>
-        <w:t xml:space="preserve">proves</w:t>
-      </w:r>
-      <w:r>
-        <w:t xml:space="preserve"> </w:t>
-      </w:r>
-      <w:r>
-        <w:rPr>
-          <w:rStyle w:val="VerbatimChar"/>
-        </w:rPr>
-        <w:t xml:space="preserve">C</w:t>
-      </w:r>
-      <w:r>
-        <w:t xml:space="preserve"> </w:t>
-      </w:r>
-      <w:r>
-        <w:t xml:space="preserve">then</w:t>
-      </w:r>
-      <w:r>
-        <w:t xml:space="preserve"> </w:t>
-      </w:r>
-      <w:r>
-        <w:rPr>
-          <w:rStyle w:val="VerbatimChar"/>
-        </w:rPr>
-        <w:t xml:space="preserve">C</w:t>
-      </w:r>
-      <w:r>
-        <w:t xml:space="preserve">”</w:t>
-      </w:r>
-      <w:r>
-        <w:t xml:space="preserve">, then</w:t>
-      </w:r>
-      <w:r>
-        <w:t xml:space="preserve"> </w:t>
-      </w:r>
-      <w:r>
-        <w:rPr>
-          <w:rStyle w:val="VerbatimChar"/>
-        </w:rPr>
-        <w:t xml:space="preserve">L</w:t>
-      </w:r>
-      <w:r>
-        <w:t xml:space="preserve"> </w:t>
-      </w:r>
-      <w:r>
-        <w:t xml:space="preserve">already proves</w:t>
-      </w:r>
-      <w:r>
-        <w:t xml:space="preserve"> </w:t>
-      </w:r>
-      <w:r>
-        <w:rPr>
-          <w:rStyle w:val="VerbatimChar"/>
-        </w:rPr>
-        <w:t xml:space="preserve">C</w:t>
-      </w:r>
-      <w:r>
-        <w:t xml:space="preserve">. A consistent system cannot vouch for its own proofs in the abstract, only for a strictly weaker system’s. So a naive chain of self-improvements uses an ever-weaker proof system (a</w:t>
-      </w:r>
-      <w:r>
-        <w:t xml:space="preserve"> </w:t>
-      </w:r>
-      <w:r>
-        <w:t xml:space="preserve">“</w:t>
-      </w:r>
-      <w:r>
-        <w:t xml:space="preserve">telomere</w:t>
-      </w:r>
-      <w:r>
-        <w:t xml:space="preserve">”</w:t>
-      </w:r>
-      <w:r>
-        <w:t xml:space="preserve"> </w:t>
-      </w:r>
-      <w:r>
-        <w:t xml:space="preserve">of logical strength that runs out), the</w:t>
-      </w:r>
-      <w:r>
-        <w:t xml:space="preserve"> </w:t>
-      </w:r>
-      <w:r>
-        <w:rPr>
-          <w:iCs/>
-          <w:i/>
-        </w:rPr>
-        <w:t xml:space="preserve">finite descent problem</w:t>
-      </w:r>
-      <w:r>
-        <w:t xml:space="preserve">. The tiling-agents programme studies whether this obstacle can be overcome.</w:t>
-      </w:r>
-      <w:r>
-        <w:t xml:space="preserve"> </w:t>
-      </w:r>
-      <w:r>
-        <w:rPr>
-          <w:iCs/>
-          <w:i/>
-        </w:rPr>
-        <w:t xml:space="preserve">Takeaway: self-trust under self-modification is not free; it runs straight into a logical wall.</w:t>
-      </w:r>
-    </w:p>
-    <w:p>
-      <w:pPr>
-        <w:pStyle w:val="BodyText"/>
-      </w:pPr>
-      <w:r>
-        <w:rPr>
-          <w:bCs/>
-          <w:b/>
-        </w:rPr>
-        <w:t xml:space="preserve">3. Logical induction.</w:t>
-      </w:r>
-      <w:r>
-        <w:t xml:space="preserve"> </w:t>
-      </w:r>
-      <w:r>
-        <w:t xml:space="preserve">Standard Bayesian reasoning assumes</w:t>
-      </w:r>
-      <w:r>
-        <w:t xml:space="preserve"> </w:t>
-      </w:r>
-      <w:r>
-        <w:rPr>
-          <w:iCs/>
-          <w:i/>
-        </w:rPr>
-        <w:t xml:space="preserve">logical omniscience</w:t>
-      </w:r>
-      <w:r>
-        <w:t xml:space="preserve">: the agent instantly knows all consequences of its beliefs. A bounded agent cannot (it may know a program’s source yet not its output, or the axioms yet not whether a number is prime).</w:t>
-      </w:r>
-      <w:r>
-        <w:t xml:space="preserve"> </w:t>
-      </w:r>
-      <w:r>
-        <w:rPr>
-          <w:bCs/>
-          <w:b/>
-        </w:rPr>
-        <w:t xml:space="preserve">Logical induction</w:t>
-      </w:r>
-      <w:r>
-        <w:t xml:space="preserve"> </w:t>
-      </w:r>
-      <w:r>
-        <w:t xml:space="preserve">(Garrabrant et al.) handles this by picturing a market that prices logical sentences in [0,1]; the</w:t>
-      </w:r>
-      <w:r>
-        <w:t xml:space="preserve"> </w:t>
-      </w:r>
-      <w:r>
-        <w:rPr>
-          <w:iCs/>
-          <w:i/>
-        </w:rPr>
-        <w:t xml:space="preserve">logical-induction criterion</w:t>
-      </w:r>
-      <w:r>
-        <w:t xml:space="preserve"> </w:t>
-      </w:r>
-      <w:r>
-        <w:t xml:space="preserve">requires only that no efficient (polynomial-time) trader can exploit the market for unbounded profit, a computable weakening of the Dutch-book argument. That single condition yields convergence and coherence in the limit, timely learning of statistical patterns (it prices</w:t>
-      </w:r>
-      <w:r>
-        <w:t xml:space="preserve"> </w:t>
-      </w:r>
-      <w:r>
-        <w:t xml:space="preserve">“</w:t>
-      </w:r>
-      <w:r>
-        <w:t xml:space="preserve">the nth digit of pi is 7</w:t>
-      </w:r>
-      <w:r>
-        <w:t xml:space="preserve">”</w:t>
-      </w:r>
-      <w:r>
-        <w:t xml:space="preserve"> </w:t>
-      </w:r>
-      <w:r>
-        <w:t xml:space="preserve">near 1/10 without computing it), and</w:t>
-      </w:r>
-      <w:r>
-        <w:t xml:space="preserve"> </w:t>
-      </w:r>
-      <w:r>
-        <w:rPr>
-          <w:iCs/>
-          <w:i/>
-        </w:rPr>
-        <w:t xml:space="preserve">self-trust</w:t>
-      </w:r>
-      <w:r>
-        <w:t xml:space="preserve"> </w:t>
-      </w:r>
-      <w:r>
-        <w:t xml:space="preserve">(current credence equals a weighted average of expected future credences).</w:t>
-      </w:r>
-      <w:r>
-        <w:t xml:space="preserve"> </w:t>
-      </w:r>
-      <w:r>
-        <w:rPr>
-          <w:iCs/>
-          <w:i/>
-        </w:rPr>
-        <w:t xml:space="preserve">Takeaway: a principled model of how a bounded agent should hold probabilities over facts it has not yet computed.</w:t>
-      </w:r>
-    </w:p>
-    <w:p>
-      <w:pPr>
-        <w:pStyle w:val="BodyText"/>
-      </w:pPr>
-      <w:r>
-        <w:rPr>
-          <w:bCs/>
-          <w:b/>
-        </w:rPr>
-        <w:t xml:space="preserve">4. Decision theory.</w:t>
-      </w:r>
-      <w:r>
-        <w:t xml:space="preserve"> </w:t>
-      </w:r>
-      <w:r>
-        <w:t xml:space="preserve">For a dualistic agent, optimization is easy: pick the action maximizing expected utility. For an embedded agent, an action is just another fact about the world, so</w:t>
-      </w:r>
-      <w:r>
-        <w:t xml:space="preserve"> </w:t>
-      </w:r>
-      <w:r>
-        <w:t xml:space="preserve">“</w:t>
-      </w:r>
-      <w:r>
-        <w:t xml:space="preserve">what would happen if I acted differently</w:t>
-      </w:r>
-      <w:r>
-        <w:t xml:space="preserve">”</w:t>
-      </w:r>
-      <w:r>
-        <w:t xml:space="preserve"> </w:t>
-      </w:r>
-      <w:r>
-        <w:t xml:space="preserve">must be</w:t>
-      </w:r>
-      <w:r>
-        <w:t xml:space="preserve"> </w:t>
-      </w:r>
-      <w:r>
-        <w:rPr>
-          <w:iCs/>
-          <w:i/>
-        </w:rPr>
-        <w:t xml:space="preserve">constructed</w:t>
-      </w:r>
-      <w:r>
-        <w:t xml:space="preserve">, not read off. Different decision theories construct this counterfactual differently: condition on the action as evidence (EDT), intervene causally (CDT), or reason about the logical consequences of being the kind of agent that runs a given procedure (FDT/UDT). Decision theory is a</w:t>
-      </w:r>
-      <w:r>
-        <w:t xml:space="preserve"> </w:t>
-      </w:r>
-      <w:r>
-        <w:rPr>
-          <w:iCs/>
-          <w:i/>
-        </w:rPr>
-        <w:t xml:space="preserve">reflectively-consistent degree of freedom</w:t>
-      </w:r>
-      <w:r>
-        <w:t xml:space="preserve">: a bad decision theory is not automatically corrected as the agent gets smarter, so it must be got right deliberately.</w:t>
-      </w:r>
-      <w:r>
-        <w:t xml:space="preserve"> </w:t>
-      </w:r>
-      <w:r>
-        <w:rPr>
-          <w:iCs/>
-          <w:i/>
-        </w:rPr>
-        <w:t xml:space="preserve">This strand previews the full Decision Theory day.</w:t>
-      </w:r>
-    </w:p>
-    <w:p>
-      <w:pPr>
-        <w:pStyle w:val="BodyText"/>
-      </w:pPr>
-      <w:r>
-        <w:rPr>
-          <w:bCs/>
-          <w:b/>
-        </w:rPr>
-        <w:t xml:space="preserve">5. Optimization and thermodynamics.</w:t>
+        <w:t xml:space="preserve">4. Optimization and thermodynamics.</w:t>
       </w:r>
       <w:r>
         <w:t xml:space="preserve"> </w:t>
@@ -1673,12 +1750,22 @@
         <w:t xml:space="preserve"> </w:t>
       </w:r>
       <w:r>
-        <w:t xml:space="preserve">A self-contained note developing this strand,</w:t>
-      </w:r>
-      <w:r>
-        <w:t xml:space="preserve"> </w:t>
-      </w:r>
-      <w:hyperlink r:id="rId29">
+        <w:rPr>
+          <w:iCs/>
+          <w:i/>
+        </w:rPr>
+        <w:t xml:space="preserve">Readings:</w:t>
+      </w:r>
+      <w:r>
+        <w:t xml:space="preserve"> </w:t>
+      </w:r>
+      <w:r>
+        <w:t xml:space="preserve">the self-contained note</w:t>
+      </w:r>
+      <w:r>
+        <w:t xml:space="preserve"> </w:t>
+      </w:r>
+      <w:hyperlink r:id="rId37">
         <w:r>
           <w:rPr>
             <w:rStyle w:val="Hyperlink"/>
@@ -1687,7 +1774,70 @@
         </w:r>
       </w:hyperlink>
       <w:r>
-        <w:t xml:space="preserve">, is the pre-reading for this track (read entirely; the appendix is optional).</w:t>
+        <w:t xml:space="preserve"> </w:t>
+      </w:r>
+      <w:r>
+        <w:t xml:space="preserve">(read entirely; appendix optional) is the primary reading; its underlying sources are</w:t>
+      </w:r>
+      <w:r>
+        <w:t xml:space="preserve"> </w:t>
+      </w:r>
+      <w:hyperlink r:id="rId38">
+        <w:r>
+          <w:rPr>
+            <w:rStyle w:val="Hyperlink"/>
+          </w:rPr>
+          <w:t xml:space="preserve">The ground of optimization</w:t>
+        </w:r>
+      </w:hyperlink>
+      <w:r>
+        <w:t xml:space="preserve"> </w:t>
+      </w:r>
+      <w:r>
+        <w:t xml:space="preserve">(up to and including</w:t>
+      </w:r>
+      <w:r>
+        <w:t xml:space="preserve"> </w:t>
+      </w:r>
+      <w:r>
+        <w:t xml:space="preserve">“</w:t>
+      </w:r>
+      <w:r>
+        <w:t xml:space="preserve">Relationship to Garrabrant and Demski’s Embedded Agency</w:t>
+      </w:r>
+      <w:r>
+        <w:t xml:space="preserve">”</w:t>
+      </w:r>
+      <w:r>
+        <w:t xml:space="preserve">),</w:t>
+      </w:r>
+      <w:r>
+        <w:t xml:space="preserve"> </w:t>
+      </w:r>
+      <w:hyperlink r:id="rId39">
+        <w:r>
+          <w:rPr>
+            <w:rStyle w:val="Hyperlink"/>
+          </w:rPr>
+          <w:t xml:space="preserve">Generalized heat engine</w:t>
+        </w:r>
+      </w:hyperlink>
+      <w:r>
+        <w:t xml:space="preserve">, and</w:t>
+      </w:r>
+      <w:r>
+        <w:t xml:space="preserve"> </w:t>
+      </w:r>
+      <w:hyperlink r:id="rId40">
+        <w:r>
+          <w:rPr>
+            <w:rStyle w:val="Hyperlink"/>
+          </w:rPr>
+          <w:t xml:space="preserve">Algorithmic thermodynamics and three types of optimization</w:t>
+        </w:r>
+      </w:hyperlink>
+      <w:r>
+        <w:t xml:space="preserve">.</w:t>
       </w:r>
     </w:p>
     <w:p>
@@ -1699,7 +1849,7 @@
           <w:bCs/>
           <w:b/>
         </w:rPr>
-        <w:t xml:space="preserve">6. Descriptive agent foundations.</w:t>
+        <w:t xml:space="preserve">5. Descriptive agent foundations.</w:t>
       </w:r>
       <w:r>
         <w:t xml:space="preserve"> </w:t>
@@ -1860,9 +2010,61 @@
         </w:rPr>
         <w:t xml:space="preserve">”</w:t>
       </w:r>
-    </w:p>
-    <w:bookmarkEnd w:id="30"/>
-    <w:bookmarkStart w:id="33" w:name="fundamental-reading"/>
+      <w:r>
+        <w:t xml:space="preserve"> </w:t>
+      </w:r>
+      <w:r>
+        <w:rPr>
+          <w:iCs/>
+          <w:i/>
+        </w:rPr>
+        <w:t xml:space="preserve">Readings:</w:t>
+      </w:r>
+      <w:r>
+        <w:t xml:space="preserve"> </w:t>
+      </w:r>
+      <w:hyperlink r:id="rId41">
+        <w:r>
+          <w:rPr>
+            <w:rStyle w:val="Hyperlink"/>
+          </w:rPr>
+          <w:t xml:space="preserve">Selection theorems: a program for understanding agents</w:t>
+        </w:r>
+      </w:hyperlink>
+      <w:r>
+        <w:t xml:space="preserve">;</w:t>
+      </w:r>
+      <w:r>
+        <w:t xml:space="preserve"> </w:t>
+      </w:r>
+      <w:hyperlink r:id="rId42">
+        <w:r>
+          <w:rPr>
+            <w:rStyle w:val="Hyperlink"/>
+          </w:rPr>
+          <w:t xml:space="preserve">How we picture Bayesian agents</w:t>
+        </w:r>
+      </w:hyperlink>
+      <w:r>
+        <w:t xml:space="preserve">;</w:t>
+      </w:r>
+      <w:r>
+        <w:t xml:space="preserve"> </w:t>
+      </w:r>
+      <w:hyperlink r:id="rId43">
+        <w:r>
+          <w:rPr>
+            <w:rStyle w:val="Hyperlink"/>
+          </w:rPr>
+          <w:t xml:space="preserve">What selection theorems do we expect/want</w:t>
+        </w:r>
+      </w:hyperlink>
+      <w:r>
+        <w:t xml:space="preserve">.</w:t>
+      </w:r>
+    </w:p>
+    <w:bookmarkEnd w:id="44"/>
+    <w:bookmarkStart w:id="47" w:name="fundamental-reading"/>
     <w:p>
       <w:pPr>
         <w:pStyle w:val="Heading3"/>
@@ -1880,7 +2082,7 @@
           <w:iCs/>
           <w:i/>
         </w:rPr>
-        <w:t xml:space="preserve">Intent: a shared bird’s-eye view that ties the six tracks to embedded agency, so the mixed-group discussion has common ground. Everyone reads these on the day (skimming beforehand is fine).</w:t>
+        <w:t xml:space="preserve">Intent: a shared bird’s-eye view that ties the five tracks to embedded agency, so the mixed-group discussion has common ground. Everyone reads these on the day (skimming beforehand is fine).</w:t>
       </w:r>
     </w:p>
     <w:p>
@@ -1931,7 +2133,7 @@
         </w:numPr>
         <w:pStyle w:val="Compact"/>
       </w:pPr>
-      <w:hyperlink r:id="rId31">
+      <w:hyperlink r:id="rId45">
         <w:r>
           <w:rPr>
             <w:rStyle w:val="Hyperlink"/>
@@ -1940,19 +2142,7 @@
         </w:r>
       </w:hyperlink>
       <w:r>
-        <w:t xml:space="preserve">: read entirely. The precise notion behind</w:t>
-      </w:r>
-      <w:r>
-        <w:t xml:space="preserve"> </w:t>
-      </w:r>
-      <w:r>
-        <w:t xml:space="preserve">“</w:t>
-      </w:r>
-      <w:r>
-        <w:t xml:space="preserve">decision theory is something you must get right deliberately.</w:t>
-      </w:r>
-      <w:r>
-        <w:t xml:space="preserve">”</w:t>
+        <w:t xml:space="preserve">: read entirely. The precise notion behind a property an agent would not self-modify away, which is the day’s recurring theme of reflective stability.</w:t>
       </w:r>
     </w:p>
     <w:p>
@@ -1963,7 +2153,7 @@
         </w:numPr>
         <w:pStyle w:val="Compact"/>
       </w:pPr>
-      <w:hyperlink r:id="rId32">
+      <w:hyperlink r:id="rId46">
         <w:r>
           <w:rPr>
             <w:rStyle w:val="Hyperlink"/>
@@ -1975,8 +2165,8 @@
         <w:t xml:space="preserve">: read entirely. Why a capable mind plausibly contains a retargetable search process.</w:t>
       </w:r>
     </w:p>
-    <w:bookmarkEnd w:id="33"/>
-    <w:bookmarkStart w:id="34" w:name="cross-pollination-discussion"/>
+    <w:bookmarkEnd w:id="47"/>
+    <w:bookmarkStart w:id="48" w:name="cross-pollination-discussion"/>
     <w:p>
       <w:pPr>
         <w:pStyle w:val="Heading3"/>
@@ -2002,200 +2192,11 @@
         <w:pStyle w:val="BodyText"/>
       </w:pPr>
       <w:r>
-        <w:t xml:space="preserve">Form small groups that mix pre-reading tracks. The goal is to find connections between your different topics and develop a shared picture of how they relate to embedded agency. Suggested prompts (go beyond them freely):</w:t>
-      </w:r>
-    </w:p>
-    <w:p>
-      <w:pPr>
-        <w:numPr>
-          <w:ilvl w:val="0"/>
-          <w:numId w:val="1005"/>
-        </w:numPr>
-        <w:pStyle w:val="Compact"/>
-      </w:pPr>
-      <w:r>
-        <w:rPr>
-          <w:bCs/>
-          <w:b/>
-        </w:rPr>
-        <w:t xml:space="preserve">Logical induction × Löb’s theorem and tiling agents.</w:t>
-      </w:r>
-      <w:r>
-        <w:t xml:space="preserve"> </w:t>
-      </w:r>
-      <w:r>
-        <w:t xml:space="preserve">A logical inductor’s self-trust (current credence is a weighted average of expected future credences) versus the tiling agent’s need to trust a successor without inspecting its actions. How do the two notions of self-trust relate?</w:t>
-      </w:r>
-    </w:p>
-    <w:p>
-      <w:pPr>
-        <w:numPr>
-          <w:ilvl w:val="0"/>
-          <w:numId w:val="1005"/>
-        </w:numPr>
-        <w:pStyle w:val="Compact"/>
-      </w:pPr>
-      <w:r>
-        <w:rPr>
-          <w:bCs/>
-          <w:b/>
-        </w:rPr>
-        <w:t xml:space="preserve">Consequentialist foundations × optimization and thermodynamics.</w:t>
-      </w:r>
-      <w:r>
-        <w:t xml:space="preserve"> </w:t>
-      </w:r>
-      <w:r>
-        <w:t xml:space="preserve">Coherence describes goal pursuit as expected-utility maximization; the thermodynamic picture describes it as moving uncertainty around to produce low-entropy outcomes. How do these two pictures of goal-directed behaviour relate? Can thermodynamics offer a</w:t>
-      </w:r>
-      <w:r>
-        <w:t xml:space="preserve"> </w:t>
-      </w:r>
-      <w:r>
-        <w:t xml:space="preserve">“</w:t>
-      </w:r>
-      <w:r>
-        <w:t xml:space="preserve">measuring stick of utility</w:t>
-      </w:r>
-      <w:r>
-        <w:t xml:space="preserve">”</w:t>
-      </w:r>
-      <w:r>
-        <w:t xml:space="preserve">?</w:t>
-      </w:r>
-    </w:p>
-    <w:p>
-      <w:pPr>
-        <w:numPr>
-          <w:ilvl w:val="0"/>
-          <w:numId w:val="1005"/>
-        </w:numPr>
-        <w:pStyle w:val="Compact"/>
-      </w:pPr>
-      <w:r>
-        <w:rPr>
-          <w:bCs/>
-          <w:b/>
-        </w:rPr>
-        <w:t xml:space="preserve">Logical induction × consequentialist foundations.</w:t>
-      </w:r>
-      <w:r>
-        <w:t xml:space="preserve"> </w:t>
-      </w:r>
-      <w:r>
-        <w:t xml:space="preserve">The Dutch-book argument behind coherence presupposes logical omniscience (computing expected utilities needs the logical consequences of one’s beliefs). How does logical uncertainty interact with the foundations of coherence?</w:t>
-      </w:r>
-    </w:p>
-    <w:p>
-      <w:pPr>
-        <w:numPr>
-          <w:ilvl w:val="0"/>
-          <w:numId w:val="1005"/>
-        </w:numPr>
-        <w:pStyle w:val="Compact"/>
-      </w:pPr>
-      <w:r>
-        <w:rPr>
-          <w:bCs/>
-          <w:b/>
-        </w:rPr>
-        <w:t xml:space="preserve">Optimization and thermodynamics × descriptive agent foundations.</w:t>
-      </w:r>
-      <w:r>
-        <w:t xml:space="preserve"> </w:t>
-      </w:r>
-      <w:r>
-        <w:t xml:space="preserve">Thermodynamics constrains what optimization is physically possible; selection theorems ask what agent type-signatures get selected for. What constraints might thermodynamics impose on the selection environment?</w:t>
-      </w:r>
-    </w:p>
-    <w:p>
-      <w:pPr>
-        <w:numPr>
-          <w:ilvl w:val="0"/>
-          <w:numId w:val="1005"/>
-        </w:numPr>
-        <w:pStyle w:val="Compact"/>
-      </w:pPr>
-      <w:r>
-        <w:rPr>
-          <w:bCs/>
-          <w:b/>
-        </w:rPr>
-        <w:t xml:space="preserve">Consequentialist foundations × descriptive agent foundations.</w:t>
-      </w:r>
-      <w:r>
-        <w:t xml:space="preserve"> </w:t>
-      </w:r>
-      <w:r>
-        <w:t xml:space="preserve">The complete class theorem is representational (</w:t>
-      </w:r>
-      <w:r>
-        <w:t xml:space="preserve">“</w:t>
-      </w:r>
-      <w:r>
-        <w:t xml:space="preserve">can be described as a maximizer</w:t>
-      </w:r>
-      <w:r>
-        <w:t xml:space="preserve">”</w:t>
-      </w:r>
-      <w:r>
-        <w:t xml:space="preserve">); descriptive foundations is mechanistic (</w:t>
-      </w:r>
-      <w:r>
-        <w:t xml:space="preserve">“</w:t>
-      </w:r>
-      <w:r>
-        <w:t xml:space="preserve">what agents actually are, and what makes them arise</w:t>
-      </w:r>
-      <w:r>
-        <w:t xml:space="preserve">”</w:t>
-      </w:r>
-      <w:r>
-        <w:t xml:space="preserve">). How do the representational and mechanistic views relate?</w:t>
-      </w:r>
-    </w:p>
-    <w:p>
-      <w:pPr>
-        <w:numPr>
-          <w:ilvl w:val="0"/>
-          <w:numId w:val="1005"/>
-        </w:numPr>
-        <w:pStyle w:val="Compact"/>
-      </w:pPr>
-      <w:r>
-        <w:rPr>
-          <w:bCs/>
-          <w:b/>
-        </w:rPr>
-        <w:t xml:space="preserve">Consequentialist foundations × logical induction.</w:t>
-      </w:r>
-      <w:r>
-        <w:t xml:space="preserve"> </w:t>
-      </w:r>
-      <w:r>
-        <w:t xml:space="preserve">Coherence assumes the agent can price any bet correctly; the logical-induction criterion is the</w:t>
-      </w:r>
-      <w:r>
-        <w:t xml:space="preserve"> </w:t>
-      </w:r>
-      <w:r>
-        <w:t xml:space="preserve">“</w:t>
-      </w:r>
-      <w:r>
-        <w:t xml:space="preserve">no efficient Dutch book</w:t>
-      </w:r>
-      <w:r>
-        <w:t xml:space="preserve">”</w:t>
-      </w:r>
-      <w:r>
-        <w:t xml:space="preserve"> </w:t>
-      </w:r>
-      <w:r>
-        <w:t xml:space="preserve">analogue. How does logical uncertainty reshape coherence arguments?</w:t>
-      </w:r>
-    </w:p>
-    <w:bookmarkEnd w:id="34"/>
-    <w:bookmarkStart w:id="35" w:name="exercise-session"/>
+        <w:t xml:space="preserve">On the day, students who pre-read different strands meet in small mixed groups and work to connect their topics into one picture of embedded agency: how a logical inductor’s trust in its future self relates to a tiling agent’s trust in its successor, how the coherence account of goals relates to the thermodynamic one, how the representational view of agency (coherence) relates to the mechanistic one (selection theorems). The specific discussion prompts used are listed in the teaching guide.</w:t>
+      </w:r>
+    </w:p>
+    <w:bookmarkEnd w:id="48"/>
+    <w:bookmarkStart w:id="49" w:name="exercise-session"/>
     <w:p>
       <w:pPr>
         <w:pStyle w:val="Heading3"/>
@@ -2254,7 +2255,7 @@
       <w:pPr>
         <w:numPr>
           <w:ilvl w:val="0"/>
-          <w:numId w:val="1006"/>
+          <w:numId w:val="1005"/>
         </w:numPr>
         <w:pStyle w:val="Compact"/>
       </w:pPr>
@@ -2276,7 +2277,7 @@
       <w:pPr>
         <w:numPr>
           <w:ilvl w:val="0"/>
-          <w:numId w:val="1006"/>
+          <w:numId w:val="1005"/>
         </w:numPr>
         <w:pStyle w:val="Compact"/>
       </w:pPr>
@@ -2310,7 +2311,7 @@
       <w:pPr>
         <w:numPr>
           <w:ilvl w:val="0"/>
-          <w:numId w:val="1007"/>
+          <w:numId w:val="1006"/>
         </w:numPr>
         <w:pStyle w:val="Compact"/>
       </w:pPr>
@@ -2344,7 +2345,7 @@
       <w:pPr>
         <w:numPr>
           <w:ilvl w:val="0"/>
-          <w:numId w:val="1008"/>
+          <w:numId w:val="1007"/>
         </w:numPr>
         <w:pStyle w:val="Compact"/>
       </w:pPr>
@@ -2366,7 +2367,7 @@
       <w:pPr>
         <w:numPr>
           <w:ilvl w:val="0"/>
-          <w:numId w:val="1008"/>
+          <w:numId w:val="1007"/>
         </w:numPr>
         <w:pStyle w:val="Compact"/>
       </w:pPr>
@@ -2384,8 +2385,8 @@
         <w:t xml:space="preserve">(difficulty 3/5, importance 3/5). Optimal input distributions over independent channels: mutual information decomposes across channels, independence improves throughput, and an optimal policy need not coordinate across a modular environment (connecting modularity to tractable optimization).</w:t>
       </w:r>
     </w:p>
-    <w:bookmarkEnd w:id="35"/>
-    <w:bookmarkStart w:id="37" w:name="daily-checkpoint"/>
+    <w:bookmarkEnd w:id="49"/>
+    <w:bookmarkStart w:id="51" w:name="daily-checkpoint"/>
     <w:p>
       <w:pPr>
         <w:pStyle w:val="Heading3"/>
@@ -2416,7 +2417,7 @@
       <w:r>
         <w:t xml:space="preserve"> </w:t>
       </w:r>
-      <w:hyperlink r:id="rId36">
+      <w:hyperlink r:id="rId50">
         <w:r>
           <w:rPr>
             <w:rStyle w:val="Hyperlink"/>
@@ -2432,7 +2433,7 @@
       <w:pPr>
         <w:numPr>
           <w:ilvl w:val="0"/>
-          <w:numId w:val="1009"/>
+          <w:numId w:val="1008"/>
         </w:numPr>
         <w:pStyle w:val="Compact"/>
       </w:pPr>
@@ -2457,7 +2458,7 @@
       <w:pPr>
         <w:numPr>
           <w:ilvl w:val="0"/>
-          <w:numId w:val="1009"/>
+          <w:numId w:val="1008"/>
         </w:numPr>
         <w:pStyle w:val="Compact"/>
       </w:pPr>
@@ -2485,7 +2486,7 @@
       <w:pPr>
         <w:numPr>
           <w:ilvl w:val="0"/>
-          <w:numId w:val="1009"/>
+          <w:numId w:val="1008"/>
         </w:numPr>
         <w:pStyle w:val="Compact"/>
       </w:pPr>
@@ -2515,7 +2516,7 @@
       <w:pPr>
         <w:numPr>
           <w:ilvl w:val="0"/>
-          <w:numId w:val="1009"/>
+          <w:numId w:val="1008"/>
         </w:numPr>
         <w:pStyle w:val="Compact"/>
       </w:pPr>
@@ -2543,7 +2544,7 @@
       <w:pPr>
         <w:numPr>
           <w:ilvl w:val="0"/>
-          <w:numId w:val="1009"/>
+          <w:numId w:val="1008"/>
         </w:numPr>
         <w:pStyle w:val="Compact"/>
       </w:pPr>
@@ -2567,7 +2568,7 @@
       <w:pPr>
         <w:numPr>
           <w:ilvl w:val="0"/>
-          <w:numId w:val="1009"/>
+          <w:numId w:val="1008"/>
         </w:numPr>
         <w:pStyle w:val="Compact"/>
       </w:pPr>
@@ -2587,9 +2588,9 @@
         <w:t xml:space="preserve">Answers: 1(b), 2(b), 3(b), 4(b), 5(b), 6(b).</w:t>
       </w:r>
     </w:p>
-    <w:bookmarkEnd w:id="37"/>
-    <w:bookmarkEnd w:id="38"/>
-    <w:bookmarkStart w:id="60" w:name="learn-more"/>
+    <w:bookmarkEnd w:id="51"/>
+    <w:bookmarkEnd w:id="52"/>
+    <w:bookmarkStart w:id="67" w:name="learn-more"/>
     <w:p>
       <w:pPr>
         <w:pStyle w:val="Heading2"/>
@@ -2603,7 +2604,7 @@
         <w:pStyle w:val="FirstParagraph"/>
       </w:pPr>
       <w:r>
-        <w:t xml:space="preserve">Reading lists by strand (the pre-reading tracks), then further pointers.</w:t>
+        <w:t xml:space="preserve">The readings for each strand are linked under that strand in the Main content above. Beyond them:</w:t>
       </w:r>
     </w:p>
     <w:p>
@@ -2615,451 +2616,12 @@
           <w:bCs/>
           <w:b/>
         </w:rPr>
-        <w:t xml:space="preserve">Consequentialist foundations.</w:t>
-      </w:r>
-      <w:r>
-        <w:t xml:space="preserve"> </w:t>
-      </w:r>
-      <w:r>
-        <w:t xml:space="preserve">-</w:t>
-      </w:r>
-      <w:r>
-        <w:t xml:space="preserve"> </w:t>
-      </w:r>
-      <w:hyperlink r:id="rId39">
-        <w:r>
-          <w:rPr>
-            <w:rStyle w:val="Hyperlink"/>
-          </w:rPr>
-          <w:t xml:space="preserve">Coherent decisions imply consistent utilities</w:t>
-        </w:r>
-      </w:hyperlink>
-      <w:r>
-        <w:t xml:space="preserve"> </w:t>
-      </w:r>
-      <w:r>
-        <w:t xml:space="preserve">(Introduction;</w:t>
-      </w:r>
-      <w:r>
-        <w:t xml:space="preserve"> </w:t>
-      </w:r>
-      <w:r>
-        <w:t xml:space="preserve">“</w:t>
-      </w:r>
-      <w:r>
-        <w:t xml:space="preserve">Why not circular preferences?</w:t>
-      </w:r>
-      <w:r>
-        <w:t xml:space="preserve">”</w:t>
-      </w:r>
-      <w:r>
-        <w:t xml:space="preserve">;</w:t>
-      </w:r>
-      <w:r>
-        <w:t xml:space="preserve"> </w:t>
-      </w:r>
-      <w:r>
-        <w:t xml:space="preserve">“</w:t>
-      </w:r>
-      <w:r>
-        <w:t xml:space="preserve">Probabilities and expected utilities</w:t>
-      </w:r>
-      <w:r>
-        <w:t xml:space="preserve">”</w:t>
-      </w:r>
-      <w:r>
-        <w:t xml:space="preserve"> </w:t>
-      </w:r>
-      <w:r>
-        <w:t xml:space="preserve">through</w:t>
-      </w:r>
-      <w:r>
-        <w:t xml:space="preserve"> </w:t>
-      </w:r>
-      <w:r>
-        <w:t xml:space="preserve">“</w:t>
-      </w:r>
-      <w:r>
-        <w:t xml:space="preserve">Conditional probability</w:t>
-      </w:r>
-      <w:r>
-        <w:t xml:space="preserve">”</w:t>
-      </w:r>
-      <w:r>
-        <w:t xml:space="preserve">; Conclusion).</w:t>
-      </w:r>
-      <w:r>
-        <w:t xml:space="preserve"> </w:t>
-      </w:r>
-      <w:r>
-        <w:t xml:space="preserve">-</w:t>
-      </w:r>
-      <w:r>
-        <w:t xml:space="preserve"> </w:t>
-      </w:r>
-      <w:hyperlink r:id="rId40">
-        <w:r>
-          <w:rPr>
-            <w:rStyle w:val="Hyperlink"/>
-          </w:rPr>
-          <w:t xml:space="preserve">The measuring stick of utility</w:t>
-        </w:r>
-      </w:hyperlink>
-      <w:r>
-        <w:t xml:space="preserve">.</w:t>
-      </w:r>
-      <w:r>
-        <w:t xml:space="preserve"> </w:t>
-      </w:r>
-      <w:r>
-        <w:t xml:space="preserve">-</w:t>
-      </w:r>
-      <w:r>
-        <w:t xml:space="preserve"> </w:t>
-      </w:r>
-      <w:hyperlink r:id="rId41">
-        <w:r>
-          <w:rPr>
-            <w:rStyle w:val="Hyperlink"/>
-          </w:rPr>
-          <w:t xml:space="preserve">Complete class: consequentialist foundations</w:t>
-        </w:r>
-      </w:hyperlink>
-      <w:r>
-        <w:t xml:space="preserve">.</w:t>
-      </w:r>
-    </w:p>
-    <w:p>
-      <w:pPr>
-        <w:pStyle w:val="BodyText"/>
-      </w:pPr>
-      <w:r>
-        <w:rPr>
-          <w:bCs/>
-          <w:b/>
-        </w:rPr>
-        <w:t xml:space="preserve">Löb’s theorem and tiling agents.</w:t>
-      </w:r>
-      <w:r>
-        <w:t xml:space="preserve"> </w:t>
-      </w:r>
-      <w:r>
-        <w:t xml:space="preserve">-</w:t>
-      </w:r>
-      <w:r>
-        <w:t xml:space="preserve"> </w:t>
-      </w:r>
-      <w:hyperlink r:id="rId42">
-        <w:r>
-          <w:rPr>
-            <w:rStyle w:val="Hyperlink"/>
-          </w:rPr>
-          <w:t xml:space="preserve">Introduction to Löb’s theorem</w:t>
-        </w:r>
-      </w:hyperlink>
-      <w:r>
-        <w:t xml:space="preserve"> </w:t>
-      </w:r>
-      <w:r>
-        <w:t xml:space="preserve">(up to and including section 3).</w:t>
-      </w:r>
-      <w:r>
-        <w:t xml:space="preserve"> </w:t>
-      </w:r>
-      <w:r>
-        <w:t xml:space="preserve">-</w:t>
-      </w:r>
-      <w:r>
-        <w:t xml:space="preserve"> </w:t>
-      </w:r>
-      <w:hyperlink r:id="rId43">
-        <w:r>
-          <w:rPr>
-            <w:rStyle w:val="Hyperlink"/>
-          </w:rPr>
-          <w:t xml:space="preserve">Vingean reflection</w:t>
-        </w:r>
-      </w:hyperlink>
-      <w:r>
-        <w:t xml:space="preserve">.</w:t>
-      </w:r>
-      <w:r>
-        <w:t xml:space="preserve"> </w:t>
-      </w:r>
-      <w:r>
-        <w:t xml:space="preserve">-</w:t>
-      </w:r>
-      <w:r>
-        <w:t xml:space="preserve"> </w:t>
-      </w:r>
-      <w:hyperlink r:id="rId44">
-        <w:r>
-          <w:rPr>
-            <w:rStyle w:val="Hyperlink"/>
-          </w:rPr>
-          <w:t xml:space="preserve">Walkthrough of the tiling agents paper</w:t>
-        </w:r>
-      </w:hyperlink>
-      <w:r>
-        <w:t xml:space="preserve"> </w:t>
-      </w:r>
-      <w:r>
-        <w:t xml:space="preserve">(start through</w:t>
-      </w:r>
-      <w:r>
-        <w:t xml:space="preserve"> </w:t>
-      </w:r>
-      <w:r>
-        <w:t xml:space="preserve">“</w:t>
-      </w:r>
-      <w:r>
-        <w:t xml:space="preserve">Finite Descent Problem</w:t>
-      </w:r>
-      <w:r>
-        <w:t xml:space="preserve">”</w:t>
-      </w:r>
-      <w:r>
-        <w:t xml:space="preserve">, then</w:t>
-      </w:r>
-      <w:r>
-        <w:t xml:space="preserve"> </w:t>
-      </w:r>
-      <w:r>
-        <w:t xml:space="preserve">“</w:t>
-      </w:r>
-      <w:r>
-        <w:t xml:space="preserve">What self-modifying agents need</w:t>
-      </w:r>
-      <w:r>
-        <w:t xml:space="preserve">”</w:t>
-      </w:r>
-      <w:r>
-        <w:t xml:space="preserve">).</w:t>
-      </w:r>
-    </w:p>
-    <w:p>
-      <w:pPr>
-        <w:pStyle w:val="BodyText"/>
-      </w:pPr>
-      <w:r>
-        <w:rPr>
-          <w:bCs/>
-          <w:b/>
-        </w:rPr>
-        <w:t xml:space="preserve">Logical induction.</w:t>
-      </w:r>
-      <w:r>
-        <w:t xml:space="preserve"> </w:t>
-      </w:r>
-      <w:r>
-        <w:t xml:space="preserve">-</w:t>
-      </w:r>
-      <w:r>
-        <w:t xml:space="preserve"> </w:t>
-      </w:r>
-      <w:hyperlink r:id="rId45">
-        <w:r>
-          <w:rPr>
-            <w:rStyle w:val="Hyperlink"/>
-          </w:rPr>
-          <w:t xml:space="preserve">An intuitive guide to Garrabrant induction</w:t>
-        </w:r>
-      </w:hyperlink>
-      <w:r>
-        <w:t xml:space="preserve">.</w:t>
-      </w:r>
-      <w:r>
-        <w:t xml:space="preserve"> </w:t>
-      </w:r>
-      <w:r>
-        <w:t xml:space="preserve">-</w:t>
-      </w:r>
-      <w:r>
-        <w:t xml:space="preserve"> </w:t>
-      </w:r>
-      <w:hyperlink r:id="rId46">
-        <w:r>
-          <w:rPr>
-            <w:rStyle w:val="Hyperlink"/>
-          </w:rPr>
-          <w:t xml:space="preserve">Logical induction</w:t>
-        </w:r>
-      </w:hyperlink>
-      <w:r>
-        <w:t xml:space="preserve"> </w:t>
-      </w:r>
-      <w:r>
-        <w:t xml:space="preserve">(chapters 1 and 3; skim chapter 4).</w:t>
-      </w:r>
-    </w:p>
-    <w:p>
-      <w:pPr>
-        <w:pStyle w:val="BodyText"/>
-      </w:pPr>
-      <w:r>
-        <w:rPr>
-          <w:bCs/>
-          <w:b/>
-        </w:rPr>
-        <w:t xml:space="preserve">Decision theory.</w:t>
-      </w:r>
-      <w:r>
-        <w:t xml:space="preserve"> </w:t>
-      </w:r>
-      <w:r>
-        <w:t xml:space="preserve">Previews the Decision Theory day; see that module’s reading list (start with the</w:t>
-      </w:r>
-      <w:r>
-        <w:t xml:space="preserve"> </w:t>
-      </w:r>
-      <w:hyperlink r:id="rId47">
-        <w:r>
-          <w:rPr>
-            <w:rStyle w:val="Hyperlink"/>
-          </w:rPr>
-          <w:t xml:space="preserve">FDT paper</w:t>
-        </w:r>
-      </w:hyperlink>
-      <w:r>
-        <w:t xml:space="preserve">).</w:t>
-      </w:r>
-    </w:p>
-    <w:p>
-      <w:pPr>
-        <w:pStyle w:val="BodyText"/>
-      </w:pPr>
-      <w:r>
-        <w:rPr>
-          <w:bCs/>
-          <w:b/>
-        </w:rPr>
-        <w:t xml:space="preserve">Optimization and thermodynamics.</w:t>
-      </w:r>
-      <w:r>
-        <w:t xml:space="preserve"> </w:t>
-      </w:r>
-      <w:r>
-        <w:t xml:space="preserve">- Primary reading for the track:</w:t>
-      </w:r>
-      <w:r>
-        <w:t xml:space="preserve"> </w:t>
-      </w:r>
-      <w:hyperlink r:id="rId29">
-        <w:r>
-          <w:rPr>
-            <w:rStyle w:val="Hyperlink"/>
-          </w:rPr>
-          <w:t xml:space="preserve">Optimization and thermodynamics</w:t>
-        </w:r>
-      </w:hyperlink>
-      <w:r>
-        <w:t xml:space="preserve"> </w:t>
-      </w:r>
-      <w:r>
-        <w:t xml:space="preserve">(read entirely; appendix optional), a self-contained development of the strand. Its underlying sources, for going deeper:</w:t>
-      </w:r>
-      <w:r>
-        <w:t xml:space="preserve"> </w:t>
-      </w:r>
-      <w:r>
-        <w:t xml:space="preserve">-</w:t>
-      </w:r>
-      <w:r>
-        <w:t xml:space="preserve"> </w:t>
-      </w:r>
-      <w:hyperlink r:id="rId48">
-        <w:r>
-          <w:rPr>
-            <w:rStyle w:val="Hyperlink"/>
-          </w:rPr>
-          <w:t xml:space="preserve">The ground of optimization</w:t>
-        </w:r>
-      </w:hyperlink>
-      <w:r>
-        <w:t xml:space="preserve"> </w:t>
-      </w:r>
-      <w:r>
-        <w:t xml:space="preserve">(up to and including</w:t>
-      </w:r>
-      <w:r>
-        <w:t xml:space="preserve"> </w:t>
-      </w:r>
-      <w:r>
-        <w:t xml:space="preserve">“</w:t>
-      </w:r>
-      <w:r>
-        <w:t xml:space="preserve">Relationship to Garrabrant and Demski’s Embedded Agency</w:t>
-      </w:r>
-      <w:r>
-        <w:t xml:space="preserve">”</w:t>
-      </w:r>
-      <w:r>
-        <w:t xml:space="preserve">).</w:t>
-      </w:r>
-      <w:r>
-        <w:t xml:space="preserve"> </w:t>
-      </w:r>
-      <w:r>
-        <w:t xml:space="preserve">-</w:t>
-      </w:r>
-      <w:r>
-        <w:t xml:space="preserve"> </w:t>
-      </w:r>
-      <w:hyperlink r:id="rId49">
-        <w:r>
-          <w:rPr>
-            <w:rStyle w:val="Hyperlink"/>
-          </w:rPr>
-          <w:t xml:space="preserve">Generalized heat engine</w:t>
-        </w:r>
-      </w:hyperlink>
-      <w:r>
-        <w:t xml:space="preserve">.</w:t>
-      </w:r>
-      <w:r>
-        <w:t xml:space="preserve"> </w:t>
-      </w:r>
-      <w:r>
-        <w:t xml:space="preserve">-</w:t>
-      </w:r>
-      <w:r>
-        <w:t xml:space="preserve"> </w:t>
-      </w:r>
-      <w:hyperlink r:id="rId50">
-        <w:r>
-          <w:rPr>
-            <w:rStyle w:val="Hyperlink"/>
-          </w:rPr>
-          <w:t xml:space="preserve">Algorithmic thermodynamics and three types of optimization</w:t>
-        </w:r>
-      </w:hyperlink>
-      <w:r>
-        <w:t xml:space="preserve">.</w:t>
-      </w:r>
-      <w:r>
-        <w:t xml:space="preserve"> </w:t>
-      </w:r>
-      <w:r>
-        <w:t xml:space="preserve">- Optional:</w:t>
-      </w:r>
-      <w:r>
-        <w:t xml:space="preserve"> </w:t>
-      </w:r>
-      <w:hyperlink r:id="rId51">
-        <w:r>
-          <w:rPr>
-            <w:rStyle w:val="Hyperlink"/>
-          </w:rPr>
-          <w:t xml:space="preserve">When bits of optimization imply bits of modeling</w:t>
-        </w:r>
-      </w:hyperlink>
-      <w:r>
-        <w:t xml:space="preserve">. Foundational paper:</w:t>
-      </w:r>
-      <w:r>
-        <w:t xml:space="preserve"> </w:t>
-      </w:r>
-      <w:hyperlink r:id="rId52">
+        <w:t xml:space="preserve">Algorithmic thermodynamics (Ebtekar).</w:t>
+      </w:r>
+      <w:r>
+        <w:t xml:space="preserve"> </w:t>
+      </w:r>
+      <w:hyperlink r:id="rId53">
         <w:r>
           <w:rPr>
             <w:rStyle w:val="Hyperlink"/>
@@ -3068,45 +2630,7 @@
         </w:r>
       </w:hyperlink>
       <w:r>
-        <w:t xml:space="preserve">.</w:t>
-      </w:r>
-    </w:p>
-    <w:p>
-      <w:pPr>
-        <w:pStyle w:val="BodyText"/>
-      </w:pPr>
-      <w:r>
-        <w:rPr>
-          <w:bCs/>
-          <w:b/>
-        </w:rPr>
-        <w:t xml:space="preserve">Descriptive agent foundations.</w:t>
-      </w:r>
-      <w:r>
-        <w:t xml:space="preserve"> </w:t>
-      </w:r>
-      <w:r>
-        <w:t xml:space="preserve">-</w:t>
-      </w:r>
-      <w:r>
-        <w:t xml:space="preserve"> </w:t>
-      </w:r>
-      <w:hyperlink r:id="rId53">
-        <w:r>
-          <w:rPr>
-            <w:rStyle w:val="Hyperlink"/>
-          </w:rPr>
-          <w:t xml:space="preserve">Selection theorems: a program for understanding agents</w:t>
-        </w:r>
-      </w:hyperlink>
-      <w:r>
-        <w:t xml:space="preserve">.</w:t>
-      </w:r>
-      <w:r>
-        <w:t xml:space="preserve"> </w:t>
-      </w:r>
-      <w:r>
-        <w:t xml:space="preserve">-</w:t>
+        <w:t xml:space="preserve">;</w:t>
       </w:r>
       <w:r>
         <w:t xml:space="preserve"> </w:t>
@@ -3116,17 +2640,11 @@
           <w:rPr>
             <w:rStyle w:val="Hyperlink"/>
           </w:rPr>
-          <w:t xml:space="preserve">How we picture Bayesian agents</w:t>
+          <w:t xml:space="preserve">Modelling the arrows of time with causal multibaker maps</w:t>
         </w:r>
       </w:hyperlink>
       <w:r>
-        <w:t xml:space="preserve">.</w:t>
-      </w:r>
-      <w:r>
-        <w:t xml:space="preserve"> </w:t>
-      </w:r>
-      <w:r>
-        <w:t xml:space="preserve">-</w:t>
+        <w:t xml:space="preserve">;</w:t>
       </w:r>
       <w:r>
         <w:t xml:space="preserve"> </w:t>
@@ -3136,7 +2654,7 @@
           <w:rPr>
             <w:rStyle w:val="Hyperlink"/>
           </w:rPr>
-          <w:t xml:space="preserve">What selection theorems do we expect/want</w:t>
+          <w:t xml:space="preserve">Long-time derivation of the Boltzmann equation from hard-sphere dynamics</w:t>
         </w:r>
       </w:hyperlink>
       <w:r>
@@ -3152,12 +2670,66 @@
           <w:bCs/>
           <w:b/>
         </w:rPr>
-        <w:t xml:space="preserve">Going further.</w:t>
+        <w:t xml:space="preserve">Embedded and universal AI (Wyeth).</w:t>
       </w:r>
       <w:r>
         <w:t xml:space="preserve"> </w:t>
       </w:r>
       <w:hyperlink r:id="rId56">
+        <w:r>
+          <w:rPr>
+            <w:rStyle w:val="Hyperlink"/>
+          </w:rPr>
+          <w:t xml:space="preserve">Limit-computable grains of truth</w:t>
+        </w:r>
+      </w:hyperlink>
+      <w:r>
+        <w:t xml:space="preserve">;</w:t>
+      </w:r>
+      <w:r>
+        <w:t xml:space="preserve"> </w:t>
+      </w:r>
+      <w:hyperlink r:id="rId57">
+        <w:r>
+          <w:rPr>
+            <w:rStyle w:val="Hyperlink"/>
+          </w:rPr>
+          <w:t xml:space="preserve">Embeddedness failures in universal artificial intelligence</w:t>
+        </w:r>
+      </w:hyperlink>
+      <w:r>
+        <w:t xml:space="preserve">;</w:t>
+      </w:r>
+      <w:r>
+        <w:t xml:space="preserve"> </w:t>
+      </w:r>
+      <w:hyperlink r:id="rId58">
+        <w:r>
+          <w:rPr>
+            <w:rStyle w:val="Hyperlink"/>
+          </w:rPr>
+          <w:t xml:space="preserve">Value under ignorance</w:t>
+        </w:r>
+      </w:hyperlink>
+      <w:r>
+        <w:t xml:space="preserve">.</w:t>
+      </w:r>
+    </w:p>
+    <w:p>
+      <w:pPr>
+        <w:pStyle w:val="BodyText"/>
+      </w:pPr>
+      <w:r>
+        <w:rPr>
+          <w:bCs/>
+          <w:b/>
+        </w:rPr>
+        <w:t xml:space="preserve">Other directions.</w:t>
+      </w:r>
+      <w:r>
+        <w:t xml:space="preserve"> </w:t>
+      </w:r>
+      <w:hyperlink r:id="rId59">
         <w:r>
           <w:rPr>
             <w:rStyle w:val="Hyperlink"/>
@@ -3174,7 +2746,7 @@
       <w:r>
         <w:t xml:space="preserve"> </w:t>
       </w:r>
-      <w:hyperlink r:id="rId57">
+      <w:hyperlink r:id="rId60">
         <w:r>
           <w:rPr>
             <w:rStyle w:val="Hyperlink"/>
@@ -3188,7 +2760,7 @@
       <w:r>
         <w:t xml:space="preserve"> </w:t>
       </w:r>
-      <w:hyperlink r:id="rId58">
+      <w:hyperlink r:id="rId61">
         <w:r>
           <w:rPr>
             <w:rStyle w:val="Hyperlink"/>
@@ -3197,317 +2769,229 @@
         </w:r>
       </w:hyperlink>
       <w:r>
-        <w:t xml:space="preserve">;</w:t>
-      </w:r>
-      <w:r>
-        <w:t xml:space="preserve"> </w:t>
-      </w:r>
-      <w:hyperlink r:id="rId59">
+        <w:t xml:space="preserve">; the</w:t>
+      </w:r>
+      <w:r>
+        <w:t xml:space="preserve"> </w:t>
+      </w:r>
+      <w:hyperlink r:id="rId62">
         <w:r>
           <w:rPr>
             <w:rStyle w:val="Hyperlink"/>
           </w:rPr>
-          <w:t xml:space="preserve">Hard problem of corrigibility</w:t>
+          <w:t xml:space="preserve">hard problem of corrigibility</w:t>
         </w:r>
       </w:hyperlink>
       <w:r>
-        <w:t xml:space="preserve">. Research frontier: the</w:t>
-      </w:r>
-      <w:r>
-        <w:t xml:space="preserve"> </w:t>
-      </w:r>
-      <w:r>
-        <w:rPr>
-          <w:iCs/>
-          <w:i/>
-        </w:rPr>
-        <w:t xml:space="preserve">agent structure problem</w:t>
-      </w:r>
-      <w:r>
-        <w:t xml:space="preserve"> </w:t>
-      </w:r>
-      <w:r>
-        <w:t xml:space="preserve">(whether strong optimization provably entails an internal world model), embedded variants of AIXI, and resource-theoretic accounts of instrumental convergence.</w:t>
-      </w:r>
-    </w:p>
-    <w:bookmarkEnd w:id="60"/>
-    <w:bookmarkEnd w:id="61"/>
-    <w:bookmarkStart w:id="69" w:name="teaching-guide"/>
-    <w:p>
-      <w:pPr>
-        <w:pStyle w:val="Heading1"/>
-      </w:pPr>
-      <w:r>
-        <w:t xml:space="preserve">Teaching guide</w:t>
-      </w:r>
-    </w:p>
-    <w:p>
-      <w:pPr>
-        <w:pStyle w:val="FirstParagraph"/>
-      </w:pPr>
-      <w:r>
-        <w:t xml:space="preserve">The day mixes a single framing lecture with self-directed reading, structured discussion, and exercises. Students should already have read their one chosen pre-reading track.</w:t>
-      </w:r>
-    </w:p>
-    <w:bookmarkStart w:id="62" w:name="time-schedule"/>
-    <w:p>
-      <w:pPr>
-        <w:pStyle w:val="Heading2"/>
-      </w:pPr>
-      <w:r>
-        <w:t xml:space="preserve">Time schedule</w:t>
-      </w:r>
-    </w:p>
-    <w:p>
-      <w:pPr>
-        <w:numPr>
-          <w:ilvl w:val="0"/>
-          <w:numId w:val="1010"/>
-        </w:numPr>
-        <w:pStyle w:val="Compact"/>
-      </w:pPr>
-      <w:r>
-        <w:t xml:space="preserve">10:00–11:00 Morning lecture (the unifying spine; preview each strand).</w:t>
-      </w:r>
-    </w:p>
-    <w:p>
-      <w:pPr>
-        <w:numPr>
-          <w:ilvl w:val="0"/>
-          <w:numId w:val="1010"/>
-        </w:numPr>
-        <w:pStyle w:val="Compact"/>
-      </w:pPr>
-      <w:r>
-        <w:t xml:space="preserve">11:00–12:30 Fundamental reading (90 min; the four shared readings).</w:t>
-      </w:r>
-    </w:p>
-    <w:p>
-      <w:pPr>
-        <w:numPr>
-          <w:ilvl w:val="0"/>
-          <w:numId w:val="1010"/>
-        </w:numPr>
-        <w:pStyle w:val="Compact"/>
-      </w:pPr>
-      <w:r>
-        <w:t xml:space="preserve">12:30–13:30 Lunch.</w:t>
-      </w:r>
-    </w:p>
-    <w:p>
-      <w:pPr>
-        <w:numPr>
-          <w:ilvl w:val="0"/>
-          <w:numId w:val="1010"/>
-        </w:numPr>
-        <w:pStyle w:val="Compact"/>
-      </w:pPr>
-      <w:r>
-        <w:t xml:space="preserve">13:30–15:30 Cross-pollination discussion (120 min; mixed-track small groups).</w:t>
-      </w:r>
-    </w:p>
-    <w:p>
-      <w:pPr>
-        <w:numPr>
-          <w:ilvl w:val="0"/>
-          <w:numId w:val="1010"/>
-        </w:numPr>
-        <w:pStyle w:val="Compact"/>
-      </w:pPr>
-      <w:r>
-        <w:t xml:space="preserve">15:30–15:45 Break.</w:t>
-      </w:r>
-    </w:p>
-    <w:p>
-      <w:pPr>
-        <w:numPr>
-          <w:ilvl w:val="0"/>
-          <w:numId w:val="1010"/>
-        </w:numPr>
-        <w:pStyle w:val="Compact"/>
-      </w:pPr>
-      <w:r>
-        <w:t xml:space="preserve">15:45–17:45 Exercise session (120 min).</w:t>
-      </w:r>
-    </w:p>
-    <w:p>
-      <w:pPr>
-        <w:numPr>
-          <w:ilvl w:val="0"/>
-          <w:numId w:val="1010"/>
-        </w:numPr>
-        <w:pStyle w:val="Compact"/>
-      </w:pPr>
-      <w:r>
-        <w:t xml:space="preserve">17:45–18:00 Daily checkpoint and feedback form.</w:t>
-      </w:r>
-    </w:p>
-    <w:p>
-      <w:pPr>
-        <w:pStyle w:val="FirstParagraph"/>
-      </w:pPr>
-      <w:r>
-        <w:t xml:space="preserve">(Reading plus discussion totals 3.5 hours; lecture 1 hour; exercises 2 hours. Adjust the reading/discussion split toward discussion if the room is engaged.)</w:t>
-      </w:r>
-    </w:p>
-    <w:bookmarkEnd w:id="62"/>
-    <w:bookmarkStart w:id="63" w:name="required-materials"/>
-    <w:p>
-      <w:pPr>
-        <w:pStyle w:val="Heading2"/>
-      </w:pPr>
-      <w:r>
-        <w:t xml:space="preserve">Required materials</w:t>
-      </w:r>
-    </w:p>
-    <w:p>
-      <w:pPr>
-        <w:numPr>
-          <w:ilvl w:val="0"/>
-          <w:numId w:val="1011"/>
-        </w:numPr>
-        <w:pStyle w:val="Compact"/>
-      </w:pPr>
-      <w:r>
-        <w:t xml:space="preserve">Projector and laptop for the slides.</w:t>
-      </w:r>
-    </w:p>
-    <w:p>
-      <w:pPr>
-        <w:numPr>
-          <w:ilvl w:val="0"/>
-          <w:numId w:val="1011"/>
-        </w:numPr>
-        <w:pStyle w:val="Compact"/>
-      </w:pPr>
-      <w:r>
-        <w:t xml:space="preserve">Printed (or linked) fundamental readings and the six pre-reading track sheets.</w:t>
-      </w:r>
-    </w:p>
-    <w:p>
-      <w:pPr>
-        <w:numPr>
-          <w:ilvl w:val="0"/>
-          <w:numId w:val="1011"/>
-        </w:numPr>
-        <w:pStyle w:val="Compact"/>
-      </w:pPr>
-      <w:r>
-        <w:t xml:space="preserve">Printed exercise sheets and the solutions set (for the teacher, and to hand out after).</w:t>
-      </w:r>
-    </w:p>
-    <w:p>
-      <w:pPr>
-        <w:numPr>
-          <w:ilvl w:val="0"/>
-          <w:numId w:val="1011"/>
-        </w:numPr>
-        <w:pStyle w:val="Compact"/>
-      </w:pPr>
-      <w:r>
-        <w:t xml:space="preserve">Whiteboard for the discussion block.</w:t>
-      </w:r>
-    </w:p>
-    <w:p>
-      <w:pPr>
-        <w:numPr>
-          <w:ilvl w:val="0"/>
-          <w:numId w:val="1011"/>
-        </w:numPr>
-        <w:pStyle w:val="Compact"/>
-      </w:pPr>
-      <w:r>
-        <w:t xml:space="preserve">One or more instructors/TAs to float between the cross-pollination discussion groups and seed stuck groups.</w:t>
-      </w:r>
-    </w:p>
-    <w:p>
-      <w:pPr>
-        <w:numPr>
-          <w:ilvl w:val="0"/>
-          <w:numId w:val="1011"/>
-        </w:numPr>
-        <w:pStyle w:val="Compact"/>
-      </w:pPr>
-      <w:r>
-        <w:t xml:space="preserve">The four prerequisite refresher notes, shared with students a few days ahead.</w:t>
-      </w:r>
-    </w:p>
-    <w:bookmarkEnd w:id="63"/>
-    <w:bookmarkStart w:id="64" w:name="morning-lecture-1"/>
-    <w:p>
-      <w:pPr>
-        <w:pStyle w:val="Heading2"/>
-      </w:pPr>
-      <w:r>
-        <w:t xml:space="preserve">Morning lecture</w:t>
-      </w:r>
-    </w:p>
-    <w:p>
-      <w:pPr>
-        <w:pStyle w:val="FirstParagraph"/>
-      </w:pPr>
-      <w:r>
-        <w:t xml:space="preserve">Walk the slides. Protect the spine over the strand previews: open with</w:t>
-      </w:r>
-      <w:r>
-        <w:t xml:space="preserve"> </w:t>
-      </w:r>
-      <w:r>
-        <w:t xml:space="preserve">“</w:t>
-      </w:r>
-      <w:r>
-        <w:t xml:space="preserve">first critical try</w:t>
-      </w:r>
-      <w:r>
-        <w:t xml:space="preserve">”</w:t>
-      </w:r>
-      <w:r>
-        <w:t xml:space="preserve"> </w:t>
-      </w:r>
-      <w:r>
-        <w:t xml:space="preserve">and reflective stability, establish the dualistic-vs-embedded contrast (the Alexei/Emmy framing), then preview the six strands as</w:t>
-      </w:r>
-      <w:r>
-        <w:t xml:space="preserve"> </w:t>
-      </w:r>
-      <w:r>
-        <w:rPr>
-          <w:iCs/>
-          <w:i/>
-        </w:rPr>
-        <w:t xml:space="preserve">facets of embedded agency</w:t>
-      </w:r>
-      <w:r>
-        <w:t xml:space="preserve"> </w:t>
-      </w:r>
-      <w:r>
-        <w:t xml:space="preserve">rather than as a list.</w:t>
-      </w:r>
-      <w:r>
-        <w:t xml:space="preserve"> </w:t>
-      </w:r>
+        <w:t xml:space="preserve"> </w:t>
+      </w:r>
+      <w:r>
+        <w:t xml:space="preserve">and a</w:t>
+      </w:r>
+      <w:r>
+        <w:t xml:space="preserve"> </w:t>
+      </w:r>
+      <w:hyperlink r:id="rId63">
+        <w:r>
+          <w:rPr>
+            <w:rStyle w:val="Hyperlink"/>
+          </w:rPr>
+          <w:t xml:space="preserve">critique of the corrigibility basin of attraction</w:t>
+        </w:r>
+      </w:hyperlink>
+      <w:r>
+        <w:t xml:space="preserve">; the original</w:t>
+      </w:r>
+      <w:r>
+        <w:t xml:space="preserve"> </w:t>
+      </w:r>
+      <w:hyperlink r:id="rId64">
+        <w:r>
+          <w:rPr>
+            <w:rStyle w:val="Hyperlink"/>
+          </w:rPr>
+          <w:t xml:space="preserve">tiling agents draft</w:t>
+        </w:r>
+      </w:hyperlink>
+      <w:r>
+        <w:t xml:space="preserve">; and background notes on</w:t>
+      </w:r>
+      <w:r>
+        <w:t xml:space="preserve"> </w:t>
+      </w:r>
+      <w:hyperlink r:id="rId65">
+        <w:r>
+          <w:rPr>
+            <w:rStyle w:val="Hyperlink"/>
+          </w:rPr>
+          <w:t xml:space="preserve">admissibility and the complete class theorem</w:t>
+        </w:r>
+      </w:hyperlink>
+      <w:r>
+        <w:t xml:space="preserve"> </w:t>
+      </w:r>
+      <w:r>
+        <w:t xml:space="preserve">and the</w:t>
+      </w:r>
+      <w:r>
+        <w:t xml:space="preserve"> </w:t>
+      </w:r>
+      <w:hyperlink r:id="rId66">
+        <w:r>
+          <w:rPr>
+            <w:rStyle w:val="Hyperlink"/>
+          </w:rPr>
+          <w:t xml:space="preserve">Dutch book argument</w:t>
+        </w:r>
+      </w:hyperlink>
+      <w:r>
+        <w:t xml:space="preserve">.</w:t>
+      </w:r>
+    </w:p>
+    <w:p>
+      <w:pPr>
+        <w:pStyle w:val="BodyText"/>
+      </w:pPr>
       <w:r>
         <w:rPr>
           <w:bCs/>
           <w:b/>
         </w:rPr>
-        <w:t xml:space="preserve">TN:</w:t>
-      </w:r>
-      <w:r>
-        <w:t xml:space="preserve"> </w:t>
-      </w:r>
-      <w:r>
-        <w:t xml:space="preserve">the previews only need to plant the question each strand answers; depth comes from the students’ own pre-reading and the discussion, so do not over-explain any one strand here. Leave 10 minutes for questions.</w:t>
-      </w:r>
-    </w:p>
-    <w:bookmarkEnd w:id="64"/>
-    <w:bookmarkStart w:id="65" w:name="fundamental-reading-1"/>
+        <w:t xml:space="preserve">Research frontier.</w:t>
+      </w:r>
+      <w:r>
+        <w:t xml:space="preserve"> </w:t>
+      </w:r>
+      <w:r>
+        <w:t xml:space="preserve">The</w:t>
+      </w:r>
+      <w:r>
+        <w:t xml:space="preserve"> </w:t>
+      </w:r>
+      <w:r>
+        <w:rPr>
+          <w:iCs/>
+          <w:i/>
+        </w:rPr>
+        <w:t xml:space="preserve">agent structure problem</w:t>
+      </w:r>
+      <w:r>
+        <w:t xml:space="preserve"> </w:t>
+      </w:r>
+      <w:r>
+        <w:t xml:space="preserve">(whether strong optimization provably entails an internal world model), embedded variants of AIXI, and resource-theoretic accounts of instrumental convergence.</w:t>
+      </w:r>
+    </w:p>
+    <w:bookmarkEnd w:id="67"/>
+    <w:bookmarkEnd w:id="68"/>
+    <w:bookmarkStart w:id="76" w:name="teaching-guide"/>
+    <w:p>
+      <w:pPr>
+        <w:pStyle w:val="Heading1"/>
+      </w:pPr>
+      <w:r>
+        <w:t xml:space="preserve">Teaching guide</w:t>
+      </w:r>
+    </w:p>
+    <w:p>
+      <w:pPr>
+        <w:pStyle w:val="FirstParagraph"/>
+      </w:pPr>
+      <w:r>
+        <w:t xml:space="preserve">The day mixes a single framing lecture with self-directed reading, structured discussion, and exercises. Students should already have read their one chosen pre-reading track.</w:t>
+      </w:r>
+    </w:p>
+    <w:bookmarkStart w:id="69" w:name="time-schedule"/>
     <w:p>
       <w:pPr>
         <w:pStyle w:val="Heading2"/>
       </w:pPr>
       <w:r>
-        <w:t xml:space="preserve">Fundamental reading</w:t>
+        <w:t xml:space="preserve">Time schedule</w:t>
+      </w:r>
+    </w:p>
+    <w:p>
+      <w:pPr>
+        <w:numPr>
+          <w:ilvl w:val="0"/>
+          <w:numId w:val="1009"/>
+        </w:numPr>
+        <w:pStyle w:val="Compact"/>
+      </w:pPr>
+      <w:r>
+        <w:t xml:space="preserve">10:00–11:00 Morning lecture (the unifying spine; preview each strand).</w:t>
+      </w:r>
+    </w:p>
+    <w:p>
+      <w:pPr>
+        <w:numPr>
+          <w:ilvl w:val="0"/>
+          <w:numId w:val="1009"/>
+        </w:numPr>
+        <w:pStyle w:val="Compact"/>
+      </w:pPr>
+      <w:r>
+        <w:t xml:space="preserve">11:00–12:30 Fundamental reading (90 min; the four shared readings).</w:t>
+      </w:r>
+    </w:p>
+    <w:p>
+      <w:pPr>
+        <w:numPr>
+          <w:ilvl w:val="0"/>
+          <w:numId w:val="1009"/>
+        </w:numPr>
+        <w:pStyle w:val="Compact"/>
+      </w:pPr>
+      <w:r>
+        <w:t xml:space="preserve">12:30–13:30 Lunch.</w:t>
+      </w:r>
+    </w:p>
+    <w:p>
+      <w:pPr>
+        <w:numPr>
+          <w:ilvl w:val="0"/>
+          <w:numId w:val="1009"/>
+        </w:numPr>
+        <w:pStyle w:val="Compact"/>
+      </w:pPr>
+      <w:r>
+        <w:t xml:space="preserve">13:30–15:30 Cross-pollination discussion (120 min; mixed-track small groups).</w:t>
+      </w:r>
+    </w:p>
+    <w:p>
+      <w:pPr>
+        <w:numPr>
+          <w:ilvl w:val="0"/>
+          <w:numId w:val="1009"/>
+        </w:numPr>
+        <w:pStyle w:val="Compact"/>
+      </w:pPr>
+      <w:r>
+        <w:t xml:space="preserve">15:30–15:45 Break.</w:t>
+      </w:r>
+    </w:p>
+    <w:p>
+      <w:pPr>
+        <w:numPr>
+          <w:ilvl w:val="0"/>
+          <w:numId w:val="1009"/>
+        </w:numPr>
+        <w:pStyle w:val="Compact"/>
+      </w:pPr>
+      <w:r>
+        <w:t xml:space="preserve">15:45–17:45 Exercise session (120 min).</w:t>
+      </w:r>
+    </w:p>
+    <w:p>
+      <w:pPr>
+        <w:numPr>
+          <w:ilvl w:val="0"/>
+          <w:numId w:val="1009"/>
+        </w:numPr>
+        <w:pStyle w:val="Compact"/>
+      </w:pPr>
+      <w:r>
+        <w:t xml:space="preserve">17:45–18:00 Daily checkpoint and feedback form.</w:t>
       </w:r>
     </w:p>
     <w:p>
@@ -3515,7 +2999,141 @@
         <w:pStyle w:val="FirstParagraph"/>
       </w:pPr>
       <w:r>
-        <w:t xml:space="preserve">Students read the four shared readings (skimming beforehand is encouraged).</w:t>
+        <w:t xml:space="preserve">(Reading plus discussion totals 3.5 hours; lecture 1 hour; exercises 2 hours. Adjust the reading/discussion split toward discussion if the room is engaged.)</w:t>
+      </w:r>
+    </w:p>
+    <w:bookmarkEnd w:id="69"/>
+    <w:bookmarkStart w:id="70" w:name="required-materials"/>
+    <w:p>
+      <w:pPr>
+        <w:pStyle w:val="Heading2"/>
+      </w:pPr>
+      <w:r>
+        <w:t xml:space="preserve">Required materials</w:t>
+      </w:r>
+    </w:p>
+    <w:p>
+      <w:pPr>
+        <w:numPr>
+          <w:ilvl w:val="0"/>
+          <w:numId w:val="1010"/>
+        </w:numPr>
+        <w:pStyle w:val="Compact"/>
+      </w:pPr>
+      <w:r>
+        <w:t xml:space="preserve">Projector and laptop for the slides.</w:t>
+      </w:r>
+    </w:p>
+    <w:p>
+      <w:pPr>
+        <w:numPr>
+          <w:ilvl w:val="0"/>
+          <w:numId w:val="1010"/>
+        </w:numPr>
+        <w:pStyle w:val="Compact"/>
+      </w:pPr>
+      <w:r>
+        <w:t xml:space="preserve">Printed (or linked) fundamental readings and the five pre-reading track sheets.</w:t>
+      </w:r>
+    </w:p>
+    <w:p>
+      <w:pPr>
+        <w:numPr>
+          <w:ilvl w:val="0"/>
+          <w:numId w:val="1010"/>
+        </w:numPr>
+        <w:pStyle w:val="Compact"/>
+      </w:pPr>
+      <w:r>
+        <w:t xml:space="preserve">Printed exercise sheets and the solutions set (for the teacher, and to hand out after).</w:t>
+      </w:r>
+    </w:p>
+    <w:p>
+      <w:pPr>
+        <w:numPr>
+          <w:ilvl w:val="0"/>
+          <w:numId w:val="1010"/>
+        </w:numPr>
+        <w:pStyle w:val="Compact"/>
+      </w:pPr>
+      <w:r>
+        <w:t xml:space="preserve">Whiteboard for the discussion block.</w:t>
+      </w:r>
+    </w:p>
+    <w:p>
+      <w:pPr>
+        <w:numPr>
+          <w:ilvl w:val="0"/>
+          <w:numId w:val="1010"/>
+        </w:numPr>
+        <w:pStyle w:val="Compact"/>
+      </w:pPr>
+      <w:r>
+        <w:t xml:space="preserve">One or more instructors/TAs to float between the cross-pollination discussion groups and seed stuck groups.</w:t>
+      </w:r>
+    </w:p>
+    <w:p>
+      <w:pPr>
+        <w:numPr>
+          <w:ilvl w:val="0"/>
+          <w:numId w:val="1010"/>
+        </w:numPr>
+        <w:pStyle w:val="Compact"/>
+      </w:pPr>
+      <w:r>
+        <w:t xml:space="preserve">The four prerequisite refresher notes, shared with students a few days ahead.</w:t>
+      </w:r>
+    </w:p>
+    <w:bookmarkEnd w:id="70"/>
+    <w:bookmarkStart w:id="71" w:name="morning-lecture-1"/>
+    <w:p>
+      <w:pPr>
+        <w:pStyle w:val="Heading2"/>
+      </w:pPr>
+      <w:r>
+        <w:t xml:space="preserve">Morning lecture</w:t>
+      </w:r>
+    </w:p>
+    <w:p>
+      <w:pPr>
+        <w:pStyle w:val="FirstParagraph"/>
+      </w:pPr>
+      <w:r>
+        <w:t xml:space="preserve">Walk the slides. Protect the spine over the strand previews: open with</w:t>
+      </w:r>
+      <w:r>
+        <w:t xml:space="preserve"> </w:t>
+      </w:r>
+      <w:r>
+        <w:t xml:space="preserve">“</w:t>
+      </w:r>
+      <w:r>
+        <w:t xml:space="preserve">first critical try</w:t>
+      </w:r>
+      <w:r>
+        <w:t xml:space="preserve">”</w:t>
+      </w:r>
+      <w:r>
+        <w:t xml:space="preserve"> </w:t>
+      </w:r>
+      <w:r>
+        <w:t xml:space="preserve">and reflective stability, establish the dualistic-vs-embedded contrast (the Alexei/Emmy framing), then preview the five strands as</w:t>
+      </w:r>
+      <w:r>
+        <w:t xml:space="preserve"> </w:t>
+      </w:r>
+      <w:r>
+        <w:rPr>
+          <w:iCs/>
+          <w:i/>
+        </w:rPr>
+        <w:t xml:space="preserve">facets of embedded agency</w:t>
+      </w:r>
+      <w:r>
+        <w:t xml:space="preserve"> </w:t>
+      </w:r>
+      <w:r>
+        <w:t xml:space="preserve">rather than as a list.</w:t>
       </w:r>
       <w:r>
         <w:t xml:space="preserve"> </w:t>
@@ -3531,30 +3149,17 @@
         <w:t xml:space="preserve"> </w:t>
       </w:r>
       <w:r>
-        <w:t xml:space="preserve">tell students to read for</w:t>
-      </w:r>
-      <w:r>
-        <w:t xml:space="preserve"> </w:t>
-      </w:r>
-      <w:r>
-        <w:rPr>
-          <w:iCs/>
-          <w:i/>
-        </w:rPr>
-        <w:t xml:space="preserve">connections to their own track</w:t>
-      </w:r>
-      <w:r>
-        <w:t xml:space="preserve">, not for full coverage; the connections are the raw material for the discussion. Embedded agency is the anchor; the other three each sharpen one thread (why this approach, reflective stability, general-purpose search).</w:t>
-      </w:r>
-    </w:p>
-    <w:bookmarkEnd w:id="65"/>
-    <w:bookmarkStart w:id="66" w:name="cross-pollination-discussion-1"/>
+        <w:t xml:space="preserve">the previews only need to plant the question each strand answers; depth comes from the students’ own pre-reading and the discussion, so do not over-explain any one strand here. Leave 10 minutes for questions.</w:t>
+      </w:r>
+    </w:p>
+    <w:bookmarkEnd w:id="71"/>
+    <w:bookmarkStart w:id="72" w:name="fundamental-reading-1"/>
     <w:p>
       <w:pPr>
         <w:pStyle w:val="Heading2"/>
       </w:pPr>
       <w:r>
-        <w:t xml:space="preserve">Cross-pollination discussion</w:t>
+        <w:t xml:space="preserve">Fundamental reading</w:t>
       </w:r>
     </w:p>
     <w:p>
@@ -3562,7 +3167,7 @@
         <w:pStyle w:val="FirstParagraph"/>
       </w:pPr>
       <w:r>
-        <w:t xml:space="preserve">Form groups of 4-6 that deliberately mix pre-reading tracks (ideally one student per track per group). Pose the prompts above; let each group pick the pairings that span the tracks present.</w:t>
+        <w:t xml:space="preserve">Students read the four shared readings (skimming beforehand is encouraged).</w:t>
       </w:r>
       <w:r>
         <w:t xml:space="preserve"> </w:t>
@@ -3578,32 +3183,30 @@
         <w:t xml:space="preserve"> </w:t>
       </w:r>
       <w:r>
-        <w:t xml:space="preserve">the failure mode is a student who read a topic answering for everyone. Run it as: each member first explains their own track’s core idea to the group in two minutes, then the group works a cross-pollination prompt together. Float between groups and seed a stuck group with one concrete sub-question (for example,</w:t>
-      </w:r>
-      <w:r>
-        <w:t xml:space="preserve"> </w:t>
-      </w:r>
-      <w:r>
-        <w:t xml:space="preserve">“</w:t>
-      </w:r>
-      <w:r>
-        <w:t xml:space="preserve">does a logical inductor’s self-trust give a tiling agent what it needs?</w:t>
-      </w:r>
-      <w:r>
-        <w:t xml:space="preserve">”</w:t>
-      </w:r>
-      <w:r>
-        <w:t xml:space="preserve">). Close with each group sharing one connection they found.</w:t>
-      </w:r>
-    </w:p>
-    <w:bookmarkEnd w:id="66"/>
-    <w:bookmarkStart w:id="67" w:name="exercise-session-1"/>
+        <w:t xml:space="preserve">tell students to read for</w:t>
+      </w:r>
+      <w:r>
+        <w:t xml:space="preserve"> </w:t>
+      </w:r>
+      <w:r>
+        <w:rPr>
+          <w:iCs/>
+          <w:i/>
+        </w:rPr>
+        <w:t xml:space="preserve">connections to their own track</w:t>
+      </w:r>
+      <w:r>
+        <w:t xml:space="preserve">, not for full coverage; the connections are the raw material for the discussion. Embedded agency is the anchor; the other three each sharpen one thread (why this approach, reflective stability, general-purpose search).</w:t>
+      </w:r>
+    </w:p>
+    <w:bookmarkEnd w:id="72"/>
+    <w:bookmarkStart w:id="73" w:name="cross-pollination-discussion-1"/>
     <w:p>
       <w:pPr>
         <w:pStyle w:val="Heading2"/>
       </w:pPr>
       <w:r>
-        <w:t xml:space="preserve">Exercise session</w:t>
+        <w:t xml:space="preserve">Cross-pollination discussion</w:t>
       </w:r>
     </w:p>
     <w:p>
@@ -3611,7 +3214,7 @@
         <w:pStyle w:val="FirstParagraph"/>
       </w:pPr>
       <w:r>
-        <w:t xml:space="preserve">Hand out the exercise sheet.</w:t>
+        <w:t xml:space="preserve">Form groups of 4-6 that deliberately mix pre-reading tracks (ideally one student per track per group).</w:t>
       </w:r>
       <w:r>
         <w:t xml:space="preserve"> </w:t>
@@ -3627,16 +3230,262 @@
         <w:t xml:space="preserve"> </w:t>
       </w:r>
       <w:r>
-        <w:t xml:space="preserve">suggest students start with the exercise matching their pre-reading track (Löb/Gödel for the logic tracks, complete class for consequentialist foundations, do-divergence/channel additivity for optimization and descriptive), then move on; Exercises 2 and 3 are the highest-importance and best for a mixed room. The exercises build through lemmas, so a stuck student usually needs the previous part re-read, not the answer. Release solutions at the end.</w:t>
-      </w:r>
-      <w:r>
-        <w:t xml:space="preserve"> </w:t>
-      </w:r>
+        <w:t xml:space="preserve">the failure mode is a student who read a topic answering for everyone. Run it as: each member first explains their own track’s core idea to the group in two minutes, then the group works a cross-pollination prompt together. Let each group pick the prompts that span the tracks present; float between groups and seed a stuck group with one concrete sub-question (for example,</w:t>
+      </w:r>
+      <w:r>
+        <w:t xml:space="preserve"> </w:t>
+      </w:r>
+      <w:r>
+        <w:t xml:space="preserve">“</w:t>
+      </w:r>
+      <w:r>
+        <w:t xml:space="preserve">does a logical inductor’s self-trust give a tiling agent what it needs?</w:t>
+      </w:r>
+      <w:r>
+        <w:t xml:space="preserve">”</w:t>
+      </w:r>
+      <w:r>
+        <w:t xml:space="preserve">). Close with each group sharing one connection they found.</w:t>
+      </w:r>
+    </w:p>
+    <w:p>
+      <w:pPr>
+        <w:pStyle w:val="BodyText"/>
+      </w:pPr>
+      <w:r>
+        <w:t xml:space="preserve">Suggested prompts (groups can go beyond them):</w:t>
+      </w:r>
+    </w:p>
+    <w:p>
+      <w:pPr>
+        <w:numPr>
+          <w:ilvl w:val="0"/>
+          <w:numId w:val="1011"/>
+        </w:numPr>
+        <w:pStyle w:val="Compact"/>
+      </w:pPr>
       <w:r>
         <w:rPr>
           <w:bCs/>
           <w:b/>
         </w:rPr>
+        <w:t xml:space="preserve">Logical induction × Löb’s theorem and tiling agents.</w:t>
+      </w:r>
+      <w:r>
+        <w:t xml:space="preserve"> </w:t>
+      </w:r>
+      <w:r>
+        <w:t xml:space="preserve">A logical inductor’s self-trust (current credence is a weighted average of expected future credences) versus the tiling agent’s need to trust a successor without inspecting its actions. How do the two notions of self-trust relate?</w:t>
+      </w:r>
+    </w:p>
+    <w:p>
+      <w:pPr>
+        <w:numPr>
+          <w:ilvl w:val="0"/>
+          <w:numId w:val="1011"/>
+        </w:numPr>
+        <w:pStyle w:val="Compact"/>
+      </w:pPr>
+      <w:r>
+        <w:rPr>
+          <w:bCs/>
+          <w:b/>
+        </w:rPr>
+        <w:t xml:space="preserve">Consequentialist foundations × optimization and thermodynamics.</w:t>
+      </w:r>
+      <w:r>
+        <w:t xml:space="preserve"> </w:t>
+      </w:r>
+      <w:r>
+        <w:t xml:space="preserve">Coherence describes goal pursuit as expected-utility maximization; the thermodynamic picture describes it as moving uncertainty around to produce low-entropy outcomes. How do these two pictures of goal-directed behaviour relate? Can thermodynamics offer a</w:t>
+      </w:r>
+      <w:r>
+        <w:t xml:space="preserve"> </w:t>
+      </w:r>
+      <w:r>
+        <w:t xml:space="preserve">“</w:t>
+      </w:r>
+      <w:r>
+        <w:t xml:space="preserve">measuring stick of utility</w:t>
+      </w:r>
+      <w:r>
+        <w:t xml:space="preserve">”</w:t>
+      </w:r>
+      <w:r>
+        <w:t xml:space="preserve">?</w:t>
+      </w:r>
+    </w:p>
+    <w:p>
+      <w:pPr>
+        <w:numPr>
+          <w:ilvl w:val="0"/>
+          <w:numId w:val="1011"/>
+        </w:numPr>
+        <w:pStyle w:val="Compact"/>
+      </w:pPr>
+      <w:r>
+        <w:rPr>
+          <w:bCs/>
+          <w:b/>
+        </w:rPr>
+        <w:t xml:space="preserve">Logical induction × consequentialist foundations.</w:t>
+      </w:r>
+      <w:r>
+        <w:t xml:space="preserve"> </w:t>
+      </w:r>
+      <w:r>
+        <w:t xml:space="preserve">The Dutch-book argument behind coherence presupposes logical omniscience (computing expected utilities needs the logical consequences of one’s beliefs). How does logical uncertainty interact with the foundations of coherence?</w:t>
+      </w:r>
+    </w:p>
+    <w:p>
+      <w:pPr>
+        <w:numPr>
+          <w:ilvl w:val="0"/>
+          <w:numId w:val="1011"/>
+        </w:numPr>
+        <w:pStyle w:val="Compact"/>
+      </w:pPr>
+      <w:r>
+        <w:rPr>
+          <w:bCs/>
+          <w:b/>
+        </w:rPr>
+        <w:t xml:space="preserve">Optimization and thermodynamics × descriptive agent foundations.</w:t>
+      </w:r>
+      <w:r>
+        <w:t xml:space="preserve"> </w:t>
+      </w:r>
+      <w:r>
+        <w:t xml:space="preserve">Thermodynamics constrains what optimization is physically possible; selection theorems ask what agent type-signatures get selected for. What constraints might thermodynamics impose on the selection environment?</w:t>
+      </w:r>
+    </w:p>
+    <w:p>
+      <w:pPr>
+        <w:numPr>
+          <w:ilvl w:val="0"/>
+          <w:numId w:val="1011"/>
+        </w:numPr>
+        <w:pStyle w:val="Compact"/>
+      </w:pPr>
+      <w:r>
+        <w:rPr>
+          <w:bCs/>
+          <w:b/>
+        </w:rPr>
+        <w:t xml:space="preserve">Consequentialist foundations × descriptive agent foundations.</w:t>
+      </w:r>
+      <w:r>
+        <w:t xml:space="preserve"> </w:t>
+      </w:r>
+      <w:r>
+        <w:t xml:space="preserve">The complete class theorem is representational (</w:t>
+      </w:r>
+      <w:r>
+        <w:t xml:space="preserve">“</w:t>
+      </w:r>
+      <w:r>
+        <w:t xml:space="preserve">can be described as a maximizer</w:t>
+      </w:r>
+      <w:r>
+        <w:t xml:space="preserve">”</w:t>
+      </w:r>
+      <w:r>
+        <w:t xml:space="preserve">); descriptive foundations is mechanistic (</w:t>
+      </w:r>
+      <w:r>
+        <w:t xml:space="preserve">“</w:t>
+      </w:r>
+      <w:r>
+        <w:t xml:space="preserve">what agents actually are, and what makes them arise</w:t>
+      </w:r>
+      <w:r>
+        <w:t xml:space="preserve">”</w:t>
+      </w:r>
+      <w:r>
+        <w:t xml:space="preserve">). How do the representational and mechanistic views relate?</w:t>
+      </w:r>
+    </w:p>
+    <w:p>
+      <w:pPr>
+        <w:numPr>
+          <w:ilvl w:val="0"/>
+          <w:numId w:val="1011"/>
+        </w:numPr>
+        <w:pStyle w:val="Compact"/>
+      </w:pPr>
+      <w:r>
+        <w:rPr>
+          <w:bCs/>
+          <w:b/>
+        </w:rPr>
+        <w:t xml:space="preserve">Consequentialist foundations × logical induction.</w:t>
+      </w:r>
+      <w:r>
+        <w:t xml:space="preserve"> </w:t>
+      </w:r>
+      <w:r>
+        <w:t xml:space="preserve">Coherence assumes the agent can price any bet correctly; the logical-induction criterion is the</w:t>
+      </w:r>
+      <w:r>
+        <w:t xml:space="preserve"> </w:t>
+      </w:r>
+      <w:r>
+        <w:t xml:space="preserve">“</w:t>
+      </w:r>
+      <w:r>
+        <w:t xml:space="preserve">no efficient Dutch book</w:t>
+      </w:r>
+      <w:r>
+        <w:t xml:space="preserve">”</w:t>
+      </w:r>
+      <w:r>
+        <w:t xml:space="preserve"> </w:t>
+      </w:r>
+      <w:r>
+        <w:t xml:space="preserve">analogue. How does logical uncertainty reshape coherence arguments?</w:t>
+      </w:r>
+    </w:p>
+    <w:bookmarkEnd w:id="73"/>
+    <w:bookmarkStart w:id="74" w:name="exercise-session-1"/>
+    <w:p>
+      <w:pPr>
+        <w:pStyle w:val="Heading2"/>
+      </w:pPr>
+      <w:r>
+        <w:t xml:space="preserve">Exercise session</w:t>
+      </w:r>
+    </w:p>
+    <w:p>
+      <w:pPr>
+        <w:pStyle w:val="FirstParagraph"/>
+      </w:pPr>
+      <w:r>
+        <w:t xml:space="preserve">Hand out the exercise sheet.</w:t>
+      </w:r>
+      <w:r>
+        <w:t xml:space="preserve"> </w:t>
+      </w:r>
+      <w:r>
+        <w:rPr>
+          <w:bCs/>
+          <w:b/>
+        </w:rPr>
+        <w:t xml:space="preserve">TN:</w:t>
+      </w:r>
+      <w:r>
+        <w:t xml:space="preserve"> </w:t>
+      </w:r>
+      <w:r>
+        <w:t xml:space="preserve">suggest students start with the exercise matching their pre-reading track (Löb/Gödel for the logic tracks, complete class for consequentialist foundations, do-divergence/channel additivity for optimization and descriptive), then move on; Exercises 2 and 3 are the highest-importance and best for a mixed room. The exercises build through lemmas, so a stuck student usually needs the previous part re-read, not the answer. Release solutions at the end.</w:t>
+      </w:r>
+      <w:r>
+        <w:t xml:space="preserve"> </w:t>
+      </w:r>
+      <w:r>
+        <w:rPr>
+          <w:bCs/>
+          <w:b/>
+        </w:rPr>
         <w:t xml:space="preserve">TN, Exercise 2(e):</w:t>
       </w:r>
       <w:r>
@@ -3646,8 +3495,8 @@
         <w:t xml:space="preserve">the FairBot part is the payoff (Löbian cooperation), and it directly seeds the Decision Theory day’s tournament; flag the connection.</w:t>
       </w:r>
     </w:p>
-    <w:bookmarkEnd w:id="67"/>
-    <w:bookmarkStart w:id="68" w:name="daily-checkpoint-1"/>
+    <w:bookmarkEnd w:id="74"/>
+    <w:bookmarkStart w:id="75" w:name="daily-checkpoint-1"/>
     <w:p>
       <w:pPr>
         <w:pStyle w:val="Heading2"/>
@@ -3664,9 +3513,9 @@
         <w:t xml:space="preserve">Run the six-question checkpoint (above) as a quick individual quiz, then read out the answers. It doubles as an attendance check and tees up the feedback form.</w:t>
       </w:r>
     </w:p>
-    <w:bookmarkEnd w:id="68"/>
-    <w:bookmarkEnd w:id="69"/>
-    <w:bookmarkStart w:id="70" w:name="notes-for-future-iterations"/>
+    <w:bookmarkEnd w:id="75"/>
+    <w:bookmarkEnd w:id="76"/>
+    <w:bookmarkStart w:id="77" w:name="notes-for-future-iterations"/>
     <w:p>
       <w:pPr>
         <w:pStyle w:val="Heading1"/>
@@ -3684,7 +3533,7 @@
         <w:pStyle w:val="Compact"/>
       </w:pPr>
       <w:r>
-        <w:t xml:space="preserve">The day is wide by design (six strands in one day). If the room skews less mathematical, consider letting students sign up for</w:t>
+        <w:t xml:space="preserve">The day is wide by design (five strands in one day). If the room skews less mathematical, consider letting students sign up for</w:t>
       </w:r>
       <w:r>
         <w:t xml:space="preserve"> </w:t>
@@ -3712,7 +3561,7 @@
         <w:pStyle w:val="Compact"/>
       </w:pPr>
       <w:r>
-        <w:t xml:space="preserve">The decision-theory strand is only previewed here and developed fully the next day; keep the preview short to avoid duplicating that lecture.</w:t>
+        <w:t xml:space="preserve">Decision theory has its own module (the following day) and is deliberately not a strand here, to avoid duplication; the FairBot exercise (2e) is the one explicit hand-off to it.</w:t>
       </w:r>
     </w:p>
     <w:p>
@@ -3736,22 +3585,10 @@
         <w:pStyle w:val="Compact"/>
       </w:pPr>
       <w:r>
-        <w:t xml:space="preserve">Consider adding one cross-pollination prompt that explicitly involves the decision-theory track, since the website’s prompt set currently does not.</w:t>
-      </w:r>
-    </w:p>
-    <w:p>
-      <w:pPr>
-        <w:numPr>
-          <w:ilvl w:val="0"/>
-          <w:numId w:val="1012"/>
-        </w:numPr>
-        <w:pStyle w:val="Compact"/>
-      </w:pPr>
-      <w:r>
         <w:t xml:space="preserve">After teaching: record which prerequisite refreshers students actually needed, and tighten the pre-reading track sizes so every group in the discussion has at least one student per represented track.</w:t>
       </w:r>
     </w:p>
-    <w:bookmarkEnd w:id="70"/>
+    <w:bookmarkEnd w:id="77"/>
     <w:sectPr/>
   </w:body>
 </w:document>
@@ -4035,6 +3872,15 @@
     <w:abstractNumId w:val="991"/>
   </w:num>
   <w:num w:numId="1005">
+    <w:abstractNumId w:val="991"/>
+  </w:num>
+  <w:num w:numId="1006">
+    <w:abstractNumId w:val="991"/>
+  </w:num>
+  <w:num w:numId="1007">
+    <w:abstractNumId w:val="991"/>
+  </w:num>
+  <w:num w:numId="1008">
     <w:abstractNumId w:val="99411"/>
     <w:lvlOverride w:ilvl="0">
       <w:startOverride w:val="1"/>
@@ -4064,16 +3910,13 @@
       <w:startOverride w:val="1"/>
     </w:lvlOverride>
   </w:num>
-  <w:num w:numId="1006">
+  <w:num w:numId="1009">
     <w:abstractNumId w:val="991"/>
   </w:num>
-  <w:num w:numId="1007">
+  <w:num w:numId="1010">
     <w:abstractNumId w:val="991"/>
   </w:num>
-  <w:num w:numId="1008">
-    <w:abstractNumId w:val="991"/>
-  </w:num>
-  <w:num w:numId="1009">
+  <w:num w:numId="1011">
     <w:abstractNumId w:val="99411"/>
     <w:lvlOverride w:ilvl="0">
       <w:startOverride w:val="1"/>
@@ -4102,12 +3945,6 @@
     <w:lvlOverride w:ilvl="8">
       <w:startOverride w:val="1"/>
     </w:lvlOverride>
-  </w:num>
-  <w:num w:numId="1010">
-    <w:abstractNumId w:val="991"/>
-  </w:num>
-  <w:num w:numId="1011">
-    <w:abstractNumId w:val="991"/>
   </w:num>
   <w:num w:numId="1012">
     <w:abstractNumId w:val="991"/>

--- a/agent foundations/Agent Foundations module.docx
+++ b/agent foundations/Agent Foundations module.docx
@@ -592,7 +592,7 @@
         <w:pStyle w:val="BodyText"/>
       </w:pPr>
       <w:r>
-        <w:t xml:space="preserve">Read top to bottom, this section runs: the unifying spine (the morning lecture), then the five strands each with its readings, then the fundamental readings, the cross-pollination discussion, the exercises, and a self-check.</w:t>
+        <w:t xml:space="preserve">Read top to bottom, this section runs: the unifying spine (the morning lecture), then the fundamental readings that give a bird’s-eye view, then the five strands each with its readings, then the cross-pollination discussion, the exercises, and a self-check.</w:t>
       </w:r>
     </w:p>
     <w:bookmarkStart w:id="28" w:name="morning-lecture"/>
@@ -871,7 +871,109 @@
       </w:r>
     </w:p>
     <w:bookmarkEnd w:id="28"/>
-    <w:bookmarkStart w:id="44" w:name="the-five-strands-pre-reading-tracks"/>
+    <w:bookmarkStart w:id="31" w:name="fundamental-reading"/>
+    <w:p>
+      <w:pPr>
+        <w:pStyle w:val="Heading3"/>
+      </w:pPr>
+      <w:r>
+        <w:t xml:space="preserve">Fundamental reading</w:t>
+      </w:r>
+    </w:p>
+    <w:p>
+      <w:pPr>
+        <w:pStyle w:val="FirstParagraph"/>
+      </w:pPr>
+      <w:r>
+        <w:rPr>
+          <w:iCs/>
+          <w:i/>
+        </w:rPr>
+        <w:t xml:space="preserve">Intent: a shared bird’s-eye view that ties the five tracks to embedded agency, so the mixed-group discussion has common ground. Everyone reads these on the day (skimming beforehand is fine).</w:t>
+      </w:r>
+    </w:p>
+    <w:p>
+      <w:pPr>
+        <w:numPr>
+          <w:ilvl w:val="0"/>
+          <w:numId w:val="1004"/>
+        </w:numPr>
+        <w:pStyle w:val="Compact"/>
+      </w:pPr>
+      <w:hyperlink r:id="rId25">
+        <w:r>
+          <w:rPr>
+            <w:rStyle w:val="Hyperlink"/>
+          </w:rPr>
+          <w:t xml:space="preserve">Embedded agency</w:t>
+        </w:r>
+      </w:hyperlink>
+      <w:r>
+        <w:t xml:space="preserve">: read up to and including section 3.3, then section 4.1. The canonical statement of the embedded-agency problem cluster (the Alexei/Emmy framing the lecture uses).</w:t>
+      </w:r>
+    </w:p>
+    <w:p>
+      <w:pPr>
+        <w:numPr>
+          <w:ilvl w:val="0"/>
+          <w:numId w:val="1004"/>
+        </w:numPr>
+        <w:pStyle w:val="Compact"/>
+      </w:pPr>
+      <w:hyperlink r:id="rId26">
+        <w:r>
+          <w:rPr>
+            <w:rStyle w:val="Hyperlink"/>
+          </w:rPr>
+          <w:t xml:space="preserve">Why agent foundations</w:t>
+        </w:r>
+      </w:hyperlink>
+      <w:r>
+        <w:t xml:space="preserve">: read entirely. Why this abstract, theory-first approach is worth pursuing.</w:t>
+      </w:r>
+    </w:p>
+    <w:p>
+      <w:pPr>
+        <w:numPr>
+          <w:ilvl w:val="0"/>
+          <w:numId w:val="1004"/>
+        </w:numPr>
+        <w:pStyle w:val="Compact"/>
+      </w:pPr>
+      <w:hyperlink r:id="rId29">
+        <w:r>
+          <w:rPr>
+            <w:rStyle w:val="Hyperlink"/>
+          </w:rPr>
+          <w:t xml:space="preserve">Reflectively consistent degree of freedom</w:t>
+        </w:r>
+      </w:hyperlink>
+      <w:r>
+        <w:t xml:space="preserve">: read entirely. The precise notion behind a property an agent would not self-modify away, which is the day’s recurring theme of reflective stability.</w:t>
+      </w:r>
+    </w:p>
+    <w:p>
+      <w:pPr>
+        <w:numPr>
+          <w:ilvl w:val="0"/>
+          <w:numId w:val="1004"/>
+        </w:numPr>
+        <w:pStyle w:val="Compact"/>
+      </w:pPr>
+      <w:hyperlink r:id="rId30">
+        <w:r>
+          <w:rPr>
+            <w:rStyle w:val="Hyperlink"/>
+          </w:rPr>
+          <w:t xml:space="preserve">General purpose search</w:t>
+        </w:r>
+      </w:hyperlink>
+      <w:r>
+        <w:t xml:space="preserve">: read entirely. Why a capable mind plausibly contains a retargetable search process.</w:t>
+      </w:r>
+    </w:p>
+    <w:bookmarkEnd w:id="31"/>
+    <w:bookmarkStart w:id="47" w:name="the-five-strands-pre-reading-tracks"/>
     <w:p>
       <w:pPr>
         <w:pStyle w:val="Heading3"/>
@@ -993,7 +1095,7 @@
       <w:r>
         <w:t xml:space="preserve"> </w:t>
       </w:r>
-      <w:hyperlink r:id="rId29">
+      <w:hyperlink r:id="rId32">
         <w:r>
           <w:rPr>
             <w:rStyle w:val="Hyperlink"/>
@@ -1058,7 +1160,7 @@
       <w:r>
         <w:t xml:space="preserve"> </w:t>
       </w:r>
-      <w:hyperlink r:id="rId30">
+      <w:hyperlink r:id="rId33">
         <w:r>
           <w:rPr>
             <w:rStyle w:val="Hyperlink"/>
@@ -1072,7 +1174,7 @@
       <w:r>
         <w:t xml:space="preserve"> </w:t>
       </w:r>
-      <w:hyperlink r:id="rId31">
+      <w:hyperlink r:id="rId34">
         <w:r>
           <w:rPr>
             <w:rStyle w:val="Hyperlink"/>
@@ -1305,7 +1407,7 @@
       <w:r>
         <w:t xml:space="preserve"> </w:t>
       </w:r>
-      <w:hyperlink r:id="rId32">
+      <w:hyperlink r:id="rId35">
         <w:r>
           <w:rPr>
             <w:rStyle w:val="Hyperlink"/>
@@ -1322,7 +1424,7 @@
       <w:r>
         <w:t xml:space="preserve"> </w:t>
       </w:r>
-      <w:hyperlink r:id="rId33">
+      <w:hyperlink r:id="rId36">
         <w:r>
           <w:rPr>
             <w:rStyle w:val="Hyperlink"/>
@@ -1336,7 +1438,7 @@
       <w:r>
         <w:t xml:space="preserve"> </w:t>
       </w:r>
-      <w:hyperlink r:id="rId34">
+      <w:hyperlink r:id="rId37">
         <w:r>
           <w:rPr>
             <w:rStyle w:val="Hyperlink"/>
@@ -1500,7 +1602,7 @@
       <w:r>
         <w:t xml:space="preserve"> </w:t>
       </w:r>
-      <w:hyperlink r:id="rId35">
+      <w:hyperlink r:id="rId38">
         <w:r>
           <w:rPr>
             <w:rStyle w:val="Hyperlink"/>
@@ -1514,7 +1616,7 @@
       <w:r>
         <w:t xml:space="preserve"> </w:t>
       </w:r>
-      <w:hyperlink r:id="rId36">
+      <w:hyperlink r:id="rId39">
         <w:r>
           <w:rPr>
             <w:rStyle w:val="Hyperlink"/>
@@ -1765,7 +1867,7 @@
       <w:r>
         <w:t xml:space="preserve"> </w:t>
       </w:r>
-      <w:hyperlink r:id="rId37">
+      <w:hyperlink r:id="rId40">
         <w:r>
           <w:rPr>
             <w:rStyle w:val="Hyperlink"/>
@@ -1782,7 +1884,7 @@
       <w:r>
         <w:t xml:space="preserve"> </w:t>
       </w:r>
-      <w:hyperlink r:id="rId38">
+      <w:hyperlink r:id="rId41">
         <w:r>
           <w:rPr>
             <w:rStyle w:val="Hyperlink"/>
@@ -1814,7 +1916,7 @@
       <w:r>
         <w:t xml:space="preserve"> </w:t>
       </w:r>
-      <w:hyperlink r:id="rId39">
+      <w:hyperlink r:id="rId42">
         <w:r>
           <w:rPr>
             <w:rStyle w:val="Hyperlink"/>
@@ -1828,7 +1930,7 @@
       <w:r>
         <w:t xml:space="preserve"> </w:t>
       </w:r>
-      <w:hyperlink r:id="rId40">
+      <w:hyperlink r:id="rId43">
         <w:r>
           <w:rPr>
             <w:rStyle w:val="Hyperlink"/>
@@ -2023,7 +2125,7 @@
       <w:r>
         <w:t xml:space="preserve"> </w:t>
       </w:r>
-      <w:hyperlink r:id="rId41">
+      <w:hyperlink r:id="rId44">
         <w:r>
           <w:rPr>
             <w:rStyle w:val="Hyperlink"/>
@@ -2037,7 +2139,7 @@
       <w:r>
         <w:t xml:space="preserve"> </w:t>
       </w:r>
-      <w:hyperlink r:id="rId42">
+      <w:hyperlink r:id="rId45">
         <w:r>
           <w:rPr>
             <w:rStyle w:val="Hyperlink"/>
@@ -2051,7 +2153,7 @@
       <w:r>
         <w:t xml:space="preserve"> </w:t>
       </w:r>
-      <w:hyperlink r:id="rId43">
+      <w:hyperlink r:id="rId46">
         <w:r>
           <w:rPr>
             <w:rStyle w:val="Hyperlink"/>
@@ -2061,108 +2163,6 @@
       </w:hyperlink>
       <w:r>
         <w:t xml:space="preserve">.</w:t>
-      </w:r>
-    </w:p>
-    <w:bookmarkEnd w:id="44"/>
-    <w:bookmarkStart w:id="47" w:name="fundamental-reading"/>
-    <w:p>
-      <w:pPr>
-        <w:pStyle w:val="Heading3"/>
-      </w:pPr>
-      <w:r>
-        <w:t xml:space="preserve">Fundamental reading</w:t>
-      </w:r>
-    </w:p>
-    <w:p>
-      <w:pPr>
-        <w:pStyle w:val="FirstParagraph"/>
-      </w:pPr>
-      <w:r>
-        <w:rPr>
-          <w:iCs/>
-          <w:i/>
-        </w:rPr>
-        <w:t xml:space="preserve">Intent: a shared bird’s-eye view that ties the five tracks to embedded agency, so the mixed-group discussion has common ground. Everyone reads these on the day (skimming beforehand is fine).</w:t>
-      </w:r>
-    </w:p>
-    <w:p>
-      <w:pPr>
-        <w:numPr>
-          <w:ilvl w:val="0"/>
-          <w:numId w:val="1004"/>
-        </w:numPr>
-        <w:pStyle w:val="Compact"/>
-      </w:pPr>
-      <w:hyperlink r:id="rId25">
-        <w:r>
-          <w:rPr>
-            <w:rStyle w:val="Hyperlink"/>
-          </w:rPr>
-          <w:t xml:space="preserve">Embedded agency</w:t>
-        </w:r>
-      </w:hyperlink>
-      <w:r>
-        <w:t xml:space="preserve">: read up to and including section 3.3, then section 4.1. The canonical statement of the embedded-agency problem cluster (the Alexei/Emmy framing the lecture uses).</w:t>
-      </w:r>
-    </w:p>
-    <w:p>
-      <w:pPr>
-        <w:numPr>
-          <w:ilvl w:val="0"/>
-          <w:numId w:val="1004"/>
-        </w:numPr>
-        <w:pStyle w:val="Compact"/>
-      </w:pPr>
-      <w:hyperlink r:id="rId26">
-        <w:r>
-          <w:rPr>
-            <w:rStyle w:val="Hyperlink"/>
-          </w:rPr>
-          <w:t xml:space="preserve">Why agent foundations</w:t>
-        </w:r>
-      </w:hyperlink>
-      <w:r>
-        <w:t xml:space="preserve">: read entirely. Why this abstract, theory-first approach is worth pursuing.</w:t>
-      </w:r>
-    </w:p>
-    <w:p>
-      <w:pPr>
-        <w:numPr>
-          <w:ilvl w:val="0"/>
-          <w:numId w:val="1004"/>
-        </w:numPr>
-        <w:pStyle w:val="Compact"/>
-      </w:pPr>
-      <w:hyperlink r:id="rId45">
-        <w:r>
-          <w:rPr>
-            <w:rStyle w:val="Hyperlink"/>
-          </w:rPr>
-          <w:t xml:space="preserve">Reflectively consistent degree of freedom</w:t>
-        </w:r>
-      </w:hyperlink>
-      <w:r>
-        <w:t xml:space="preserve">: read entirely. The precise notion behind a property an agent would not self-modify away, which is the day’s recurring theme of reflective stability.</w:t>
-      </w:r>
-    </w:p>
-    <w:p>
-      <w:pPr>
-        <w:numPr>
-          <w:ilvl w:val="0"/>
-          <w:numId w:val="1004"/>
-        </w:numPr>
-        <w:pStyle w:val="Compact"/>
-      </w:pPr>
-      <w:hyperlink r:id="rId46">
-        <w:r>
-          <w:rPr>
-            <w:rStyle w:val="Hyperlink"/>
-          </w:rPr>
-          <w:t xml:space="preserve">General purpose search</w:t>
-        </w:r>
-      </w:hyperlink>
-      <w:r>
-        <w:t xml:space="preserve">: read entirely. Why a capable mind plausibly contains a retargetable search process.</w:t>
       </w:r>
     </w:p>
     <w:bookmarkEnd w:id="47"/>

--- a/agent foundations/Agent Foundations module.docx
+++ b/agent foundations/Agent Foundations module.docx
@@ -123,7 +123,22 @@
         <w:t xml:space="preserve">embedded agency</w:t>
       </w:r>
       <w:r>
-        <w:t xml:space="preserve">: why an agent built into the world it acts on (made of the same stuff, smaller than its environment, with no clean input/output boundary, able to model and modify itself) breaks the standard dualistic picture. For each of the day’s core strands they can state the central problem and one load-bearing result: the complete class theorem (consequentialist foundations), Löb’s theorem and the tiling obstacle (self-modification), the logical-induction criterion (logical uncertainty), optimization as local entropy reduction (optimization and thermodynamics), and selection theorems (descriptive agent foundations). They can tie these together through the day’s two unifying threads,</w:t>
+        <w:t xml:space="preserve">: why an agent built into the world it acts on (made of the same stuff, smaller than its environment, with no clean input/output boundary, able to model and modify itself) breaks the standard dualistic picture. For each of the day’s core research directions (called</w:t>
+      </w:r>
+      <w:r>
+        <w:t xml:space="preserve"> </w:t>
+      </w:r>
+      <w:r>
+        <w:t xml:space="preserve">‘</w:t>
+      </w:r>
+      <w:r>
+        <w:t xml:space="preserve">strands</w:t>
+      </w:r>
+      <w:r>
+        <w:t xml:space="preserve">’</w:t>
+      </w:r>
+      <w:r>
+        <w:t xml:space="preserve">) they can state the central problem and a plain-language description of a main result: the complete class theorem (consequentialist foundations), Löb’s theorem and the tiling obstacle (self-modification), the logical-induction criterion (logical uncertainty), optimization as local entropy reduction (optimization and thermodynamics), and selection theorems (descriptive agent foundations). They can describe at least one strand in mathematical detail. They can explain how each strand is an offshoot of the central threads</w:t>
       </w:r>
       <w:r>
         <w:t xml:space="preserve"> </w:t>
@@ -139,45 +154,17 @@
         <w:t xml:space="preserve"> </w:t>
       </w:r>
       <w:r>
-        <w:t xml:space="preserve">and the search for</w:t>
-      </w:r>
-      <w:r>
-        <w:t xml:space="preserve"> </w:t>
-      </w:r>
-      <w:r>
-        <w:rPr>
-          <w:iCs/>
-          <w:i/>
-        </w:rPr>
-        <w:t xml:space="preserve">robust concepts (</w:t>
-      </w:r>
-      <w:r>
-        <w:rPr>
-          <w:iCs/>
-          <w:i/>
-        </w:rPr>
-        <w:t xml:space="preserve">“</w:t>
-      </w:r>
-      <w:r>
-        <w:rPr>
-          <w:iCs/>
-          <w:i/>
-        </w:rPr>
-        <w:t xml:space="preserve">true names</w:t>
-      </w:r>
-      <w:r>
-        <w:rPr>
-          <w:iCs/>
-          <w:i/>
-        </w:rPr>
-        <w:t xml:space="preserve">”</w:t>
-      </w:r>
-      <w:r>
-        <w:rPr>
-          <w:iCs/>
-          <w:i/>
-        </w:rPr>
-        <w:t xml:space="preserve">)</w:t>
+        <w:t xml:space="preserve">and</w:t>
+      </w:r>
+      <w:r>
+        <w:t xml:space="preserve"> </w:t>
+      </w:r>
+      <w:r>
+        <w:rPr>
+          <w:iCs/>
+          <w:i/>
+        </w:rPr>
+        <w:t xml:space="preserve">embedded agency</w:t>
       </w:r>
       <w:r>
         <w:t xml:space="preserve">.</w:t>
@@ -198,7 +185,7 @@
         <w:t xml:space="preserve"> </w:t>
       </w:r>
       <w:r>
-        <w:t xml:space="preserve">Aligning a superintelligence is a problem we may have to get right on the first critical try, reasoning about a system more capable than anything we have observed, before it exists. That rules out pure trial and error and demands concepts that stay meaningful under extreme optimization pressure and self-modification. Agent foundations supplies (or tries to supply) those concepts, and this day gives students a map of the main strands and how they fit together.</w:t>
+        <w:t xml:space="preserve">Aligning a superintelligence is a problem we may have to get right on the first critical try, reasoning about a system more capable than anything we have observed, before it exists. That rules out pure trial and error and demands concepts that stay meaningful under extreme optimization pressure and self-modification. Agent foundations supplies (or tries to supply) those concepts, and this day gives students a map of some main research directions and how they fit together.</w:t>
       </w:r>
     </w:p>
     <w:p>
@@ -216,7 +203,7 @@
         <w:t xml:space="preserve"> </w:t>
       </w:r>
       <w:r>
-        <w:t xml:space="preserve">Each student goes deep on one pre-reading track beforehand. A one-hour morning lecture lays out the unifying spine (reflective stability and embedded agency) and previews every strand. Students then read the shared fundamental readings and, in small groups mixing different tracks, run</w:t>
+        <w:t xml:space="preserve">Each student goes deep on one pre-reading track beforehand. A one-hour morning lecture lays out the main threads (reflective stability and embedded agency) and previews every strand. Students then read the shared fundamental readings and, in small groups mixing different tracks, run</w:t>
       </w:r>
       <w:r>
         <w:t xml:space="preserve"> </w:t>
@@ -568,7 +555,23 @@
         <w:pStyle w:val="FirstParagraph"/>
       </w:pPr>
       <w:r>
-        <w:t xml:space="preserve">Agent foundations is not one theory but several research strands, each attacking a different facet of the same problem: how to reason about, and build, agents that are</w:t>
+        <w:t xml:space="preserve">Agent foundations is not one theory but several research strands (research directions), each attacking a different facet of the same problem: how to reason about, and build,</w:t>
+      </w:r>
+      <w:r>
+        <w:t xml:space="preserve"> </w:t>
+      </w:r>
+      <w:r>
+        <w:rPr>
+          <w:iCs/>
+          <w:i/>
+        </w:rPr>
+        <w:t xml:space="preserve">stable</w:t>
+      </w:r>
+      <w:r>
+        <w:t xml:space="preserve"> </w:t>
+      </w:r>
+      <w:r>
+        <w:t xml:space="preserve">agents that are</w:t>
       </w:r>
       <w:r>
         <w:t xml:space="preserve"> </w:t>
@@ -592,7 +595,7 @@
         <w:pStyle w:val="BodyText"/>
       </w:pPr>
       <w:r>
-        <w:t xml:space="preserve">Read top to bottom, this section runs: the unifying spine (the morning lecture), then the fundamental readings that give a bird’s-eye view, then the five strands each with its readings, then the cross-pollination discussion, the exercises, and a self-check.</w:t>
+        <w:t xml:space="preserve">Read top to bottom, this section runs: the unifying threads (the morning lecture), then the fundamental readings that give a bird’s-eye view, then the five strands each with its readings, then the cross-pollination discussion, the exercises, and a self-check.</w:t>
       </w:r>
     </w:p>
     <w:bookmarkStart w:id="28" w:name="morning-lecture"/>
@@ -613,7 +616,7 @@
           <w:iCs/>
           <w:i/>
         </w:rPr>
-        <w:t xml:space="preserve">Intent: give students the through-line (the unifying spine) that ties the five pre-reading tracks together, so the rest of the day reads as one picture rather than five disconnected topics. A teacher short on time should protect the embedded-agency and reflective-stability framing above any individual strand preview.</w:t>
+        <w:t xml:space="preserve">Intent: give students the through-line (the unifying spine) that ties the five pre-reading tracks together, so the rest of the day reads as one picture rather than five disconnected topics. A teacher short on time should prioritize the embedded-agency and reflective-stability framing before any individual strand preview.</w:t>
       </w:r>
     </w:p>
     <w:p>
@@ -3533,23 +3536,55 @@
         <w:pStyle w:val="Compact"/>
       </w:pPr>
       <w:r>
-        <w:t xml:space="preserve">The day is wide by design (five strands in one day). If the room skews less mathematical, consider letting students sign up for</w:t>
-      </w:r>
-      <w:r>
-        <w:t xml:space="preserve"> </w:t>
-      </w:r>
-      <w:r>
-        <w:rPr>
-          <w:iCs/>
-          <w:i/>
-        </w:rPr>
-        <w:t xml:space="preserve">two</w:t>
-      </w:r>
-      <w:r>
-        <w:t xml:space="preserve"> </w:t>
-      </w:r>
-      <w:r>
-        <w:t xml:space="preserve">tracks at lighter depth rather than one in depth, and lean the discussion harder on the conceptual prompts (1, 2, 5) over the technical ones.</w:t>
+        <w:t xml:space="preserve">Notes about delivery:</w:t>
+      </w:r>
+    </w:p>
+    <w:p>
+      <w:pPr>
+        <w:numPr>
+          <w:ilvl w:val="1"/>
+          <w:numId w:val="1013"/>
+        </w:numPr>
+        <w:pStyle w:val="Compact"/>
+      </w:pPr>
+      <w:r>
+        <w:t xml:space="preserve">Slides were too dense/heavy, with too much information in too small of a font</w:t>
+      </w:r>
+    </w:p>
+    <w:p>
+      <w:pPr>
+        <w:numPr>
+          <w:ilvl w:val="1"/>
+          <w:numId w:val="1013"/>
+        </w:numPr>
+        <w:pStyle w:val="Compact"/>
+      </w:pPr>
+      <w:r>
+        <w:t xml:space="preserve">Morning lecture was too long and information-heavy</w:t>
+      </w:r>
+    </w:p>
+    <w:p>
+      <w:pPr>
+        <w:numPr>
+          <w:ilvl w:val="1"/>
+          <w:numId w:val="1013"/>
+        </w:numPr>
+        <w:pStyle w:val="Compact"/>
+      </w:pPr>
+      <w:r>
+        <w:t xml:space="preserve">Needs more examples</w:t>
+      </w:r>
+    </w:p>
+    <w:p>
+      <w:pPr>
+        <w:numPr>
+          <w:ilvl w:val="1"/>
+          <w:numId w:val="1013"/>
+        </w:numPr>
+        <w:pStyle w:val="Compact"/>
+      </w:pPr>
+      <w:r>
+        <w:t xml:space="preserve">Tie more directly to other parts of the intensive, for example coherence arguments have been mentioned before.</w:t>
       </w:r>
     </w:p>
     <w:p>
@@ -3561,7 +3596,43 @@
         <w:pStyle w:val="Compact"/>
       </w:pPr>
       <w:r>
-        <w:t xml:space="preserve">Decision theory has its own module (the following day) and is deliberately not a strand here, to avoid duplication; the FairBot exercise (2e) is the one explicit hand-off to it.</w:t>
+        <w:t xml:space="preserve">Notes about format:</w:t>
+      </w:r>
+    </w:p>
+    <w:p>
+      <w:pPr>
+        <w:numPr>
+          <w:ilvl w:val="1"/>
+          <w:numId w:val="1014"/>
+        </w:numPr>
+        <w:pStyle w:val="Compact"/>
+      </w:pPr>
+      <w:r>
+        <w:t xml:space="preserve">Some students did not value doing prereadings that overlapped with lectures</w:t>
+      </w:r>
+    </w:p>
+    <w:p>
+      <w:pPr>
+        <w:numPr>
+          <w:ilvl w:val="1"/>
+          <w:numId w:val="1014"/>
+        </w:numPr>
+        <w:pStyle w:val="Compact"/>
+      </w:pPr>
+      <w:r>
+        <w:t xml:space="preserve">Since students had just learned one sub-topic for the first time, the cross-pollination prompts were far too complicated and the group discussions served better just for students to get some increased exposure across topics.</w:t>
+      </w:r>
+    </w:p>
+    <w:p>
+      <w:pPr>
+        <w:numPr>
+          <w:ilvl w:val="1"/>
+          <w:numId w:val="1014"/>
+        </w:numPr>
+        <w:pStyle w:val="Compact"/>
+      </w:pPr>
+      <w:r>
+        <w:t xml:space="preserve">Use less niche field-specific terms or at least define them before they are used</w:t>
       </w:r>
     </w:p>
     <w:p>
@@ -3573,7 +3644,43 @@
         <w:pStyle w:val="Compact"/>
       </w:pPr>
       <w:r>
-        <w:t xml:space="preserve">The exercises span very different prerequisites (logic vs information theory). Grouping students by track during the exercise block worked better than leaving it open.</w:t>
+        <w:t xml:space="preserve">General cautions:</w:t>
+      </w:r>
+    </w:p>
+    <w:p>
+      <w:pPr>
+        <w:numPr>
+          <w:ilvl w:val="1"/>
+          <w:numId w:val="1015"/>
+        </w:numPr>
+        <w:pStyle w:val="Compact"/>
+      </w:pPr>
+      <w:r>
+        <w:t xml:space="preserve">This topic attracts even more skepticism of credibility of authors (and lesswrong) than most of AI safety</w:t>
+      </w:r>
+    </w:p>
+    <w:p>
+      <w:pPr>
+        <w:numPr>
+          <w:ilvl w:val="1"/>
+          <w:numId w:val="1015"/>
+        </w:numPr>
+        <w:pStyle w:val="Compact"/>
+      </w:pPr>
+      <w:r>
+        <w:t xml:space="preserve">Inferential distance to audience increases as audience is increasingly selected from the general (not AI safety) math/physics population.</w:t>
+      </w:r>
+    </w:p>
+    <w:p>
+      <w:pPr>
+        <w:numPr>
+          <w:ilvl w:val="1"/>
+          <w:numId w:val="1015"/>
+        </w:numPr>
+        <w:pStyle w:val="Compact"/>
+      </w:pPr>
+      <w:r>
+        <w:t xml:space="preserve">Something to consider, is it worthwhile to help participants develop an appreciation for agent foundations by challenging them about the theories of change of other alignment agendas? This strategy shows some success in small groups and one-on-ones but I am reluctant to apply it during lecture where it might come across as unnecessarily defensive.</w:t>
       </w:r>
     </w:p>
     <w:p>
@@ -3585,7 +3692,79 @@
         <w:pStyle w:val="Compact"/>
       </w:pPr>
       <w:r>
-        <w:t xml:space="preserve">After teaching: record which prerequisite refreshers students actually needed, and tighten the pre-reading track sizes so every group in the discussion has at least one student per represented track.</w:t>
+        <w:t xml:space="preserve">Plan for future rewrite: instead of aiming to teach each subtopic to every participant which has proven to be too ambitious, make the primary goal to make the case for the overarching frame of agent foundations, and to allow them to go deeper in one subtopic of their choosing in order to appreciate the amount of mathematical substance that agent foundations can actually have.</w:t>
+      </w:r>
+    </w:p>
+    <w:p>
+      <w:pPr>
+        <w:numPr>
+          <w:ilvl w:val="0"/>
+          <w:numId w:val="1012"/>
+        </w:numPr>
+        <w:pStyle w:val="Compact"/>
+      </w:pPr>
+      <w:r>
+        <w:t xml:space="preserve">In general, we must make the assumptions more explicit:</w:t>
+      </w:r>
+    </w:p>
+    <w:p>
+      <w:pPr>
+        <w:numPr>
+          <w:ilvl w:val="1"/>
+          <w:numId w:val="1016"/>
+        </w:numPr>
+        <w:pStyle w:val="Compact"/>
+      </w:pPr>
+      <w:r>
+        <w:t xml:space="preserve">Defining intelligence, agency, alignment etc in rigorous terms might be possible at all</w:t>
+      </w:r>
+    </w:p>
+    <w:p>
+      <w:pPr>
+        <w:numPr>
+          <w:ilvl w:val="1"/>
+          <w:numId w:val="1016"/>
+        </w:numPr>
+        <w:pStyle w:val="Compact"/>
+      </w:pPr>
+      <w:r>
+        <w:t xml:space="preserve">Presupposing super intelligence</w:t>
+      </w:r>
+    </w:p>
+    <w:p>
+      <w:pPr>
+        <w:numPr>
+          <w:ilvl w:val="1"/>
+          <w:numId w:val="1016"/>
+        </w:numPr>
+        <w:pStyle w:val="Compact"/>
+      </w:pPr>
+      <w:r>
+        <w:t xml:space="preserve">Defining intelligence as being to do with steering the world</w:t>
+      </w:r>
+    </w:p>
+    <w:p>
+      <w:pPr>
+        <w:numPr>
+          <w:ilvl w:val="1"/>
+          <w:numId w:val="1016"/>
+        </w:numPr>
+        <w:pStyle w:val="Compact"/>
+      </w:pPr>
+      <w:r>
+        <w:t xml:space="preserve">In the limit, agents will act rationally / be coherent</w:t>
+      </w:r>
+    </w:p>
+    <w:p>
+      <w:pPr>
+        <w:numPr>
+          <w:ilvl w:val="1"/>
+          <w:numId w:val="1016"/>
+        </w:numPr>
+        <w:pStyle w:val="Compact"/>
+      </w:pPr>
+      <w:r>
+        <w:t xml:space="preserve">Alignment needs to be solved on a first critical try</w:t>
       </w:r>
     </w:p>
     <w:bookmarkEnd w:id="77"/>
@@ -3947,6 +4126,18 @@
     </w:lvlOverride>
   </w:num>
   <w:num w:numId="1012">
+    <w:abstractNumId w:val="991"/>
+  </w:num>
+  <w:num w:numId="1013">
+    <w:abstractNumId w:val="991"/>
+  </w:num>
+  <w:num w:numId="1014">
+    <w:abstractNumId w:val="991"/>
+  </w:num>
+  <w:num w:numId="1015">
+    <w:abstractNumId w:val="991"/>
+  </w:num>
+  <w:num w:numId="1016">
     <w:abstractNumId w:val="991"/>
   </w:num>
 </w:numbering>

--- a/agent foundations/Agent Foundations module.docx
+++ b/agent foundations/Agent Foundations module.docx
@@ -82,7 +82,7 @@
         <w:pStyle w:val="FirstParagraph"/>
       </w:pPr>
       <w:r>
-        <w:t xml:space="preserve">Daniel C wrote and taught the module. Satya Benson (Williams College) contributed to the content. The pre-reading topics, fundamental readings, exercises, lecture slides, and daily-checkpoint form are linked in the Content section below.</w:t>
+        <w:t xml:space="preserve">Daniel C (Iliad) wrote and taught the module. Satya Benson (Williams College) wrote parts of the content.</w:t>
       </w:r>
     </w:p>
     <w:bookmarkEnd w:id="20"/>
@@ -223,7 +223,7 @@
       </w:r>
     </w:p>
     <w:bookmarkEnd w:id="21"/>
-    <w:bookmarkStart w:id="22" w:name="prerequisites"/>
+    <w:bookmarkStart w:id="23" w:name="prerequisites"/>
     <w:p>
       <w:pPr>
         <w:pStyle w:val="Heading1"/>
@@ -289,7 +289,33 @@
         <w:pStyle w:val="Compact"/>
       </w:pPr>
       <w:r>
-        <w:t xml:space="preserve">Provided refresher notes cover the gaps: a</w:t>
+        <w:t xml:space="preserve">Background assumptions the day builds on (state them explicitly at the start; students from general math/physics backgrounds will not share them by default): that rigorous definitions of intelligence, agency, and alignment may be attainable at all; that superintelligent agents are a live possibility; that intelligence is about steering the world; that in the limit capable agents act coherently; and that alignment may need to be gotten right on a first critical try.</w:t>
+      </w:r>
+    </w:p>
+    <w:p>
+      <w:pPr>
+        <w:numPr>
+          <w:ilvl w:val="0"/>
+          <w:numId w:val="1001"/>
+        </w:numPr>
+        <w:pStyle w:val="Compact"/>
+      </w:pPr>
+      <w:r>
+        <w:t xml:space="preserve">Provided refresher notes (linked from the</w:t>
+      </w:r>
+      <w:r>
+        <w:t xml:space="preserve"> </w:t>
+      </w:r>
+      <w:hyperlink r:id="rId22">
+        <w:r>
+          <w:rPr>
+            <w:rStyle w:val="Hyperlink"/>
+          </w:rPr>
+          <w:t xml:space="preserve">Agent Foundations session page</w:t>
+        </w:r>
+      </w:hyperlink>
+      <w:r>
+        <w:t xml:space="preserve">) cover the gaps: a</w:t>
       </w:r>
       <w:r>
         <w:t xml:space="preserve"> </w:t>
@@ -353,11 +379,11 @@
         <w:t xml:space="preserve"> </w:t>
       </w:r>
       <w:r>
-        <w:t xml:space="preserve">refresher. Point students at the one matching their weakest area before the day.</w:t>
-      </w:r>
-    </w:p>
-    <w:bookmarkEnd w:id="22"/>
-    <w:bookmarkStart w:id="69" w:name="content"/>
+        <w:t xml:space="preserve">refresher. Students should read the one matching their weakest area before the day.</w:t>
+      </w:r>
+    </w:p>
+    <w:bookmarkEnd w:id="23"/>
+    <w:bookmarkStart w:id="76" w:name="content"/>
     <w:p>
       <w:pPr>
         <w:pStyle w:val="Heading1"/>
@@ -376,7 +402,7 @@
       <w:r>
         <w:t xml:space="preserve"> </w:t>
       </w:r>
-      <w:hyperlink r:id="rId23">
+      <w:hyperlink r:id="rId24">
         <w:r>
           <w:rPr>
             <w:rStyle w:val="Hyperlink"/>
@@ -385,12 +411,26 @@
         </w:r>
       </w:hyperlink>
       <w:r>
-        <w:t xml:space="preserve">. Exercise sheet:</w:t>
-      </w:r>
-      <w:r>
-        <w:t xml:space="preserve"> </w:t>
-      </w:r>
-      <w:hyperlink r:id="rId24">
+        <w:t xml:space="preserve"> </w:t>
+      </w:r>
+      <w:r>
+        <w:t xml:space="preserve">(</w:t>
+      </w:r>
+      <w:hyperlink r:id="rId25">
+        <w:r>
+          <w:rPr>
+            <w:rStyle w:val="Hyperlink"/>
+          </w:rPr>
+          <w:t xml:space="preserve">editable LaTeX source</w:t>
+        </w:r>
+      </w:hyperlink>
+      <w:r>
+        <w:t xml:space="preserve">). Exercise sheet:</w:t>
+      </w:r>
+      <w:r>
+        <w:t xml:space="preserve"> </w:t>
+      </w:r>
+      <w:hyperlink r:id="rId26">
         <w:r>
           <w:rPr>
             <w:rStyle w:val="Hyperlink"/>
@@ -404,7 +444,7 @@
       <w:r>
         <w:t xml:space="preserve">(</w:t>
       </w:r>
-      <w:hyperlink r:id="rId25">
+      <w:hyperlink r:id="rId27">
         <w:r>
           <w:rPr>
             <w:rStyle w:val="Hyperlink"/>
@@ -413,10 +453,38 @@
         </w:r>
       </w:hyperlink>
       <w:r>
-        <w:t xml:space="preserve">).</w:t>
-      </w:r>
-    </w:p>
-    <w:bookmarkStart w:id="28" w:name="fast-track"/>
+        <w:t xml:space="preserve">;</w:t>
+      </w:r>
+      <w:r>
+        <w:t xml:space="preserve"> </w:t>
+      </w:r>
+      <w:hyperlink r:id="rId28">
+        <w:r>
+          <w:rPr>
+            <w:rStyle w:val="Hyperlink"/>
+          </w:rPr>
+          <w:t xml:space="preserve">LaTeX source</w:t>
+        </w:r>
+      </w:hyperlink>
+      <w:r>
+        <w:t xml:space="preserve">). All materials are also linked from the</w:t>
+      </w:r>
+      <w:r>
+        <w:t xml:space="preserve"> </w:t>
+      </w:r>
+      <w:hyperlink r:id="rId22">
+        <w:r>
+          <w:rPr>
+            <w:rStyle w:val="Hyperlink"/>
+          </w:rPr>
+          <w:t xml:space="preserve">Agent Foundations session page</w:t>
+        </w:r>
+      </w:hyperlink>
+      <w:r>
+        <w:t xml:space="preserve">.</w:t>
+      </w:r>
+    </w:p>
+    <w:bookmarkStart w:id="31" w:name="fast-track"/>
     <w:p>
       <w:pPr>
         <w:pStyle w:val="Heading2"/>
@@ -477,7 +545,7 @@
       <w:r>
         <w:t xml:space="preserve"> </w:t>
       </w:r>
-      <w:hyperlink r:id="rId26">
+      <w:hyperlink r:id="rId29">
         <w:r>
           <w:rPr>
             <w:rStyle w:val="Hyperlink"/>
@@ -494,7 +562,7 @@
       <w:r>
         <w:t xml:space="preserve"> </w:t>
       </w:r>
-      <w:hyperlink r:id="rId27">
+      <w:hyperlink r:id="rId30">
         <w:r>
           <w:rPr>
             <w:rStyle w:val="Hyperlink"/>
@@ -527,7 +595,7 @@
         <w:t xml:space="preserve">“</w:t>
       </w:r>
       <w:r>
-        <w:t xml:space="preserve">The five strands</w:t>
+        <w:t xml:space="preserve">The five strands (pre-reading tracks)</w:t>
       </w:r>
       <w:r>
         <w:t xml:space="preserve">”</w:t>
@@ -548,11 +616,11 @@
         <w:pStyle w:val="Compact"/>
       </w:pPr>
       <w:r>
-        <w:t xml:space="preserve">Skim the takeaways at the end of each strand summary.</w:t>
-      </w:r>
-    </w:p>
-    <w:bookmarkEnd w:id="28"/>
-    <w:bookmarkStart w:id="53" w:name="main-content"/>
+        <w:t xml:space="preserve">Skim the italicized takeaway in each strand summary.</w:t>
+      </w:r>
+    </w:p>
+    <w:bookmarkEnd w:id="31"/>
+    <w:bookmarkStart w:id="57" w:name="main-content"/>
     <w:p>
       <w:pPr>
         <w:pStyle w:val="Heading2"/>
@@ -606,10 +674,10 @@
         <w:pStyle w:val="BodyText"/>
       </w:pPr>
       <w:r>
-        <w:t xml:space="preserve">Read top to bottom, this section runs: the unifying threads (the morning lecture), then the fundamental readings that give a bird’s-eye view, then the five strands each with its readings, then the cross-pollination discussion, the exercises, and a self-check.</w:t>
-      </w:r>
-    </w:p>
-    <w:bookmarkStart w:id="29" w:name="morning-lecture"/>
+        <w:t xml:space="preserve">Read top to bottom, this section runs: the unifying spine (the morning lecture), then the fundamental readings that give a bird’s-eye view, then the five strands each with its readings, then the cross-pollination discussion, the exercises, and the daily checkpoint.</w:t>
+      </w:r>
+    </w:p>
+    <w:bookmarkStart w:id="32" w:name="morning-lecture"/>
     <w:p>
       <w:pPr>
         <w:pStyle w:val="Heading3"/>
@@ -768,7 +836,7 @@
         <w:t xml:space="preserve"> </w:t>
       </w:r>
       <w:r>
-        <w:t xml:space="preserve">of optimization, goals, world models, and embeddedness.</w:t>
+        <w:t xml:space="preserve">of optimization, goals, world models, and embeddedness. (Spoken framing; this bullet has no slide of its own.)</w:t>
       </w:r>
     </w:p>
     <w:p>
@@ -884,8 +952,8 @@
         <w:t xml:space="preserve">: part of the world, made of the same pieces, smaller than its environment, with no crisp boundary, and able to be copied, modified, or to model itself. Embeddedness is what makes self-improvement, multi-agent reasoning about copies, and self-reference unavoidable, and it is what the rest of the day is about.</w:t>
       </w:r>
     </w:p>
-    <w:bookmarkEnd w:id="29"/>
-    <w:bookmarkStart w:id="32" w:name="fundamental-reading"/>
+    <w:bookmarkEnd w:id="32"/>
+    <w:bookmarkStart w:id="35" w:name="fundamental-reading"/>
     <w:p>
       <w:pPr>
         <w:pStyle w:val="Heading3"/>
@@ -914,7 +982,7 @@
         </w:numPr>
         <w:pStyle w:val="Compact"/>
       </w:pPr>
-      <w:hyperlink r:id="rId26">
+      <w:hyperlink r:id="rId29">
         <w:r>
           <w:rPr>
             <w:rStyle w:val="Hyperlink"/>
@@ -934,7 +1002,7 @@
         </w:numPr>
         <w:pStyle w:val="Compact"/>
       </w:pPr>
-      <w:hyperlink r:id="rId27">
+      <w:hyperlink r:id="rId30">
         <w:r>
           <w:rPr>
             <w:rStyle w:val="Hyperlink"/>
@@ -954,7 +1022,7 @@
         </w:numPr>
         <w:pStyle w:val="Compact"/>
       </w:pPr>
-      <w:hyperlink r:id="rId30">
+      <w:hyperlink r:id="rId33">
         <w:r>
           <w:rPr>
             <w:rStyle w:val="Hyperlink"/>
@@ -974,7 +1042,7 @@
         </w:numPr>
         <w:pStyle w:val="Compact"/>
       </w:pPr>
-      <w:hyperlink r:id="rId31">
+      <w:hyperlink r:id="rId34">
         <w:r>
           <w:rPr>
             <w:rStyle w:val="Hyperlink"/>
@@ -986,8 +1054,8 @@
         <w:t xml:space="preserve">: read entirely. Why a capable mind plausibly contains a retargetable search process.</w:t>
       </w:r>
     </w:p>
-    <w:bookmarkEnd w:id="32"/>
-    <w:bookmarkStart w:id="48" w:name="the-five-strands-pre-reading-tracks"/>
+    <w:bookmarkEnd w:id="35"/>
+    <w:bookmarkStart w:id="52" w:name="the-five-strands-pre-reading-tracks"/>
     <w:p>
       <w:pPr>
         <w:pStyle w:val="Heading3"/>
@@ -1005,7 +1073,80 @@
           <w:iCs/>
           <w:i/>
         </w:rPr>
-        <w:t xml:space="preserve">The five strands are different facets of one problem, embedded agency; each student pre-reads one. Every summary below is self-contained at the conceptual level and ends with that strand’s readings (start with the first listed, which is the most conceptual). The morning lecture previews all five; the cross-pollination discussion connects them.</w:t>
+        <w:t xml:space="preserve">The five strands are different facets of one problem, embedded agency; each student pre-reads one before the day, choosing a track on the</w:t>
+      </w:r>
+      <w:r>
+        <w:rPr>
+          <w:iCs/>
+          <w:i/>
+        </w:rPr>
+        <w:t xml:space="preserve"> </w:t>
+      </w:r>
+      <w:hyperlink r:id="rId36">
+        <w:r>
+          <w:rPr>
+            <w:rStyle w:val="Hyperlink"/>
+            <w:iCs/>
+            <w:i/>
+          </w:rPr>
+          <w:t xml:space="preserve">sign-up sheet</w:t>
+        </w:r>
+      </w:hyperlink>
+      <w:r>
+        <w:rPr>
+          <w:iCs/>
+          <w:i/>
+        </w:rPr>
+        <w:t xml:space="preserve"> </w:t>
+      </w:r>
+      <w:r>
+        <w:rPr>
+          <w:iCs/>
+          <w:i/>
+        </w:rPr>
+        <w:t xml:space="preserve">(see</w:t>
+      </w:r>
+      <w:r>
+        <w:rPr>
+          <w:iCs/>
+          <w:i/>
+        </w:rPr>
+        <w:t xml:space="preserve"> </w:t>
+      </w:r>
+      <w:r>
+        <w:rPr>
+          <w:iCs/>
+          <w:i/>
+        </w:rPr>
+        <w:t xml:space="preserve">“</w:t>
+      </w:r>
+      <w:r>
+        <w:rPr>
+          <w:iCs/>
+          <w:i/>
+        </w:rPr>
+        <w:t xml:space="preserve">Before the day</w:t>
+      </w:r>
+      <w:r>
+        <w:rPr>
+          <w:iCs/>
+          <w:i/>
+        </w:rPr>
+        <w:t xml:space="preserve">”</w:t>
+      </w:r>
+      <w:r>
+        <w:rPr>
+          <w:iCs/>
+          <w:i/>
+        </w:rPr>
+        <w:t xml:space="preserve"> </w:t>
+      </w:r>
+      <w:r>
+        <w:rPr>
+          <w:iCs/>
+          <w:i/>
+        </w:rPr>
+        <w:t xml:space="preserve">in the teaching guide; because the reading happens pre-day, this sub-module has no time block in the schedule). Every summary below is self-contained at the conceptual level and ends with that strand’s readings (start with the first listed, which is the most conceptual). The morning lecture previews all five; the cross-pollination discussion connects them.</w:t>
       </w:r>
     </w:p>
     <w:p>
@@ -1109,7 +1250,7 @@
       <w:r>
         <w:t xml:space="preserve"> </w:t>
       </w:r>
-      <w:hyperlink r:id="rId33">
+      <w:hyperlink r:id="rId37">
         <w:r>
           <w:rPr>
             <w:rStyle w:val="Hyperlink"/>
@@ -1174,7 +1315,7 @@
       <w:r>
         <w:t xml:space="preserve"> </w:t>
       </w:r>
-      <w:hyperlink r:id="rId34">
+      <w:hyperlink r:id="rId38">
         <w:r>
           <w:rPr>
             <w:rStyle w:val="Hyperlink"/>
@@ -1188,7 +1329,7 @@
       <w:r>
         <w:t xml:space="preserve"> </w:t>
       </w:r>
-      <w:hyperlink r:id="rId35">
+      <w:hyperlink r:id="rId39">
         <w:r>
           <w:rPr>
             <w:rStyle w:val="Hyperlink"/>
@@ -1421,7 +1562,7 @@
       <w:r>
         <w:t xml:space="preserve"> </w:t>
       </w:r>
-      <w:hyperlink r:id="rId36">
+      <w:hyperlink r:id="rId40">
         <w:r>
           <w:rPr>
             <w:rStyle w:val="Hyperlink"/>
@@ -1438,7 +1579,7 @@
       <w:r>
         <w:t xml:space="preserve"> </w:t>
       </w:r>
-      <w:hyperlink r:id="rId37">
+      <w:hyperlink r:id="rId41">
         <w:r>
           <w:rPr>
             <w:rStyle w:val="Hyperlink"/>
@@ -1452,7 +1593,7 @@
       <w:r>
         <w:t xml:space="preserve"> </w:t>
       </w:r>
-      <w:hyperlink r:id="rId38">
+      <w:hyperlink r:id="rId42">
         <w:r>
           <w:rPr>
             <w:rStyle w:val="Hyperlink"/>
@@ -1616,7 +1757,7 @@
       <w:r>
         <w:t xml:space="preserve"> </w:t>
       </w:r>
-      <w:hyperlink r:id="rId39">
+      <w:hyperlink r:id="rId43">
         <w:r>
           <w:rPr>
             <w:rStyle w:val="Hyperlink"/>
@@ -1630,7 +1771,7 @@
       <w:r>
         <w:t xml:space="preserve"> </w:t>
       </w:r>
-      <w:hyperlink r:id="rId40">
+      <w:hyperlink r:id="rId44">
         <w:r>
           <w:rPr>
             <w:rStyle w:val="Hyperlink"/>
@@ -1881,7 +2022,7 @@
       <w:r>
         <w:t xml:space="preserve"> </w:t>
       </w:r>
-      <w:hyperlink r:id="rId41">
+      <w:hyperlink r:id="rId45">
         <w:r>
           <w:rPr>
             <w:rStyle w:val="Hyperlink"/>
@@ -1898,7 +2039,7 @@
       <w:r>
         <w:t xml:space="preserve"> </w:t>
       </w:r>
-      <w:hyperlink r:id="rId42">
+      <w:hyperlink r:id="rId46">
         <w:r>
           <w:rPr>
             <w:rStyle w:val="Hyperlink"/>
@@ -1930,7 +2071,7 @@
       <w:r>
         <w:t xml:space="preserve"> </w:t>
       </w:r>
-      <w:hyperlink r:id="rId43">
+      <w:hyperlink r:id="rId47">
         <w:r>
           <w:rPr>
             <w:rStyle w:val="Hyperlink"/>
@@ -1944,7 +2085,7 @@
       <w:r>
         <w:t xml:space="preserve"> </w:t>
       </w:r>
-      <w:hyperlink r:id="rId44">
+      <w:hyperlink r:id="rId48">
         <w:r>
           <w:rPr>
             <w:rStyle w:val="Hyperlink"/>
@@ -2139,7 +2280,7 @@
       <w:r>
         <w:t xml:space="preserve"> </w:t>
       </w:r>
-      <w:hyperlink r:id="rId45">
+      <w:hyperlink r:id="rId49">
         <w:r>
           <w:rPr>
             <w:rStyle w:val="Hyperlink"/>
@@ -2153,7 +2294,7 @@
       <w:r>
         <w:t xml:space="preserve"> </w:t>
       </w:r>
-      <w:hyperlink r:id="rId46">
+      <w:hyperlink r:id="rId50">
         <w:r>
           <w:rPr>
             <w:rStyle w:val="Hyperlink"/>
@@ -2167,7 +2308,7 @@
       <w:r>
         <w:t xml:space="preserve"> </w:t>
       </w:r>
-      <w:hyperlink r:id="rId47">
+      <w:hyperlink r:id="rId51">
         <w:r>
           <w:rPr>
             <w:rStyle w:val="Hyperlink"/>
@@ -2179,8 +2320,8 @@
         <w:t xml:space="preserve">.</w:t>
       </w:r>
     </w:p>
-    <w:bookmarkEnd w:id="48"/>
-    <w:bookmarkStart w:id="49" w:name="cross-pollination-discussion"/>
+    <w:bookmarkEnd w:id="52"/>
+    <w:bookmarkStart w:id="53" w:name="cross-pollination-discussion"/>
     <w:p>
       <w:pPr>
         <w:pStyle w:val="Heading3"/>
@@ -2198,7 +2339,7 @@
           <w:iCs/>
           <w:i/>
         </w:rPr>
-        <w:t xml:space="preserve">Intent: each student knows one strand deeply; the discussion makes them build the connections between strands, which is where the unified picture of embedded agency actually lives. Groups mix tracks so no one can answer alone.</w:t>
+        <w:t xml:space="preserve">Intent: each student knows one strand deeply; the discussion first spreads that exposure across the room (each member teaches their strand), then builds connections between strands. Groups mix tracks so no one can answer alone. Taught once: the cross-exposure proved the more valuable half, so the connection prompts are an extension for strong groups rather than the default activity.</w:t>
       </w:r>
     </w:p>
     <w:p>
@@ -2209,8 +2350,8 @@
         <w:t xml:space="preserve">On the day, students who pre-read different strands meet in small mixed groups and work to connect their topics into one picture of embedded agency: how a logical inductor’s trust in its future self relates to a tiling agent’s trust in its successor, how the coherence account of goals relates to the thermodynamic one, how the representational view of agency (coherence) relates to the mechanistic one (selection theorems). The specific discussion prompts used are listed in the teaching guide.</w:t>
       </w:r>
     </w:p>
-    <w:bookmarkEnd w:id="49"/>
-    <w:bookmarkStart w:id="50" w:name="exercise-session"/>
+    <w:bookmarkEnd w:id="53"/>
+    <w:bookmarkStart w:id="54" w:name="exercise-session"/>
     <w:p>
       <w:pPr>
         <w:pStyle w:val="Heading3"/>
@@ -2241,7 +2382,7 @@
       <w:r>
         <w:t xml:space="preserve"> </w:t>
       </w:r>
-      <w:hyperlink r:id="rId24">
+      <w:hyperlink r:id="rId26">
         <w:r>
           <w:rPr>
             <w:rStyle w:val="Hyperlink"/>
@@ -2255,7 +2396,7 @@
       <w:r>
         <w:t xml:space="preserve"> </w:t>
       </w:r>
-      <w:hyperlink r:id="rId25">
+      <w:hyperlink r:id="rId27">
         <w:r>
           <w:rPr>
             <w:rStyle w:val="Hyperlink"/>
@@ -2298,7 +2439,7 @@
         <w:t xml:space="preserve"> </w:t>
       </w:r>
       <w:r>
-        <w:t xml:space="preserve">(difficulty 4/5, importance 4/5). Via a self-referential program: a Gödel sentence is true, a consistent system cannot prove its own consistency, and this is exactly the Löbian obstacle to self-trust. Parts (a) true Gödel sentence, (b) no self-consistency proof, (c) the obstacle.</w:t>
+        <w:t xml:space="preserve">(difficulty 4/5, importance 4/5, ~45 min). Via a self-referential program: a Gödel sentence is true, a consistent system cannot prove its own consistency, and this is exactly the Löbian obstacle to self-trust. Parts (a) true Gödel sentence, (b) no self-consistency proof, (c) the obstacle.</w:t>
       </w:r>
     </w:p>
     <w:p>
@@ -2320,7 +2461,7 @@
         <w:t xml:space="preserve"> </w:t>
       </w:r>
       <w:r>
-        <w:t xml:space="preserve">(difficulty 3/5, importance 5/5). The three provability properties (necessitation, distribution, the Löb condition), a full proof of the theorem, and an application: FairBot programs cooperate by Löb’s theorem. Parts (a-b) properties, (c-d) the proof, (e) FairBot.</w:t>
+        <w:t xml:space="preserve">(difficulty 3/5, importance 5/5, ~45 min). The three provability properties (necessitation, distribution, the Löb condition), a full proof of the theorem, and an application: FairBot programs cooperate by Löb’s theorem. Parts (a-b) explain two of the three properties (the Löb condition is stated and used as given), (c-d) the proof, (e) FairBot.</w:t>
       </w:r>
     </w:p>
     <w:p>
@@ -2354,7 +2495,7 @@
         <w:t xml:space="preserve"> </w:t>
       </w:r>
       <w:r>
-        <w:t xml:space="preserve">(difficulty 3/5, importance 5/5). The equivalence between non-dominated strategies and Bayesian expected-utility maximization, via a geometric argument over the convex set of attainable reward vectors. Parts (a) admissibility, (b) faces and difference vectors, (c) constructing the rationalizing prior.</w:t>
+        <w:t xml:space="preserve">(difficulty 3/5, importance 5/5, ~40 min). The equivalence between non-dominated strategies and Bayesian expected-utility maximization, via a geometric argument over the convex set of attainable reward vectors. Parts (a) admissibility, (b) faces and difference vectors, (c) constructing the rationalizing prior.</w:t>
       </w:r>
     </w:p>
     <w:p>
@@ -2366,6 +2507,40 @@
           <w:iCs/>
           <w:i/>
         </w:rPr>
+        <w:t xml:space="preserve">Optimization and thermodynamics.</w:t>
+      </w:r>
+    </w:p>
+    <w:p>
+      <w:pPr>
+        <w:numPr>
+          <w:ilvl w:val="0"/>
+          <w:numId w:val="1007"/>
+        </w:numPr>
+        <w:pStyle w:val="Compact"/>
+      </w:pPr>
+      <w:r>
+        <w:rPr>
+          <w:bCs/>
+          <w:b/>
+        </w:rPr>
+        <w:t xml:space="preserve">Exercise 4: The do-divergence theorem</w:t>
+      </w:r>
+      <w:r>
+        <w:t xml:space="preserve"> </w:t>
+      </w:r>
+      <w:r>
+        <w:t xml:space="preserve">(difficulty 2/5, importance 4/5, ~20 min). Formalizes optimization as outcome concentration and proves that how far an agent can steer outcomes (a KL divergence from the unsteered baseline) is bounded by the mutual information between its observations and actions. The single-step backbone of the Touchette-Lloyd picture.</w:t>
+      </w:r>
+    </w:p>
+    <w:p>
+      <w:pPr>
+        <w:pStyle w:val="FirstParagraph"/>
+      </w:pPr>
+      <w:r>
+        <w:rPr>
+          <w:iCs/>
+          <w:i/>
+        </w:rPr>
         <w:t xml:space="preserve">Descriptive agent foundations.</w:t>
       </w:r>
     </w:p>
@@ -2373,29 +2548,7 @@
       <w:pPr>
         <w:numPr>
           <w:ilvl w:val="0"/>
-          <w:numId w:val="1007"/>
-        </w:numPr>
-        <w:pStyle w:val="Compact"/>
-      </w:pPr>
-      <w:r>
-        <w:rPr>
-          <w:bCs/>
-          <w:b/>
-        </w:rPr>
-        <w:t xml:space="preserve">Exercise 4: The do-divergence theorem</w:t>
-      </w:r>
-      <w:r>
-        <w:t xml:space="preserve"> </w:t>
-      </w:r>
-      <w:r>
-        <w:t xml:space="preserve">(difficulty 2/5, importance 4/5). Formalizes optimization as outcome concentration and proves that how far an agent can steer outcomes (a KL divergence from the unsteered baseline) is bounded by the mutual information between its observations and actions. The single-step backbone of the Touchette-Lloyd picture.</w:t>
-      </w:r>
-    </w:p>
-    <w:p>
-      <w:pPr>
-        <w:numPr>
-          <w:ilvl w:val="0"/>
-          <w:numId w:val="1007"/>
+          <w:numId w:val="1008"/>
         </w:numPr>
         <w:pStyle w:val="Compact"/>
       </w:pPr>
@@ -2410,11 +2563,11 @@
         <w:t xml:space="preserve"> </w:t>
       </w:r>
       <w:r>
-        <w:t xml:space="preserve">(difficulty 3/5, importance 3/5). Optimal input distributions over independent channels: mutual information decomposes across channels, independence improves throughput, and an optimal policy need not coordinate across a modular environment (connecting modularity to tractable optimization).</w:t>
-      </w:r>
-    </w:p>
-    <w:bookmarkEnd w:id="50"/>
-    <w:bookmarkStart w:id="52" w:name="daily-checkpoint"/>
+        <w:t xml:space="preserve">(difficulty 3/5, importance 3/5, ~30 min). Optimal input distributions over independent channels: mutual information decomposes across channels, independence improves throughput, and an optimal policy need not coordinate across a modular environment (connecting modularity to tractable optimization).</w:t>
+      </w:r>
+    </w:p>
+    <w:bookmarkEnd w:id="54"/>
+    <w:bookmarkStart w:id="56" w:name="daily-checkpoint"/>
     <w:p>
       <w:pPr>
         <w:pStyle w:val="Heading3"/>
@@ -2440,12 +2593,12 @@
         <w:pStyle w:val="BodyText"/>
       </w:pPr>
       <w:r>
-        <w:t xml:space="preserve">The live form used on the day:</w:t>
-      </w:r>
-      <w:r>
-        <w:t xml:space="preserve"> </w:t>
-      </w:r>
-      <w:hyperlink r:id="rId51">
+        <w:t xml:space="preserve">The live form used on the day (13 questions):</w:t>
+      </w:r>
+      <w:r>
+        <w:t xml:space="preserve"> </w:t>
+      </w:r>
+      <w:hyperlink r:id="rId55">
         <w:r>
           <w:rPr>
             <w:rStyle w:val="Hyperlink"/>
@@ -2454,14 +2607,14 @@
         </w:r>
       </w:hyperlink>
       <w:r>
-        <w:t xml:space="preserve">. The questions below are a self-contained version; answers at the end of this section.</w:t>
-      </w:r>
-    </w:p>
-    <w:p>
-      <w:pPr>
-        <w:numPr>
-          <w:ilvl w:val="0"/>
-          <w:numId w:val="1008"/>
+        <w:t xml:space="preserve">. The seven questions below are a self-contained core version; the answer key is in the teaching guide’s Daily checkpoint section.</w:t>
+      </w:r>
+    </w:p>
+    <w:p>
+      <w:pPr>
+        <w:numPr>
+          <w:ilvl w:val="0"/>
+          <w:numId w:val="1009"/>
         </w:numPr>
         <w:pStyle w:val="Compact"/>
       </w:pPr>
@@ -2479,19 +2632,19 @@
         <w:t xml:space="preserve">reflectively stable</w:t>
       </w:r>
       <w:r>
-        <w:t xml:space="preserve">? (a) It holds on the training distribution. (b) It is invariant under the agent’s self-modification and successor-building. (c) It can be expressed in formal logic. (d) It maximizes expected utility.</w:t>
-      </w:r>
-    </w:p>
-    <w:p>
-      <w:pPr>
-        <w:numPr>
-          <w:ilvl w:val="0"/>
-          <w:numId w:val="1008"/>
-        </w:numPr>
-        <w:pStyle w:val="Compact"/>
-      </w:pPr>
-      <w:r>
-        <w:t xml:space="preserve">The complete class theorem tells us that a non-dominated agent: (a) has an explicit utility function in its code; (b) can be</w:t>
+        <w:t xml:space="preserve">? (a) It holds on the training distribution and all test distributions. (b) It is invariant under the agent’s self-modification and successor-building. (c) It is provable within the agent’s own formal system. (d) It maximizes the agent’s expected utility in every environment.</w:t>
+      </w:r>
+    </w:p>
+    <w:p>
+      <w:pPr>
+        <w:numPr>
+          <w:ilvl w:val="0"/>
+          <w:numId w:val="1009"/>
+        </w:numPr>
+        <w:pStyle w:val="Compact"/>
+      </w:pPr>
+      <w:r>
+        <w:t xml:space="preserve">The complete class theorem tells us that a non-dominated agent: (a) contains an explicit utility function somewhere in its implementation; (b) always agrees with every other non-dominated agent’s choices; (c) can be</w:t>
       </w:r>
       <w:r>
         <w:t xml:space="preserve"> </w:t>
@@ -2507,14 +2660,14 @@
         <w:t xml:space="preserve"> </w:t>
       </w:r>
       <w:r>
-        <w:t xml:space="preserve">as maximizing expected utility under some prior; (c) is conscious; (d) must use causal decision theory.</w:t>
-      </w:r>
-    </w:p>
-    <w:p>
-      <w:pPr>
-        <w:numPr>
-          <w:ilvl w:val="0"/>
-          <w:numId w:val="1008"/>
+        <w:t xml:space="preserve">as maximizing expected utility under some prior; (d) must represent its beliefs as a single Bayesian network.</w:t>
+      </w:r>
+    </w:p>
+    <w:p>
+      <w:pPr>
+        <w:numPr>
+          <w:ilvl w:val="0"/>
+          <w:numId w:val="1009"/>
         </w:numPr>
         <w:pStyle w:val="Compact"/>
       </w:pPr>
@@ -2537,19 +2690,19 @@
         <w:t xml:space="preserve"> </w:t>
       </w:r>
       <w:r>
-        <w:t xml:space="preserve">to license self-modification? (a) Proofs are too slow. (b) Löb’s theorem: provable self-trust collapses into proving everything. (c) It lacks enough memory. (d) Gödel sentences are false.</w:t>
-      </w:r>
-    </w:p>
-    <w:p>
-      <w:pPr>
-        <w:numPr>
-          <w:ilvl w:val="0"/>
-          <w:numId w:val="1008"/>
-        </w:numPr>
-        <w:pStyle w:val="Compact"/>
-      </w:pPr>
-      <w:r>
-        <w:t xml:space="preserve">The logical-induction criterion requires that: (a) no trader at all can exploit the market; (b) no</w:t>
+        <w:t xml:space="preserve">to license self-modification? (a) By Löb’s theorem, provable self-trust collapses into proving everything. (b) By Gödel’s first incompleteness theorem, some truths about the successor are unprovable. (c) Because proof search is uncomputable in general. (d) Because the successor’s proof system is stronger than the parent’s.</w:t>
+      </w:r>
+    </w:p>
+    <w:p>
+      <w:pPr>
+        <w:numPr>
+          <w:ilvl w:val="0"/>
+          <w:numId w:val="1009"/>
+        </w:numPr>
+        <w:pStyle w:val="Compact"/>
+      </w:pPr>
+      <w:r>
+        <w:t xml:space="preserve">The logical-induction criterion requires that: (a) no trader at all can exploit the market; (b) prices converge to the true frequencies after finitely many steps; (c) the market becomes logically omniscient in the limit; (d) no</w:t>
       </w:r>
       <w:r>
         <w:t xml:space="preserve"> </w:t>
@@ -2565,14 +2718,14 @@
         <w:t xml:space="preserve"> </w:t>
       </w:r>
       <w:r>
-        <w:t xml:space="preserve">trader can exploit the market for unbounded profit; (c) prices equal frequencies; (d) the agent is logically omniscient.</w:t>
-      </w:r>
-    </w:p>
-    <w:p>
-      <w:pPr>
-        <w:numPr>
-          <w:ilvl w:val="0"/>
-          <w:numId w:val="1008"/>
+        <w:t xml:space="preserve">trader can exploit the market for unbounded profit.</w:t>
+      </w:r>
+    </w:p>
+    <w:p>
+      <w:pPr>
+        <w:numPr>
+          <w:ilvl w:val="0"/>
+          <w:numId w:val="1009"/>
         </w:numPr>
         <w:pStyle w:val="Compact"/>
       </w:pPr>
@@ -2589,19 +2742,42 @@
         <w:t xml:space="preserve"> </w:t>
       </w:r>
       <w:r>
-        <w:t xml:space="preserve">plus Touchette-Lloyd implies: (a) entropy never decreases anywhere; (b) steering beyond a blind baseline is bounded by the agent’s mutual information with what it steers; (c) optimization is impossible; (d) entropy is subjective.</w:t>
-      </w:r>
-    </w:p>
-    <w:p>
-      <w:pPr>
-        <w:numPr>
-          <w:ilvl w:val="0"/>
-          <w:numId w:val="1008"/>
-        </w:numPr>
-        <w:pStyle w:val="Compact"/>
-      </w:pPr>
-      <w:r>
-        <w:t xml:space="preserve">Selection theorems aim to show that: (a) any non-dominated strategy can be described as EU maximization; (b) systems selected to achieve a goal in an environment must contain certain agent-like structure; (c) evolution is optimal; (d) all agents are Bayesian.</w:t>
+        <w:t xml:space="preserve">plus Touchette-Lloyd implies: (a) a sighted agent can reduce entropy by at most as much as a blind one; (b) steering beyond the blind baseline is bounded by the mutual information between the agent’s observations and actions; (c) entropy reduction in the environment requires equal entropy production inside the agent; (d) only agents with complete world models can reduce entropy at all.</w:t>
+      </w:r>
+    </w:p>
+    <w:p>
+      <w:pPr>
+        <w:numPr>
+          <w:ilvl w:val="0"/>
+          <w:numId w:val="1009"/>
+        </w:numPr>
+        <w:pStyle w:val="Compact"/>
+      </w:pPr>
+      <w:r>
+        <w:t xml:space="preserve">Selection theorems aim to show that: (a) systems selected to achieve a goal in an environment must contain certain agent-like structure; (b) any non-dominated strategy can be described as EU maximization; (c) evolution selects exactly for expected-utility maximizers; (d) all sufficiently trained systems become Bayesian reasoners.</w:t>
+      </w:r>
+    </w:p>
+    <w:p>
+      <w:pPr>
+        <w:numPr>
+          <w:ilvl w:val="0"/>
+          <w:numId w:val="1009"/>
+        </w:numPr>
+        <w:pStyle w:val="Compact"/>
+      </w:pPr>
+      <w:r>
+        <w:t xml:space="preserve">Which of these is NOT part of the embedded (as opposed to dualistic) picture of agency? (a) The agent has no clean input/output boundary with its environment. (b) The agent is smaller than the environment it models. (c) The agent holds a complete model of its world in its head. (d) The agent can be copied or modified by processes in the environment.</w:t>
+      </w:r>
+    </w:p>
+    <w:bookmarkEnd w:id="56"/>
+    <w:bookmarkEnd w:id="57"/>
+    <w:bookmarkStart w:id="75" w:name="learn-more"/>
+    <w:p>
+      <w:pPr>
+        <w:pStyle w:val="Heading2"/>
+      </w:pPr>
+      <w:r>
+        <w:t xml:space="preserve">Learn more</w:t>
       </w:r>
     </w:p>
     <w:p>
@@ -2609,29 +2785,6 @@
         <w:pStyle w:val="FirstParagraph"/>
       </w:pPr>
       <w:r>
-        <w:rPr>
-          <w:iCs/>
-          <w:i/>
-        </w:rPr>
-        <w:t xml:space="preserve">Answers: 1(b), 2(b), 3(b), 4(b), 5(b), 6(b).</w:t>
-      </w:r>
-    </w:p>
-    <w:bookmarkEnd w:id="52"/>
-    <w:bookmarkEnd w:id="53"/>
-    <w:bookmarkStart w:id="68" w:name="learn-more"/>
-    <w:p>
-      <w:pPr>
-        <w:pStyle w:val="Heading2"/>
-      </w:pPr>
-      <w:r>
-        <w:t xml:space="preserve">Learn more</w:t>
-      </w:r>
-    </w:p>
-    <w:p>
-      <w:pPr>
-        <w:pStyle w:val="FirstParagraph"/>
-      </w:pPr>
-      <w:r>
         <w:t xml:space="preserve">The readings for each strand are linked under that strand in the Main content above. Beyond them:</w:t>
       </w:r>
     </w:p>
@@ -2644,12 +2797,18 @@
           <w:bCs/>
           <w:b/>
         </w:rPr>
-        <w:t xml:space="preserve">Algorithmic thermodynamics (Ebtekar).</w:t>
-      </w:r>
-      <w:r>
-        <w:t xml:space="preserve"> </w:t>
-      </w:r>
-      <w:hyperlink r:id="rId54">
+        <w:t xml:space="preserve">Algorithmic thermodynamics (deepening the optimization strand).</w:t>
+      </w:r>
+    </w:p>
+    <w:p>
+      <w:pPr>
+        <w:numPr>
+          <w:ilvl w:val="0"/>
+          <w:numId w:val="1010"/>
+        </w:numPr>
+        <w:pStyle w:val="Compact"/>
+      </w:pPr>
+      <w:hyperlink r:id="rId58">
         <w:r>
           <w:rPr>
             <w:rStyle w:val="Hyperlink"/>
@@ -2658,12 +2817,18 @@
         </w:r>
       </w:hyperlink>
       <w:r>
-        <w:t xml:space="preserve">;</w:t>
-      </w:r>
-      <w:r>
-        <w:t xml:space="preserve"> </w:t>
-      </w:r>
-      <w:hyperlink r:id="rId55">
+        <w:t xml:space="preserve">: the formal backbone behind the optimization-and-thermodynamics note.</w:t>
+      </w:r>
+    </w:p>
+    <w:p>
+      <w:pPr>
+        <w:numPr>
+          <w:ilvl w:val="0"/>
+          <w:numId w:val="1010"/>
+        </w:numPr>
+        <w:pStyle w:val="Compact"/>
+      </w:pPr>
+      <w:hyperlink r:id="rId59">
         <w:r>
           <w:rPr>
             <w:rStyle w:val="Hyperlink"/>
@@ -2672,12 +2837,18 @@
         </w:r>
       </w:hyperlink>
       <w:r>
-        <w:t xml:space="preserve">;</w:t>
-      </w:r>
-      <w:r>
-        <w:t xml:space="preserve"> </w:t>
-      </w:r>
-      <w:hyperlink r:id="rId56">
+        <w:t xml:space="preserve">: how irreversibility emerges from reversible dynamics.</w:t>
+      </w:r>
+    </w:p>
+    <w:p>
+      <w:pPr>
+        <w:numPr>
+          <w:ilvl w:val="0"/>
+          <w:numId w:val="1010"/>
+        </w:numPr>
+        <w:pStyle w:val="Compact"/>
+      </w:pPr>
+      <w:hyperlink r:id="rId60">
         <w:r>
           <w:rPr>
             <w:rStyle w:val="Hyperlink"/>
@@ -2686,24 +2857,30 @@
         </w:r>
       </w:hyperlink>
       <w:r>
-        <w:t xml:space="preserve">.</w:t>
-      </w:r>
-    </w:p>
-    <w:p>
-      <w:pPr>
-        <w:pStyle w:val="BodyText"/>
-      </w:pPr>
-      <w:r>
-        <w:rPr>
-          <w:bCs/>
-          <w:b/>
-        </w:rPr>
-        <w:t xml:space="preserve">Embedded and universal AI (Wyeth).</w:t>
-      </w:r>
-      <w:r>
-        <w:t xml:space="preserve"> </w:t>
-      </w:r>
-      <w:hyperlink r:id="rId57">
+        <w:t xml:space="preserve">: related rigorous kinetic theory.</w:t>
+      </w:r>
+    </w:p>
+    <w:p>
+      <w:pPr>
+        <w:pStyle w:val="FirstParagraph"/>
+      </w:pPr>
+      <w:r>
+        <w:rPr>
+          <w:bCs/>
+          <w:b/>
+        </w:rPr>
+        <w:t xml:space="preserve">Embedded and universal AI.</w:t>
+      </w:r>
+    </w:p>
+    <w:p>
+      <w:pPr>
+        <w:numPr>
+          <w:ilvl w:val="0"/>
+          <w:numId w:val="1011"/>
+        </w:numPr>
+        <w:pStyle w:val="Compact"/>
+      </w:pPr>
+      <w:hyperlink r:id="rId61">
         <w:r>
           <w:rPr>
             <w:rStyle w:val="Hyperlink"/>
@@ -2712,12 +2889,18 @@
         </w:r>
       </w:hyperlink>
       <w:r>
-        <w:t xml:space="preserve">;</w:t>
-      </w:r>
-      <w:r>
-        <w:t xml:space="preserve"> </w:t>
-      </w:r>
-      <w:hyperlink r:id="rId58">
+        <w:t xml:space="preserve">: multi-agent environments that contain their own predictors.</w:t>
+      </w:r>
+    </w:p>
+    <w:p>
+      <w:pPr>
+        <w:numPr>
+          <w:ilvl w:val="0"/>
+          <w:numId w:val="1011"/>
+        </w:numPr>
+        <w:pStyle w:val="Compact"/>
+      </w:pPr>
+      <w:hyperlink r:id="rId62">
         <w:r>
           <w:rPr>
             <w:rStyle w:val="Hyperlink"/>
@@ -2726,12 +2909,18 @@
         </w:r>
       </w:hyperlink>
       <w:r>
-        <w:t xml:space="preserve">;</w:t>
-      </w:r>
-      <w:r>
-        <w:t xml:space="preserve"> </w:t>
-      </w:r>
-      <w:hyperlink r:id="rId59">
+        <w:t xml:space="preserve">: where AIXI-style agents break as embedded agents.</w:t>
+      </w:r>
+    </w:p>
+    <w:p>
+      <w:pPr>
+        <w:numPr>
+          <w:ilvl w:val="0"/>
+          <w:numId w:val="1011"/>
+        </w:numPr>
+        <w:pStyle w:val="Compact"/>
+      </w:pPr>
+      <w:hyperlink r:id="rId63">
         <w:r>
           <w:rPr>
             <w:rStyle w:val="Hyperlink"/>
@@ -2740,12 +2929,12 @@
         </w:r>
       </w:hyperlink>
       <w:r>
-        <w:t xml:space="preserve">.</w:t>
-      </w:r>
-    </w:p>
-    <w:p>
-      <w:pPr>
-        <w:pStyle w:val="BodyText"/>
+        <w:t xml:space="preserve">: decision-making without a complete world model.</w:t>
+      </w:r>
+    </w:p>
+    <w:p>
+      <w:pPr>
+        <w:pStyle w:val="FirstParagraph"/>
       </w:pPr>
       <w:r>
         <w:rPr>
@@ -2754,10 +2943,16 @@
         </w:rPr>
         <w:t xml:space="preserve">Other directions.</w:t>
       </w:r>
-      <w:r>
-        <w:t xml:space="preserve"> </w:t>
-      </w:r>
-      <w:hyperlink r:id="rId60">
+    </w:p>
+    <w:p>
+      <w:pPr>
+        <w:numPr>
+          <w:ilvl w:val="0"/>
+          <w:numId w:val="1012"/>
+        </w:numPr>
+        <w:pStyle w:val="Compact"/>
+      </w:pPr>
+      <w:hyperlink r:id="rId64">
         <w:r>
           <w:rPr>
             <w:rStyle w:val="Hyperlink"/>
@@ -2766,15 +2961,18 @@
         </w:r>
       </w:hyperlink>
       <w:r>
-        <w:t xml:space="preserve"> </w:t>
-      </w:r>
-      <w:r>
-        <w:t xml:space="preserve">(non-realizable environments);</w:t>
-      </w:r>
-      <w:r>
-        <w:t xml:space="preserve"> </w:t>
-      </w:r>
-      <w:hyperlink r:id="rId61">
+        <w:t xml:space="preserve">: beliefs and guarantees in non-realizable environments.</w:t>
+      </w:r>
+    </w:p>
+    <w:p>
+      <w:pPr>
+        <w:numPr>
+          <w:ilvl w:val="0"/>
+          <w:numId w:val="1012"/>
+        </w:numPr>
+        <w:pStyle w:val="Compact"/>
+      </w:pPr>
+      <w:hyperlink r:id="rId65">
         <w:r>
           <w:rPr>
             <w:rStyle w:val="Hyperlink"/>
@@ -2783,12 +2981,18 @@
         </w:r>
       </w:hyperlink>
       <w:r>
-        <w:t xml:space="preserve">;</w:t>
-      </w:r>
-      <w:r>
-        <w:t xml:space="preserve"> </w:t>
-      </w:r>
-      <w:hyperlink r:id="rId62">
+        <w:t xml:space="preserve">: the broadest current statement of one agent-foundations research programme.</w:t>
+      </w:r>
+    </w:p>
+    <w:p>
+      <w:pPr>
+        <w:numPr>
+          <w:ilvl w:val="0"/>
+          <w:numId w:val="1012"/>
+        </w:numPr>
+        <w:pStyle w:val="Compact"/>
+      </w:pPr>
+      <w:hyperlink r:id="rId66">
         <w:r>
           <w:rPr>
             <w:rStyle w:val="Hyperlink"/>
@@ -2797,12 +3001,24 @@
         </w:r>
       </w:hyperlink>
       <w:r>
-        <w:t xml:space="preserve">; the</w:t>
-      </w:r>
-      <w:r>
-        <w:t xml:space="preserve"> </w:t>
-      </w:r>
-      <w:hyperlink r:id="rId63">
+        <w:t xml:space="preserve">: optimization exerted across space and time.</w:t>
+      </w:r>
+    </w:p>
+    <w:p>
+      <w:pPr>
+        <w:numPr>
+          <w:ilvl w:val="0"/>
+          <w:numId w:val="1012"/>
+        </w:numPr>
+        <w:pStyle w:val="Compact"/>
+      </w:pPr>
+      <w:r>
+        <w:t xml:space="preserve">The</w:t>
+      </w:r>
+      <w:r>
+        <w:t xml:space="preserve"> </w:t>
+      </w:r>
+      <w:hyperlink r:id="rId67">
         <w:r>
           <w:rPr>
             <w:rStyle w:val="Hyperlink"/>
@@ -2819,7 +3035,7 @@
       <w:r>
         <w:t xml:space="preserve"> </w:t>
       </w:r>
-      <w:hyperlink r:id="rId64">
+      <w:hyperlink r:id="rId68">
         <w:r>
           <w:rPr>
             <w:rStyle w:val="Hyperlink"/>
@@ -2828,12 +3044,42 @@
         </w:r>
       </w:hyperlink>
       <w:r>
-        <w:t xml:space="preserve">; the original</w:t>
-      </w:r>
-      <w:r>
-        <w:t xml:space="preserve"> </w:t>
-      </w:r>
-      <w:hyperlink r:id="rId65">
+        <w:t xml:space="preserve">: why</w:t>
+      </w:r>
+      <w:r>
+        <w:t xml:space="preserve"> </w:t>
+      </w:r>
+      <w:r>
+        <w:t xml:space="preserve">“</w:t>
+      </w:r>
+      <w:r>
+        <w:t xml:space="preserve">let us correct you</w:t>
+      </w:r>
+      <w:r>
+        <w:t xml:space="preserve">”</w:t>
+      </w:r>
+      <w:r>
+        <w:t xml:space="preserve"> </w:t>
+      </w:r>
+      <w:r>
+        <w:t xml:space="preserve">is hard to make reflectively stable.</w:t>
+      </w:r>
+    </w:p>
+    <w:p>
+      <w:pPr>
+        <w:numPr>
+          <w:ilvl w:val="0"/>
+          <w:numId w:val="1012"/>
+        </w:numPr>
+        <w:pStyle w:val="Compact"/>
+      </w:pPr>
+      <w:r>
+        <w:t xml:space="preserve">The original</w:t>
+      </w:r>
+      <w:r>
+        <w:t xml:space="preserve"> </w:t>
+      </w:r>
+      <w:hyperlink r:id="rId69">
         <w:r>
           <w:rPr>
             <w:rStyle w:val="Hyperlink"/>
@@ -2842,12 +3088,12 @@
         </w:r>
       </w:hyperlink>
       <w:r>
-        <w:t xml:space="preserve">; and background notes on</w:t>
-      </w:r>
-      <w:r>
-        <w:t xml:space="preserve"> </w:t>
-      </w:r>
-      <w:hyperlink r:id="rId66">
+        <w:t xml:space="preserve">, plus background notes on</w:t>
+      </w:r>
+      <w:r>
+        <w:t xml:space="preserve"> </w:t>
+      </w:r>
+      <w:hyperlink r:id="rId70">
         <w:r>
           <w:rPr>
             <w:rStyle w:val="Hyperlink"/>
@@ -2864,7 +3110,7 @@
       <w:r>
         <w:t xml:space="preserve"> </w:t>
       </w:r>
-      <w:hyperlink r:id="rId67">
+      <w:hyperlink r:id="rId71">
         <w:r>
           <w:rPr>
             <w:rStyle w:val="Hyperlink"/>
@@ -2878,6 +3124,40 @@
     </w:p>
     <w:p>
       <w:pPr>
+        <w:pStyle w:val="FirstParagraph"/>
+      </w:pPr>
+      <w:r>
+        <w:rPr>
+          <w:bCs/>
+          <w:b/>
+        </w:rPr>
+        <w:t xml:space="preserve">Research frontier.</w:t>
+      </w:r>
+      <w:r>
+        <w:t xml:space="preserve"> </w:t>
+      </w:r>
+      <w:r>
+        <w:t xml:space="preserve">The</w:t>
+      </w:r>
+      <w:r>
+        <w:t xml:space="preserve"> </w:t>
+      </w:r>
+      <w:r>
+        <w:rPr>
+          <w:iCs/>
+          <w:i/>
+        </w:rPr>
+        <w:t xml:space="preserve">agent structure problem</w:t>
+      </w:r>
+      <w:r>
+        <w:t xml:space="preserve"> </w:t>
+      </w:r>
+      <w:r>
+        <w:t xml:space="preserve">(whether strong optimization provably entails an internal world model), embedded variants of AIXI, and resource-theoretic accounts of instrumental convergence.</w:t>
+      </w:r>
+    </w:p>
+    <w:p>
+      <w:pPr>
         <w:pStyle w:val="BodyText"/>
       </w:pPr>
       <w:r>
@@ -2885,7 +3165,7 @@
           <w:bCs/>
           <w:b/>
         </w:rPr>
-        <w:t xml:space="preserve">Research frontier.</w:t>
+        <w:t xml:space="preserve">Engage.</w:t>
       </w:r>
       <w:r>
         <w:t xml:space="preserve"> </w:t>
@@ -2896,23 +3176,58 @@
       <w:r>
         <w:t xml:space="preserve"> </w:t>
       </w:r>
-      <w:r>
-        <w:rPr>
-          <w:iCs/>
-          <w:i/>
-        </w:rPr>
-        <w:t xml:space="preserve">agent structure problem</w:t>
-      </w:r>
-      <w:r>
-        <w:t xml:space="preserve"> </w:t>
-      </w:r>
-      <w:r>
-        <w:t xml:space="preserve">(whether strong optimization provably entails an internal world model), embedded variants of AIXI, and resource-theoretic accounts of instrumental convergence.</w:t>
-      </w:r>
-    </w:p>
-    <w:bookmarkEnd w:id="68"/>
-    <w:bookmarkEnd w:id="69"/>
-    <w:bookmarkStart w:id="77" w:name="teaching-guide"/>
+      <w:hyperlink r:id="rId72">
+        <w:r>
+          <w:rPr>
+            <w:rStyle w:val="Hyperlink"/>
+          </w:rPr>
+          <w:t xml:space="preserve">ILIAD conference</w:t>
+        </w:r>
+      </w:hyperlink>
+      <w:r>
+        <w:t xml:space="preserve"> </w:t>
+      </w:r>
+      <w:r>
+        <w:t xml:space="preserve">is the field’s annual gathering;</w:t>
+      </w:r>
+      <w:r>
+        <w:t xml:space="preserve"> </w:t>
+      </w:r>
+      <w:hyperlink r:id="rId73">
+        <w:r>
+          <w:rPr>
+            <w:rStyle w:val="Hyperlink"/>
+          </w:rPr>
+          <w:t xml:space="preserve">PIBBSS</w:t>
+        </w:r>
+      </w:hyperlink>
+      <w:r>
+        <w:t xml:space="preserve"> </w:t>
+      </w:r>
+      <w:r>
+        <w:t xml:space="preserve">and</w:t>
+      </w:r>
+      <w:r>
+        <w:t xml:space="preserve"> </w:t>
+      </w:r>
+      <w:hyperlink r:id="rId74">
+        <w:r>
+          <w:rPr>
+            <w:rStyle w:val="Hyperlink"/>
+          </w:rPr>
+          <w:t xml:space="preserve">MATS</w:t>
+        </w:r>
+      </w:hyperlink>
+      <w:r>
+        <w:t xml:space="preserve"> </w:t>
+      </w:r>
+      <w:r>
+        <w:t xml:space="preserve">run fellowships with agent-foundations mentors; the Alignment Forum hosts the ongoing agent-foundations discussion that most of the readings above come from.</w:t>
+      </w:r>
+    </w:p>
+    <w:bookmarkEnd w:id="75"/>
+    <w:bookmarkEnd w:id="76"/>
+    <w:bookmarkStart w:id="86" w:name="teaching-guide"/>
     <w:p>
       <w:pPr>
         <w:pStyle w:val="Heading1"/>
@@ -2926,10 +3241,25 @@
         <w:pStyle w:val="FirstParagraph"/>
       </w:pPr>
       <w:r>
-        <w:t xml:space="preserve">The day mixes a single framing lecture with self-directed reading, structured discussion, and exercises. Students should already have read their one chosen pre-reading track.</w:t>
-      </w:r>
-    </w:p>
-    <w:bookmarkStart w:id="70" w:name="time-schedule"/>
+        <w:t xml:space="preserve">The day mixes a single framing lecture with self-directed reading, structured discussion, and exercises. Students should already have read their one chosen pre-reading track (see</w:t>
+      </w:r>
+      <w:r>
+        <w:t xml:space="preserve"> </w:t>
+      </w:r>
+      <w:r>
+        <w:t xml:space="preserve">“</w:t>
+      </w:r>
+      <w:r>
+        <w:t xml:space="preserve">Before the day</w:t>
+      </w:r>
+      <w:r>
+        <w:t xml:space="preserve">”</w:t>
+      </w:r>
+      <w:r>
+        <w:t xml:space="preserve">).</w:t>
+      </w:r>
+    </w:p>
+    <w:bookmarkStart w:id="77" w:name="time-schedule"/>
     <w:p>
       <w:pPr>
         <w:pStyle w:val="Heading2"/>
@@ -2942,7 +3272,37 @@
       <w:pPr>
         <w:numPr>
           <w:ilvl w:val="0"/>
-          <w:numId w:val="1009"/>
+          <w:numId w:val="1013"/>
+        </w:numPr>
+        <w:pStyle w:val="Compact"/>
+      </w:pPr>
+      <w:r>
+        <w:t xml:space="preserve">Before the day: each student signs up for one pre-reading track and reads it (see</w:t>
+      </w:r>
+      <w:r>
+        <w:t xml:space="preserve"> </w:t>
+      </w:r>
+      <w:r>
+        <w:t xml:space="preserve">“</w:t>
+      </w:r>
+      <w:r>
+        <w:t xml:space="preserve">Before the day</w:t>
+      </w:r>
+      <w:r>
+        <w:t xml:space="preserve">”</w:t>
+      </w:r>
+      <w:r>
+        <w:t xml:space="preserve"> </w:t>
+      </w:r>
+      <w:r>
+        <w:t xml:space="preserve">below).</w:t>
+      </w:r>
+    </w:p>
+    <w:p>
+      <w:pPr>
+        <w:numPr>
+          <w:ilvl w:val="0"/>
+          <w:numId w:val="1013"/>
         </w:numPr>
         <w:pStyle w:val="Compact"/>
       </w:pPr>
@@ -2954,7 +3314,7 @@
       <w:pPr>
         <w:numPr>
           <w:ilvl w:val="0"/>
-          <w:numId w:val="1009"/>
+          <w:numId w:val="1013"/>
         </w:numPr>
         <w:pStyle w:val="Compact"/>
       </w:pPr>
@@ -2966,7 +3326,7 @@
       <w:pPr>
         <w:numPr>
           <w:ilvl w:val="0"/>
-          <w:numId w:val="1009"/>
+          <w:numId w:val="1013"/>
         </w:numPr>
         <w:pStyle w:val="Compact"/>
       </w:pPr>
@@ -2978,7 +3338,7 @@
       <w:pPr>
         <w:numPr>
           <w:ilvl w:val="0"/>
-          <w:numId w:val="1009"/>
+          <w:numId w:val="1013"/>
         </w:numPr>
         <w:pStyle w:val="Compact"/>
       </w:pPr>
@@ -2990,7 +3350,7 @@
       <w:pPr>
         <w:numPr>
           <w:ilvl w:val="0"/>
-          <w:numId w:val="1009"/>
+          <w:numId w:val="1013"/>
         </w:numPr>
         <w:pStyle w:val="Compact"/>
       </w:pPr>
@@ -3002,7 +3362,7 @@
       <w:pPr>
         <w:numPr>
           <w:ilvl w:val="0"/>
-          <w:numId w:val="1009"/>
+          <w:numId w:val="1013"/>
         </w:numPr>
         <w:pStyle w:val="Compact"/>
       </w:pPr>
@@ -3014,7 +3374,7 @@
       <w:pPr>
         <w:numPr>
           <w:ilvl w:val="0"/>
-          <w:numId w:val="1009"/>
+          <w:numId w:val="1013"/>
         </w:numPr>
         <w:pStyle w:val="Compact"/>
       </w:pPr>
@@ -3027,11 +3387,11 @@
         <w:pStyle w:val="FirstParagraph"/>
       </w:pPr>
       <w:r>
-        <w:t xml:space="preserve">(Reading plus discussion totals 3.5 hours; lecture 1 hour; exercises 2 hours. Adjust the reading/discussion split toward discussion if the room is engaged.)</w:t>
-      </w:r>
-    </w:p>
-    <w:bookmarkEnd w:id="70"/>
-    <w:bookmarkStart w:id="71" w:name="required-materials"/>
+        <w:t xml:space="preserve">(Reading plus discussion totals 3.5 hours; lecture 1 hour; exercises 2 hours. Adjust the reading/discussion split toward discussion if the room is engaged. Taught once as scheduled: the lecture ran long and the discussion prompts proved too ambitious; read Notes for future iterations before re-planning.)</w:t>
+      </w:r>
+    </w:p>
+    <w:bookmarkEnd w:id="77"/>
+    <w:bookmarkStart w:id="79" w:name="required-materials"/>
     <w:p>
       <w:pPr>
         <w:pStyle w:val="Heading2"/>
@@ -3044,7 +3404,7 @@
       <w:pPr>
         <w:numPr>
           <w:ilvl w:val="0"/>
-          <w:numId w:val="1010"/>
+          <w:numId w:val="1014"/>
         </w:numPr>
         <w:pStyle w:val="Compact"/>
       </w:pPr>
@@ -3056,19 +3416,44 @@
       <w:pPr>
         <w:numPr>
           <w:ilvl w:val="0"/>
-          <w:numId w:val="1010"/>
-        </w:numPr>
-        <w:pStyle w:val="Compact"/>
-      </w:pPr>
-      <w:r>
-        <w:t xml:space="preserve">Printed (or linked) fundamental readings and the five pre-reading track sheets.</w:t>
-      </w:r>
-    </w:p>
-    <w:p>
-      <w:pPr>
-        <w:numPr>
-          <w:ilvl w:val="0"/>
-          <w:numId w:val="1010"/>
+          <w:numId w:val="1014"/>
+        </w:numPr>
+        <w:pStyle w:val="Compact"/>
+      </w:pPr>
+      <w:r>
+        <w:t xml:space="preserve">Printed (or linked) fundamental readings and the five pre-reading track sheets (</w:t>
+      </w:r>
+      <w:hyperlink r:id="rId78">
+        <w:r>
+          <w:rPr>
+            <w:rStyle w:val="Hyperlink"/>
+          </w:rPr>
+          <w:t xml:space="preserve">pre-reading instructions</w:t>
+        </w:r>
+      </w:hyperlink>
+      <w:r>
+        <w:t xml:space="preserve">;</w:t>
+      </w:r>
+      <w:r>
+        <w:t xml:space="preserve"> </w:t>
+      </w:r>
+      <w:hyperlink r:id="rId36">
+        <w:r>
+          <w:rPr>
+            <w:rStyle w:val="Hyperlink"/>
+          </w:rPr>
+          <w:t xml:space="preserve">live sign-up sheet</w:t>
+        </w:r>
+      </w:hyperlink>
+      <w:r>
+        <w:t xml:space="preserve">).</w:t>
+      </w:r>
+    </w:p>
+    <w:p>
+      <w:pPr>
+        <w:numPr>
+          <w:ilvl w:val="0"/>
+          <w:numId w:val="1014"/>
         </w:numPr>
         <w:pStyle w:val="Compact"/>
       </w:pPr>
@@ -3078,7 +3463,7 @@
       <w:r>
         <w:t xml:space="preserve"> </w:t>
       </w:r>
-      <w:hyperlink r:id="rId24">
+      <w:hyperlink r:id="rId26">
         <w:r>
           <w:rPr>
             <w:rStyle w:val="Hyperlink"/>
@@ -3095,7 +3480,7 @@
       <w:r>
         <w:t xml:space="preserve"> </w:t>
       </w:r>
-      <w:hyperlink r:id="rId25">
+      <w:hyperlink r:id="rId27">
         <w:r>
           <w:rPr>
             <w:rStyle w:val="Hyperlink"/>
@@ -3114,7 +3499,7 @@
       <w:pPr>
         <w:numPr>
           <w:ilvl w:val="0"/>
-          <w:numId w:val="1010"/>
+          <w:numId w:val="1014"/>
         </w:numPr>
         <w:pStyle w:val="Compact"/>
       </w:pPr>
@@ -3126,7 +3511,7 @@
       <w:pPr>
         <w:numPr>
           <w:ilvl w:val="0"/>
-          <w:numId w:val="1010"/>
+          <w:numId w:val="1014"/>
         </w:numPr>
         <w:pStyle w:val="Compact"/>
       </w:pPr>
@@ -3138,21 +3523,114 @@
       <w:pPr>
         <w:numPr>
           <w:ilvl w:val="0"/>
-          <w:numId w:val="1010"/>
-        </w:numPr>
-        <w:pStyle w:val="Compact"/>
-      </w:pPr>
-      <w:r>
-        <w:t xml:space="preserve">The four prerequisite refresher notes, shared with students a few days ahead.</w:t>
-      </w:r>
-    </w:p>
-    <w:bookmarkEnd w:id="71"/>
-    <w:bookmarkStart w:id="72" w:name="morning-lecture-1"/>
+          <w:numId w:val="1014"/>
+        </w:numPr>
+        <w:pStyle w:val="Compact"/>
+      </w:pPr>
+      <w:r>
+        <w:t xml:space="preserve">The four prerequisite refresher notes (linked from the</w:t>
+      </w:r>
+      <w:r>
+        <w:t xml:space="preserve"> </w:t>
+      </w:r>
+      <w:hyperlink r:id="rId22">
+        <w:r>
+          <w:rPr>
+            <w:rStyle w:val="Hyperlink"/>
+          </w:rPr>
+          <w:t xml:space="preserve">session page</w:t>
+        </w:r>
+      </w:hyperlink>
+      <w:r>
+        <w:t xml:space="preserve">), shared with students a few days ahead.</w:t>
+      </w:r>
+    </w:p>
+    <w:bookmarkEnd w:id="79"/>
+    <w:bookmarkStart w:id="80" w:name="before-the-day"/>
     <w:p>
       <w:pPr>
         <w:pStyle w:val="Heading2"/>
       </w:pPr>
       <w:r>
+        <w:t xml:space="preserve">Before the day</w:t>
+      </w:r>
+    </w:p>
+    <w:p>
+      <w:pPr>
+        <w:pStyle w:val="FirstParagraph"/>
+      </w:pPr>
+      <w:r>
+        <w:t xml:space="preserve">About a week ahead, send students the</w:t>
+      </w:r>
+      <w:r>
+        <w:t xml:space="preserve"> </w:t>
+      </w:r>
+      <w:hyperlink r:id="rId36">
+        <w:r>
+          <w:rPr>
+            <w:rStyle w:val="Hyperlink"/>
+          </w:rPr>
+          <w:t xml:space="preserve">pre-reading sign-up sheet</w:t>
+        </w:r>
+      </w:hyperlink>
+      <w:r>
+        <w:t xml:space="preserve"> </w:t>
+      </w:r>
+      <w:r>
+        <w:t xml:space="preserve">(its five topic sections are the five track sheets; a repo copy of the instructions is</w:t>
+      </w:r>
+      <w:r>
+        <w:t xml:space="preserve"> </w:t>
+      </w:r>
+      <w:hyperlink r:id="rId78">
+        <w:r>
+          <w:rPr>
+            <w:rStyle w:val="Hyperlink"/>
+          </w:rPr>
+          <w:t xml:space="preserve">here</w:t>
+        </w:r>
+      </w:hyperlink>
+      <w:r>
+        <w:t xml:space="preserve">, though the repo copy predates the optimization-and-thermodynamics note, so make sure the live sheet’s optimization track lists the note first). Each student signs up for exactly one track; the per-track slot caps keep the room balanced so every discussion group can contain one student per track. Also share the four prerequisite refresher notes (via the</w:t>
+      </w:r>
+      <w:r>
+        <w:t xml:space="preserve"> </w:t>
+      </w:r>
+      <w:hyperlink r:id="rId22">
+        <w:r>
+          <w:rPr>
+            <w:rStyle w:val="Hyperlink"/>
+          </w:rPr>
+          <w:t xml:space="preserve">session page</w:t>
+        </w:r>
+      </w:hyperlink>
+      <w:r>
+        <w:t xml:space="preserve">) and tell students to read the one matching their weakest area.</w:t>
+      </w:r>
+      <w:r>
+        <w:t xml:space="preserve"> </w:t>
+      </w:r>
+      <w:r>
+        <w:rPr>
+          <w:bCs/>
+          <w:b/>
+        </w:rPr>
+        <w:t xml:space="preserve">TN:</w:t>
+      </w:r>
+      <w:r>
+        <w:t xml:space="preserve"> </w:t>
+      </w:r>
+      <w:r>
+        <w:t xml:space="preserve">a student who arrives unprepared can still follow the day: put them in a group with a strong reader of some track and point them at the fundamental readings; the strand summaries in this document are self-contained enough for catch-up.</w:t>
+      </w:r>
+    </w:p>
+    <w:bookmarkEnd w:id="80"/>
+    <w:bookmarkStart w:id="81" w:name="morning-lecture-1"/>
+    <w:p>
+      <w:pPr>
+        <w:pStyle w:val="Heading2"/>
+      </w:pPr>
+      <w:r>
         <w:t xml:space="preserve">Morning lecture</w:t>
       </w:r>
     </w:p>
@@ -3166,7 +3644,7 @@
       <w:r>
         <w:t xml:space="preserve"> </w:t>
       </w:r>
-      <w:hyperlink r:id="rId23">
+      <w:hyperlink r:id="rId24">
         <w:r>
           <w:rPr>
             <w:rStyle w:val="Hyperlink"/>
@@ -3226,6 +3704,42 @@
       </w:r>
       <w:r>
         <w:t xml:space="preserve">the previews only need to plant the question each strand answers; depth comes from the students’ own pre-reading and the discussion, so do not over-explain any one strand here. Leave 10 minutes for questions.</w:t>
+      </w:r>
+    </w:p>
+    <w:p>
+      <w:pPr>
+        <w:pStyle w:val="BodyText"/>
+      </w:pPr>
+      <w:r>
+        <w:rPr>
+          <w:bCs/>
+          <w:b/>
+        </w:rPr>
+        <w:t xml:space="preserve">TN (post-teaching):</w:t>
+      </w:r>
+      <w:r>
+        <w:t xml:space="preserve"> </w:t>
+      </w:r>
+      <w:r>
+        <w:t xml:space="preserve">the deck ran long and dense when taught. If trimming, keep every strand preview and cut from within sections instead (the two</w:t>
+      </w:r>
+      <w:r>
+        <w:t xml:space="preserve"> </w:t>
+      </w:r>
+      <w:r>
+        <w:t xml:space="preserve">“</w:t>
+      </w:r>
+      <w:r>
+        <w:t xml:space="preserve">Logical Uncertainty: Open Problems</w:t>
+      </w:r>
+      <w:r>
+        <w:t xml:space="preserve">”</w:t>
+      </w:r>
+      <w:r>
+        <w:t xml:space="preserve"> </w:t>
+      </w:r>
+      <w:r>
+        <w:t xml:space="preserve">slides and the second coherence slide are the safest cuts), and prefer adding a worked example over adding another abstraction.</w:t>
       </w:r>
     </w:p>
     <w:p>
@@ -3578,7 +4092,7 @@
       <w:r>
         <w:t xml:space="preserve"> </w:t>
       </w:r>
-      <w:hyperlink r:id="rId41">
+      <w:hyperlink r:id="rId45">
         <w:r>
           <w:rPr>
             <w:rStyle w:val="Hyperlink"/>
@@ -3611,8 +4125,8 @@
         <w:t xml:space="preserve">slide is the two-bridge argument of Section 8 of that note, and Exercise 4 is the single-step backbone of the bound.</w:t>
       </w:r>
     </w:p>
-    <w:bookmarkEnd w:id="72"/>
-    <w:bookmarkStart w:id="73" w:name="fundamental-reading-1"/>
+    <w:bookmarkEnd w:id="81"/>
+    <w:bookmarkStart w:id="82" w:name="fundamental-reading-1"/>
     <w:p>
       <w:pPr>
         <w:pStyle w:val="Heading2"/>
@@ -3655,11 +4169,11 @@
         <w:t xml:space="preserve">connections to their own track</w:t>
       </w:r>
       <w:r>
-        <w:t xml:space="preserve">, not for full coverage; the connections are the raw material for the discussion. Embedded agency is the anchor; the other three each sharpen one thread (why this approach, reflective stability, general-purpose search).</w:t>
-      </w:r>
-    </w:p>
-    <w:bookmarkEnd w:id="73"/>
-    <w:bookmarkStart w:id="74" w:name="cross-pollination-discussion-1"/>
+        <w:t xml:space="preserve">, not for full coverage; the connections are the raw material for the discussion. Embedded agency is the anchor; the other three each sharpen one theme (why this approach, reflective stability, general-purpose search).</w:t>
+      </w:r>
+    </w:p>
+    <w:bookmarkEnd w:id="82"/>
+    <w:bookmarkStart w:id="83" w:name="cross-pollination-discussion-1"/>
     <w:p>
       <w:pPr>
         <w:pStyle w:val="Heading2"/>
@@ -3689,7 +4203,23 @@
         <w:t xml:space="preserve"> </w:t>
       </w:r>
       <w:r>
-        <w:t xml:space="preserve">the failure mode is a student who read a topic answering for everyone. Run it as: each member first explains their own track’s core idea to the group in two minutes, then the group works a cross-pollination prompt together. Let each group pick the prompts that span the tracks present; float between groups and seed a stuck group with one concrete sub-question (for example,</w:t>
+        <w:t xml:space="preserve">the failure mode is a student who read a topic answering for everyone. Run it as: each member first teaches their track’s core idea to the group, with clarifying questions (give this a generous share of the block; when taught, this cross-exposure was the most valuable part); then, if the group has energy left, they work a cross-pollination prompt together.</w:t>
+      </w:r>
+      <w:r>
+        <w:t xml:space="preserve"> </w:t>
+      </w:r>
+      <w:r>
+        <w:rPr>
+          <w:bCs/>
+          <w:b/>
+        </w:rPr>
+        <w:t xml:space="preserve">TN (post-teaching):</w:t>
+      </w:r>
+      <w:r>
+        <w:t xml:space="preserve"> </w:t>
+      </w:r>
+      <w:r>
+        <w:t xml:space="preserve">the prompts below proved too ambitious for students one day into the material; treat them as extensions for strong groups, not the core activity. Let each group pick the prompts that span the tracks present; float between groups and seed a stuck group with one concrete sub-question (for example,</w:t>
       </w:r>
       <w:r>
         <w:t xml:space="preserve"> </w:t>
@@ -3719,7 +4249,7 @@
       <w:pPr>
         <w:numPr>
           <w:ilvl w:val="0"/>
-          <w:numId w:val="1011"/>
+          <w:numId w:val="1015"/>
         </w:numPr>
         <w:pStyle w:val="Compact"/>
       </w:pPr>
@@ -3741,7 +4271,7 @@
       <w:pPr>
         <w:numPr>
           <w:ilvl w:val="0"/>
-          <w:numId w:val="1011"/>
+          <w:numId w:val="1015"/>
         </w:numPr>
         <w:pStyle w:val="Compact"/>
       </w:pPr>
@@ -3778,7 +4308,7 @@
       <w:pPr>
         <w:numPr>
           <w:ilvl w:val="0"/>
-          <w:numId w:val="1011"/>
+          <w:numId w:val="1015"/>
         </w:numPr>
         <w:pStyle w:val="Compact"/>
       </w:pPr>
@@ -3793,14 +4323,32 @@
         <w:t xml:space="preserve"> </w:t>
       </w:r>
       <w:r>
-        <w:t xml:space="preserve">The Dutch-book argument behind coherence presupposes logical omniscience (computing expected utilities needs the logical consequences of one’s beliefs). How does logical uncertainty interact with the foundations of coherence?</w:t>
-      </w:r>
-    </w:p>
-    <w:p>
-      <w:pPr>
-        <w:numPr>
-          <w:ilvl w:val="0"/>
-          <w:numId w:val="1011"/>
+        <w:t xml:space="preserve">The Dutch-book argument behind coherence presupposes logical omniscience (computing expected utilities needs the logical consequences of one’s beliefs), and the logical-induction criterion is exactly the</w:t>
+      </w:r>
+      <w:r>
+        <w:t xml:space="preserve"> </w:t>
+      </w:r>
+      <w:r>
+        <w:t xml:space="preserve">“</w:t>
+      </w:r>
+      <w:r>
+        <w:t xml:space="preserve">no efficient Dutch book</w:t>
+      </w:r>
+      <w:r>
+        <w:t xml:space="preserve">”</w:t>
+      </w:r>
+      <w:r>
+        <w:t xml:space="preserve"> </w:t>
+      </w:r>
+      <w:r>
+        <w:t xml:space="preserve">analogue. How does logical uncertainty reshape coherence arguments?</w:t>
+      </w:r>
+    </w:p>
+    <w:p>
+      <w:pPr>
+        <w:numPr>
+          <w:ilvl w:val="0"/>
+          <w:numId w:val="1015"/>
         </w:numPr>
         <w:pStyle w:val="Compact"/>
       </w:pPr>
@@ -3822,7 +4370,7 @@
       <w:pPr>
         <w:numPr>
           <w:ilvl w:val="0"/>
-          <w:numId w:val="1011"/>
+          <w:numId w:val="1015"/>
         </w:numPr>
         <w:pStyle w:val="Compact"/>
       </w:pPr>
@@ -3868,44 +4416,26 @@
       <w:pPr>
         <w:numPr>
           <w:ilvl w:val="0"/>
-          <w:numId w:val="1011"/>
-        </w:numPr>
-        <w:pStyle w:val="Compact"/>
-      </w:pPr>
-      <w:r>
-        <w:rPr>
-          <w:bCs/>
-          <w:b/>
-        </w:rPr>
-        <w:t xml:space="preserve">Consequentialist foundations × logical induction.</w:t>
-      </w:r>
-      <w:r>
-        <w:t xml:space="preserve"> </w:t>
-      </w:r>
-      <w:r>
-        <w:t xml:space="preserve">Coherence assumes the agent can price any bet correctly; the logical-induction criterion is the</w:t>
-      </w:r>
-      <w:r>
-        <w:t xml:space="preserve"> </w:t>
-      </w:r>
-      <w:r>
-        <w:t xml:space="preserve">“</w:t>
-      </w:r>
-      <w:r>
-        <w:t xml:space="preserve">no efficient Dutch book</w:t>
-      </w:r>
-      <w:r>
-        <w:t xml:space="preserve">”</w:t>
-      </w:r>
-      <w:r>
-        <w:t xml:space="preserve"> </w:t>
-      </w:r>
-      <w:r>
-        <w:t xml:space="preserve">analogue. How does logical uncertainty reshape coherence arguments?</w:t>
-      </w:r>
-    </w:p>
-    <w:bookmarkEnd w:id="74"/>
-    <w:bookmarkStart w:id="75" w:name="exercise-session-1"/>
+          <w:numId w:val="1015"/>
+        </w:numPr>
+        <w:pStyle w:val="Compact"/>
+      </w:pPr>
+      <w:r>
+        <w:rPr>
+          <w:bCs/>
+          <w:b/>
+        </w:rPr>
+        <w:t xml:space="preserve">Löb’s theorem and tiling agents × descriptive agent foundations.</w:t>
+      </w:r>
+      <w:r>
+        <w:t xml:space="preserve"> </w:t>
+      </w:r>
+      <w:r>
+        <w:t xml:space="preserve">Tiling asks whether an agent can verify a successor; selection theorems ask what structures selection pressure produces. Would an optimization process that keeps building successors select for agents that can verify them, and what internal structure would that force?</w:t>
+      </w:r>
+    </w:p>
+    <w:bookmarkEnd w:id="83"/>
+    <w:bookmarkStart w:id="84" w:name="exercise-session-1"/>
     <w:p>
       <w:pPr>
         <w:pStyle w:val="Heading2"/>
@@ -3924,7 +4454,7 @@
       <w:r>
         <w:t xml:space="preserve"> </w:t>
       </w:r>
-      <w:hyperlink r:id="rId24">
+      <w:hyperlink r:id="rId26">
         <w:r>
           <w:rPr>
             <w:rStyle w:val="Hyperlink"/>
@@ -3954,7 +4484,7 @@
       <w:r>
         <w:t xml:space="preserve"> </w:t>
       </w:r>
-      <w:hyperlink r:id="rId25">
+      <w:hyperlink r:id="rId27">
         <w:r>
           <w:rPr>
             <w:rStyle w:val="Hyperlink"/>
@@ -4117,8 +4647,8 @@
         <w:t xml:space="preserve">): the exercise shows an optimal policy need not coordinate across a modular environment, which is the formal version of that slide’s claim.</w:t>
       </w:r>
     </w:p>
-    <w:bookmarkEnd w:id="75"/>
-    <w:bookmarkStart w:id="76" w:name="daily-checkpoint-1"/>
+    <w:bookmarkEnd w:id="84"/>
+    <w:bookmarkStart w:id="85" w:name="daily-checkpoint-1"/>
     <w:p>
       <w:pPr>
         <w:pStyle w:val="Heading2"/>
@@ -4132,12 +4662,20 @@
         <w:pStyle w:val="FirstParagraph"/>
       </w:pPr>
       <w:r>
-        <w:t xml:space="preserve">Run the six-question checkpoint (above) as a quick individual quiz, then read out the answers. It doubles as an attendance check and tees up the feedback form.</w:t>
-      </w:r>
-    </w:p>
-    <w:bookmarkEnd w:id="76"/>
-    <w:bookmarkEnd w:id="77"/>
-    <w:bookmarkStart w:id="78" w:name="notes-for-future-iterations"/>
+        <w:t xml:space="preserve">Run the live Jotform checkpoint (13 questions); the seven questions in Main content are the self-contained core to use if the form is unavailable. Read out the answers afterward; the quiz doubles as an attendance check and tees up the feedback form.</w:t>
+      </w:r>
+    </w:p>
+    <w:p>
+      <w:pPr>
+        <w:pStyle w:val="BodyText"/>
+      </w:pPr>
+      <w:r>
+        <w:t xml:space="preserve">Answer key for the in-document questions: 1(b), 2(c), 3(a), 4(d), 5(b), 6(a), 7(c).</w:t>
+      </w:r>
+    </w:p>
+    <w:bookmarkEnd w:id="85"/>
+    <w:bookmarkEnd w:id="86"/>
+    <w:bookmarkStart w:id="87" w:name="notes-for-future-iterations"/>
     <w:p>
       <w:pPr>
         <w:pStyle w:val="Heading1"/>
@@ -4150,7 +4688,7 @@
       <w:pPr>
         <w:numPr>
           <w:ilvl w:val="0"/>
-          <w:numId w:val="1012"/>
+          <w:numId w:val="1016"/>
         </w:numPr>
         <w:pStyle w:val="Compact"/>
       </w:pPr>
@@ -4162,7 +4700,7 @@
       <w:pPr>
         <w:numPr>
           <w:ilvl w:val="1"/>
-          <w:numId w:val="1013"/>
+          <w:numId w:val="1017"/>
         </w:numPr>
         <w:pStyle w:val="Compact"/>
       </w:pPr>
@@ -4174,7 +4712,7 @@
       <w:pPr>
         <w:numPr>
           <w:ilvl w:val="1"/>
-          <w:numId w:val="1013"/>
+          <w:numId w:val="1017"/>
         </w:numPr>
         <w:pStyle w:val="Compact"/>
       </w:pPr>
@@ -4186,7 +4724,7 @@
       <w:pPr>
         <w:numPr>
           <w:ilvl w:val="1"/>
-          <w:numId w:val="1013"/>
+          <w:numId w:val="1017"/>
         </w:numPr>
         <w:pStyle w:val="Compact"/>
       </w:pPr>
@@ -4198,7 +4736,7 @@
       <w:pPr>
         <w:numPr>
           <w:ilvl w:val="1"/>
-          <w:numId w:val="1013"/>
+          <w:numId w:val="1017"/>
         </w:numPr>
         <w:pStyle w:val="Compact"/>
       </w:pPr>
@@ -4210,7 +4748,7 @@
       <w:pPr>
         <w:numPr>
           <w:ilvl w:val="0"/>
-          <w:numId w:val="1012"/>
+          <w:numId w:val="1016"/>
         </w:numPr>
         <w:pStyle w:val="Compact"/>
       </w:pPr>
@@ -4222,7 +4760,7 @@
       <w:pPr>
         <w:numPr>
           <w:ilvl w:val="1"/>
-          <w:numId w:val="1014"/>
+          <w:numId w:val="1018"/>
         </w:numPr>
         <w:pStyle w:val="Compact"/>
       </w:pPr>
@@ -4234,7 +4772,7 @@
       <w:pPr>
         <w:numPr>
           <w:ilvl w:val="1"/>
-          <w:numId w:val="1014"/>
+          <w:numId w:val="1018"/>
         </w:numPr>
         <w:pStyle w:val="Compact"/>
       </w:pPr>
@@ -4246,7 +4784,7 @@
       <w:pPr>
         <w:numPr>
           <w:ilvl w:val="1"/>
-          <w:numId w:val="1014"/>
+          <w:numId w:val="1018"/>
         </w:numPr>
         <w:pStyle w:val="Compact"/>
       </w:pPr>
@@ -4258,7 +4796,7 @@
       <w:pPr>
         <w:numPr>
           <w:ilvl w:val="0"/>
-          <w:numId w:val="1012"/>
+          <w:numId w:val="1016"/>
         </w:numPr>
         <w:pStyle w:val="Compact"/>
       </w:pPr>
@@ -4270,7 +4808,7 @@
       <w:pPr>
         <w:numPr>
           <w:ilvl w:val="1"/>
-          <w:numId w:val="1015"/>
+          <w:numId w:val="1019"/>
         </w:numPr>
         <w:pStyle w:val="Compact"/>
       </w:pPr>
@@ -4282,7 +4820,7 @@
       <w:pPr>
         <w:numPr>
           <w:ilvl w:val="1"/>
-          <w:numId w:val="1015"/>
+          <w:numId w:val="1019"/>
         </w:numPr>
         <w:pStyle w:val="Compact"/>
       </w:pPr>
@@ -4294,7 +4832,7 @@
       <w:pPr>
         <w:numPr>
           <w:ilvl w:val="1"/>
-          <w:numId w:val="1015"/>
+          <w:numId w:val="1019"/>
         </w:numPr>
         <w:pStyle w:val="Compact"/>
       </w:pPr>
@@ -4306,7 +4844,7 @@
       <w:pPr>
         <w:numPr>
           <w:ilvl w:val="0"/>
-          <w:numId w:val="1012"/>
+          <w:numId w:val="1016"/>
         </w:numPr>
         <w:pStyle w:val="Compact"/>
       </w:pPr>
@@ -4318,7 +4856,7 @@
       <w:pPr>
         <w:numPr>
           <w:ilvl w:val="0"/>
-          <w:numId w:val="1012"/>
+          <w:numId w:val="1016"/>
         </w:numPr>
         <w:pStyle w:val="Compact"/>
       </w:pPr>
@@ -4330,7 +4868,7 @@
       <w:pPr>
         <w:numPr>
           <w:ilvl w:val="1"/>
-          <w:numId w:val="1016"/>
+          <w:numId w:val="1020"/>
         </w:numPr>
         <w:pStyle w:val="Compact"/>
       </w:pPr>
@@ -4342,7 +4880,7 @@
       <w:pPr>
         <w:numPr>
           <w:ilvl w:val="1"/>
-          <w:numId w:val="1016"/>
+          <w:numId w:val="1020"/>
         </w:numPr>
         <w:pStyle w:val="Compact"/>
       </w:pPr>
@@ -4354,7 +4892,7 @@
       <w:pPr>
         <w:numPr>
           <w:ilvl w:val="1"/>
-          <w:numId w:val="1016"/>
+          <w:numId w:val="1020"/>
         </w:numPr>
         <w:pStyle w:val="Compact"/>
       </w:pPr>
@@ -4366,7 +4904,7 @@
       <w:pPr>
         <w:numPr>
           <w:ilvl w:val="1"/>
-          <w:numId w:val="1016"/>
+          <w:numId w:val="1020"/>
         </w:numPr>
         <w:pStyle w:val="Compact"/>
       </w:pPr>
@@ -4378,7 +4916,7 @@
       <w:pPr>
         <w:numPr>
           <w:ilvl w:val="1"/>
-          <w:numId w:val="1016"/>
+          <w:numId w:val="1020"/>
         </w:numPr>
         <w:pStyle w:val="Compact"/>
       </w:pPr>
@@ -4386,7 +4924,7 @@
         <w:t xml:space="preserve">Alignment needs to be solved on a first critical try</w:t>
       </w:r>
     </w:p>
-    <w:bookmarkEnd w:id="78"/>
+    <w:bookmarkEnd w:id="87"/>
     <w:sectPr/>
   </w:body>
 </w:document>
@@ -4679,6 +5217,9 @@
     <w:abstractNumId w:val="991"/>
   </w:num>
   <w:num w:numId="1008">
+    <w:abstractNumId w:val="991"/>
+  </w:num>
+  <w:num w:numId="1009">
     <w:abstractNumId w:val="99411"/>
     <w:lvlOverride w:ilvl="0">
       <w:startOverride w:val="1"/>
@@ -4708,13 +5249,22 @@
       <w:startOverride w:val="1"/>
     </w:lvlOverride>
   </w:num>
-  <w:num w:numId="1009">
-    <w:abstractNumId w:val="991"/>
-  </w:num>
   <w:num w:numId="1010">
     <w:abstractNumId w:val="991"/>
   </w:num>
   <w:num w:numId="1011">
+    <w:abstractNumId w:val="991"/>
+  </w:num>
+  <w:num w:numId="1012">
+    <w:abstractNumId w:val="991"/>
+  </w:num>
+  <w:num w:numId="1013">
+    <w:abstractNumId w:val="991"/>
+  </w:num>
+  <w:num w:numId="1014">
+    <w:abstractNumId w:val="991"/>
+  </w:num>
+  <w:num w:numId="1015">
     <w:abstractNumId w:val="99411"/>
     <w:lvlOverride w:ilvl="0">
       <w:startOverride w:val="1"/>
@@ -4744,19 +5294,19 @@
       <w:startOverride w:val="1"/>
     </w:lvlOverride>
   </w:num>
-  <w:num w:numId="1012">
+  <w:num w:numId="1016">
     <w:abstractNumId w:val="991"/>
   </w:num>
-  <w:num w:numId="1013">
+  <w:num w:numId="1017">
     <w:abstractNumId w:val="991"/>
   </w:num>
-  <w:num w:numId="1014">
+  <w:num w:numId="1018">
     <w:abstractNumId w:val="991"/>
   </w:num>
-  <w:num w:numId="1015">
+  <w:num w:numId="1019">
     <w:abstractNumId w:val="991"/>
   </w:num>
-  <w:num w:numId="1016">
+  <w:num w:numId="1020">
     <w:abstractNumId w:val="991"/>
   </w:num>
 </w:numbering>

--- a/agent foundations/Agent Foundations module.docx
+++ b/agent foundations/Agent Foundations module.docx
@@ -3591,7 +3591,7 @@
         </w:r>
       </w:hyperlink>
       <w:r>
-        <w:t xml:space="preserve">, though the repo copy predates the optimization-and-thermodynamics note, so make sure the live sheet’s optimization track lists the note first). Each student signs up for exactly one track; the per-track slot caps keep the room balanced so every discussion group can contain one student per track. Also share the four prerequisite refresher notes (via the</w:t>
+        <w:t xml:space="preserve">). Each student signs up for exactly one track; the per-track slot caps keep the room balanced so every discussion group can contain one student per track. Also share the four prerequisite refresher notes (via the</w:t>
       </w:r>
       <w:r>
         <w:t xml:space="preserve"> </w:t>
